--- a/exercise_3/docs/NguyenHoangLong_2321060041_DCCDTD68B.docx
+++ b/exercise_3/docs/NguyenHoangLong_2321060041_DCCDTD68B.docx
@@ -1213,7 +1213,13 @@
               <w:tab w:val="right" w:leader="dot" w:pos="9062"/>
             </w:tabs>
             <w:rPr>
+              <w:rFonts w:asciiTheme="minorHAnsi" w:eastAsiaTheme="minorEastAsia" w:hAnsiTheme="minorHAnsi" w:cstheme="minorBidi"/>
               <w:noProof/>
+              <w:kern w:val="2"/>
+              <w:sz w:val="22"/>
+              <w:szCs w:val="22"/>
+              <w:lang w:val="en-US"/>
+              <w14:ligatures w14:val="standardContextual"/>
             </w:rPr>
           </w:pPr>
           <w:r>
@@ -1225,7 +1231,7 @@
           <w:r>
             <w:fldChar w:fldCharType="separate"/>
           </w:r>
-          <w:hyperlink w:anchor="_Toc225895527" w:history="1">
+          <w:hyperlink w:anchor="_Toc225900197" w:history="1">
             <w:r>
               <w:rPr>
                 <w:rStyle w:val="Hyperlink"/>
@@ -1252,7 +1258,7 @@
                 <w:noProof/>
                 <w:webHidden/>
               </w:rPr>
-              <w:instrText xml:space="preserve"> PAGEREF _Toc225895527 \h </w:instrText>
+              <w:instrText xml:space="preserve"> PAGEREF _Toc225900197 \h </w:instrText>
             </w:r>
             <w:r>
               <w:rPr>
@@ -1272,7 +1278,7 @@
                 <w:noProof/>
                 <w:webHidden/>
               </w:rPr>
-              <w:t>2</w:t>
+              <w:t>3</w:t>
             </w:r>
             <w:r>
               <w:rPr>
@@ -1290,10 +1296,16 @@
               <w:tab w:val="right" w:leader="dot" w:pos="9062"/>
             </w:tabs>
             <w:rPr>
+              <w:rFonts w:asciiTheme="minorHAnsi" w:eastAsiaTheme="minorEastAsia" w:hAnsiTheme="minorHAnsi" w:cstheme="minorBidi"/>
               <w:noProof/>
+              <w:kern w:val="2"/>
+              <w:sz w:val="22"/>
+              <w:szCs w:val="22"/>
+              <w:lang w:val="en-US"/>
+              <w14:ligatures w14:val="standardContextual"/>
             </w:rPr>
           </w:pPr>
-          <w:hyperlink w:anchor="_Toc225895528" w:history="1">
+          <w:hyperlink w:anchor="_Toc225900198" w:history="1">
             <w:r>
               <w:rPr>
                 <w:rStyle w:val="Hyperlink"/>
@@ -1320,7 +1332,7 @@
                 <w:noProof/>
                 <w:webHidden/>
               </w:rPr>
-              <w:instrText xml:space="preserve"> PAGEREF _Toc225895528 \h </w:instrText>
+              <w:instrText xml:space="preserve"> PAGEREF _Toc225900198 \h </w:instrText>
             </w:r>
             <w:r>
               <w:rPr>
@@ -1340,7 +1352,7 @@
                 <w:noProof/>
                 <w:webHidden/>
               </w:rPr>
-              <w:t>3</w:t>
+              <w:t>4</w:t>
             </w:r>
             <w:r>
               <w:rPr>
@@ -1358,10 +1370,16 @@
               <w:tab w:val="right" w:leader="dot" w:pos="9062"/>
             </w:tabs>
             <w:rPr>
+              <w:rFonts w:asciiTheme="minorHAnsi" w:eastAsiaTheme="minorEastAsia" w:hAnsiTheme="minorHAnsi" w:cstheme="minorBidi"/>
               <w:noProof/>
+              <w:kern w:val="2"/>
+              <w:sz w:val="22"/>
+              <w:szCs w:val="22"/>
+              <w:lang w:val="en-US"/>
+              <w14:ligatures w14:val="standardContextual"/>
             </w:rPr>
           </w:pPr>
-          <w:hyperlink w:anchor="_Toc225895529" w:history="1">
+          <w:hyperlink w:anchor="_Toc225900199" w:history="1">
             <w:r>
               <w:rPr>
                 <w:rStyle w:val="Hyperlink"/>
@@ -1388,7 +1406,7 @@
                 <w:noProof/>
                 <w:webHidden/>
               </w:rPr>
-              <w:instrText xml:space="preserve"> PAGEREF _Toc225895529 \h </w:instrText>
+              <w:instrText xml:space="preserve"> PAGEREF _Toc225900199 \h </w:instrText>
             </w:r>
             <w:r>
               <w:rPr>
@@ -1408,7 +1426,7 @@
                 <w:noProof/>
                 <w:webHidden/>
               </w:rPr>
-              <w:t>3</w:t>
+              <w:t>4</w:t>
             </w:r>
             <w:r>
               <w:rPr>
@@ -1426,10 +1444,16 @@
               <w:tab w:val="right" w:leader="dot" w:pos="9062"/>
             </w:tabs>
             <w:rPr>
+              <w:rFonts w:asciiTheme="minorHAnsi" w:eastAsiaTheme="minorEastAsia" w:hAnsiTheme="minorHAnsi" w:cstheme="minorBidi"/>
               <w:noProof/>
+              <w:kern w:val="2"/>
+              <w:sz w:val="22"/>
+              <w:szCs w:val="22"/>
+              <w:lang w:val="en-US"/>
+              <w14:ligatures w14:val="standardContextual"/>
             </w:rPr>
           </w:pPr>
-          <w:hyperlink w:anchor="_Toc225895530" w:history="1">
+          <w:hyperlink w:anchor="_Toc225900200" w:history="1">
             <w:r>
               <w:rPr>
                 <w:rStyle w:val="Hyperlink"/>
@@ -1456,7 +1480,7 @@
                 <w:noProof/>
                 <w:webHidden/>
               </w:rPr>
-              <w:instrText xml:space="preserve"> PAGEREF _Toc225895530 \h </w:instrText>
+              <w:instrText xml:space="preserve"> PAGEREF _Toc225900200 \h </w:instrText>
             </w:r>
             <w:r>
               <w:rPr>
@@ -1476,7 +1500,7 @@
                 <w:noProof/>
                 <w:webHidden/>
               </w:rPr>
-              <w:t>3</w:t>
+              <w:t>4</w:t>
             </w:r>
             <w:r>
               <w:rPr>
@@ -1494,10 +1518,16 @@
               <w:tab w:val="right" w:leader="dot" w:pos="9062"/>
             </w:tabs>
             <w:rPr>
+              <w:rFonts w:asciiTheme="minorHAnsi" w:eastAsiaTheme="minorEastAsia" w:hAnsiTheme="minorHAnsi" w:cstheme="minorBidi"/>
               <w:noProof/>
+              <w:kern w:val="2"/>
+              <w:sz w:val="22"/>
+              <w:szCs w:val="22"/>
+              <w:lang w:val="en-US"/>
+              <w14:ligatures w14:val="standardContextual"/>
             </w:rPr>
           </w:pPr>
-          <w:hyperlink w:anchor="_Toc225895531" w:history="1">
+          <w:hyperlink w:anchor="_Toc225900201" w:history="1">
             <w:r>
               <w:rPr>
                 <w:rStyle w:val="Hyperlink"/>
@@ -1524,7 +1554,7 @@
                 <w:noProof/>
                 <w:webHidden/>
               </w:rPr>
-              <w:instrText xml:space="preserve"> PAGEREF _Toc225895531 \h </w:instrText>
+              <w:instrText xml:space="preserve"> PAGEREF _Toc225900201 \h </w:instrText>
             </w:r>
             <w:r>
               <w:rPr>
@@ -1544,7 +1574,7 @@
                 <w:noProof/>
                 <w:webHidden/>
               </w:rPr>
-              <w:t>4</w:t>
+              <w:t>5</w:t>
             </w:r>
             <w:r>
               <w:rPr>
@@ -1562,10 +1592,16 @@
               <w:tab w:val="right" w:leader="dot" w:pos="9062"/>
             </w:tabs>
             <w:rPr>
+              <w:rFonts w:asciiTheme="minorHAnsi" w:eastAsiaTheme="minorEastAsia" w:hAnsiTheme="minorHAnsi" w:cstheme="minorBidi"/>
               <w:noProof/>
+              <w:kern w:val="2"/>
+              <w:sz w:val="22"/>
+              <w:szCs w:val="22"/>
+              <w:lang w:val="en-US"/>
+              <w14:ligatures w14:val="standardContextual"/>
             </w:rPr>
           </w:pPr>
-          <w:hyperlink w:anchor="_Toc225895532" w:history="1">
+          <w:hyperlink w:anchor="_Toc225900202" w:history="1">
             <w:r>
               <w:rPr>
                 <w:rStyle w:val="Hyperlink"/>
@@ -1592,7 +1628,7 @@
                 <w:noProof/>
                 <w:webHidden/>
               </w:rPr>
-              <w:instrText xml:space="preserve"> PAGEREF _Toc225895532 \h </w:instrText>
+              <w:instrText xml:space="preserve"> PAGEREF _Toc225900202 \h </w:instrText>
             </w:r>
             <w:r>
               <w:rPr>
@@ -1612,7 +1648,7 @@
                 <w:noProof/>
                 <w:webHidden/>
               </w:rPr>
-              <w:t>4</w:t>
+              <w:t>5</w:t>
             </w:r>
             <w:r>
               <w:rPr>
@@ -1630,10 +1666,16 @@
               <w:tab w:val="right" w:leader="dot" w:pos="9062"/>
             </w:tabs>
             <w:rPr>
+              <w:rFonts w:asciiTheme="minorHAnsi" w:eastAsiaTheme="minorEastAsia" w:hAnsiTheme="minorHAnsi" w:cstheme="minorBidi"/>
               <w:noProof/>
+              <w:kern w:val="2"/>
+              <w:sz w:val="22"/>
+              <w:szCs w:val="22"/>
+              <w:lang w:val="en-US"/>
+              <w14:ligatures w14:val="standardContextual"/>
             </w:rPr>
           </w:pPr>
-          <w:hyperlink w:anchor="_Toc225895533" w:history="1">
+          <w:hyperlink w:anchor="_Toc225900203" w:history="1">
             <w:r>
               <w:rPr>
                 <w:rStyle w:val="Hyperlink"/>
@@ -1660,7 +1702,7 @@
                 <w:noProof/>
                 <w:webHidden/>
               </w:rPr>
-              <w:instrText xml:space="preserve"> PAGEREF _Toc225895533 \h </w:instrText>
+              <w:instrText xml:space="preserve"> PAGEREF _Toc225900203 \h </w:instrText>
             </w:r>
             <w:r>
               <w:rPr>
@@ -1680,7 +1722,7 @@
                 <w:noProof/>
                 <w:webHidden/>
               </w:rPr>
-              <w:t>5</w:t>
+              <w:t>6</w:t>
             </w:r>
             <w:r>
               <w:rPr>
@@ -1698,10 +1740,16 @@
               <w:tab w:val="right" w:leader="dot" w:pos="9062"/>
             </w:tabs>
             <w:rPr>
+              <w:rFonts w:asciiTheme="minorHAnsi" w:eastAsiaTheme="minorEastAsia" w:hAnsiTheme="minorHAnsi" w:cstheme="minorBidi"/>
               <w:noProof/>
+              <w:kern w:val="2"/>
+              <w:sz w:val="22"/>
+              <w:szCs w:val="22"/>
+              <w:lang w:val="en-US"/>
+              <w14:ligatures w14:val="standardContextual"/>
             </w:rPr>
           </w:pPr>
-          <w:hyperlink w:anchor="_Toc225895534" w:history="1">
+          <w:hyperlink w:anchor="_Toc225900204" w:history="1">
             <w:r>
               <w:rPr>
                 <w:rStyle w:val="Hyperlink"/>
@@ -1728,7 +1776,7 @@
                 <w:noProof/>
                 <w:webHidden/>
               </w:rPr>
-              <w:instrText xml:space="preserve"> PAGEREF _Toc225895534 \h </w:instrText>
+              <w:instrText xml:space="preserve"> PAGEREF _Toc225900204 \h </w:instrText>
             </w:r>
             <w:r>
               <w:rPr>
@@ -1748,7 +1796,7 @@
                 <w:noProof/>
                 <w:webHidden/>
               </w:rPr>
-              <w:t>6</w:t>
+              <w:t>7</w:t>
             </w:r>
             <w:r>
               <w:rPr>
@@ -1808,7 +1856,7 @@
           <w14:ligatures w14:val="standardContextual"/>
         </w:rPr>
       </w:pPr>
-      <w:hyperlink w:anchor="_Toc225895751" w:history="1">
+      <w:hyperlink w:anchor="_Toc225900169" w:history="1">
         <w:r>
           <w:rPr>
             <w:rStyle w:val="Hyperlink"/>
@@ -1836,7 +1884,7 @@
             <w:noProof/>
             <w:webHidden/>
           </w:rPr>
-          <w:instrText xml:space="preserve"> PAGEREF _Toc225895751 \h </w:instrText>
+          <w:instrText xml:space="preserve"> PAGEREF _Toc225900169 \h </w:instrText>
         </w:r>
         <w:r>
           <w:rPr>
@@ -1883,14 +1931,14 @@
           <w14:ligatures w14:val="standardContextual"/>
         </w:rPr>
       </w:pPr>
-      <w:hyperlink w:anchor="_Toc225895752" w:history="1">
+      <w:hyperlink w:anchor="_Toc225900170" w:history="1">
         <w:r>
           <w:rPr>
             <w:rStyle w:val="Hyperlink"/>
             <w:rFonts w:eastAsiaTheme="majorEastAsia"/>
             <w:noProof/>
           </w:rPr>
-          <w:t>Hình 2. Ảnh đường bao - Cấu hình 1</w:t>
+          <w:t>Hình 2. Ảnh cạnh viền - Cấu hình 1</w:t>
         </w:r>
         <w:r>
           <w:rPr>
@@ -1911,7 +1959,7 @@
             <w:noProof/>
             <w:webHidden/>
           </w:rPr>
-          <w:instrText xml:space="preserve"> PAGEREF _Toc225895752 \h </w:instrText>
+          <w:instrText xml:space="preserve"> PAGEREF _Toc225900170 \h </w:instrText>
         </w:r>
         <w:r>
           <w:rPr>
@@ -1958,14 +2006,14 @@
           <w14:ligatures w14:val="standardContextual"/>
         </w:rPr>
       </w:pPr>
-      <w:hyperlink w:anchor="_Toc225895753" w:history="1">
+      <w:hyperlink w:anchor="_Toc225900171" w:history="1">
         <w:r>
           <w:rPr>
             <w:rStyle w:val="Hyperlink"/>
             <w:rFonts w:eastAsiaTheme="majorEastAsia"/>
             <w:noProof/>
           </w:rPr>
-          <w:t>Hình 3. Ảnh cạnh viền - Cấu hình 1</w:t>
+          <w:t>Hình 3. Ảnh đường bao đối tượng - Cấu hình 1</w:t>
         </w:r>
         <w:r>
           <w:rPr>
@@ -1986,7 +2034,7 @@
             <w:noProof/>
             <w:webHidden/>
           </w:rPr>
-          <w:instrText xml:space="preserve"> PAGEREF _Toc225895753 \h </w:instrText>
+          <w:instrText xml:space="preserve"> PAGEREF _Toc225900171 \h </w:instrText>
         </w:r>
         <w:r>
           <w:rPr>
@@ -2033,14 +2081,14 @@
           <w14:ligatures w14:val="standardContextual"/>
         </w:rPr>
       </w:pPr>
-      <w:hyperlink w:anchor="_Toc225895754" w:history="1">
+      <w:hyperlink w:anchor="_Toc225900172" w:history="1">
         <w:r>
           <w:rPr>
             <w:rStyle w:val="Hyperlink"/>
             <w:rFonts w:eastAsiaTheme="majorEastAsia"/>
             <w:noProof/>
           </w:rPr>
-          <w:t>Hình 4. Ảnh đường bao - Cấu hình 2</w:t>
+          <w:t>Hình 4. Ảnh cạnh viền - Cấu hình 2</w:t>
         </w:r>
         <w:r>
           <w:rPr>
@@ -2061,7 +2109,7 @@
             <w:noProof/>
             <w:webHidden/>
           </w:rPr>
-          <w:instrText xml:space="preserve"> PAGEREF _Toc225895754 \h </w:instrText>
+          <w:instrText xml:space="preserve"> PAGEREF _Toc225900172 \h </w:instrText>
         </w:r>
         <w:r>
           <w:rPr>
@@ -2108,14 +2156,14 @@
           <w14:ligatures w14:val="standardContextual"/>
         </w:rPr>
       </w:pPr>
-      <w:hyperlink w:anchor="_Toc225895755" w:history="1">
+      <w:hyperlink w:anchor="_Toc225900173" w:history="1">
         <w:r>
           <w:rPr>
             <w:rStyle w:val="Hyperlink"/>
             <w:rFonts w:eastAsiaTheme="majorEastAsia"/>
             <w:noProof/>
           </w:rPr>
-          <w:t>Hình 5. Ảnh cạnh viền - Cấu hình 2</w:t>
+          <w:t>Hình 5. Ảnh đường bao đối tượng - Cấu hình 2</w:t>
         </w:r>
         <w:r>
           <w:rPr>
@@ -2136,7 +2184,7 @@
             <w:noProof/>
             <w:webHidden/>
           </w:rPr>
-          <w:instrText xml:space="preserve"> PAGEREF _Toc225895755 \h </w:instrText>
+          <w:instrText xml:space="preserve"> PAGEREF _Toc225900173 \h </w:instrText>
         </w:r>
         <w:r>
           <w:rPr>
@@ -2183,14 +2231,14 @@
           <w14:ligatures w14:val="standardContextual"/>
         </w:rPr>
       </w:pPr>
-      <w:hyperlink w:anchor="_Toc225895756" w:history="1">
+      <w:hyperlink w:anchor="_Toc225900174" w:history="1">
         <w:r>
           <w:rPr>
             <w:rStyle w:val="Hyperlink"/>
             <w:rFonts w:eastAsiaTheme="majorEastAsia"/>
             <w:noProof/>
           </w:rPr>
-          <w:t>Hình 6 Ảnh biên dùng cho phát hiện đường thẳng</w:t>
+          <w:t>Hình 6. Ảnh gốc đầu vào</w:t>
         </w:r>
         <w:r>
           <w:rPr>
@@ -2211,7 +2259,7 @@
             <w:noProof/>
             <w:webHidden/>
           </w:rPr>
-          <w:instrText xml:space="preserve"> PAGEREF _Toc225895756 \h </w:instrText>
+          <w:instrText xml:space="preserve"> PAGEREF _Toc225900174 \h </w:instrText>
         </w:r>
         <w:r>
           <w:rPr>
@@ -2258,14 +2306,14 @@
           <w14:ligatures w14:val="standardContextual"/>
         </w:rPr>
       </w:pPr>
-      <w:hyperlink w:anchor="_Toc225895757" w:history="1">
+      <w:hyperlink w:anchor="_Toc225900175" w:history="1">
         <w:r>
           <w:rPr>
             <w:rStyle w:val="Hyperlink"/>
             <w:rFonts w:eastAsiaTheme="majorEastAsia"/>
             <w:noProof/>
           </w:rPr>
-          <w:t>Hình 7. Ảnh Đầu vào</w:t>
+          <w:t>Hình 7. Ảnh phát hiện tất cả đường thẳng</w:t>
         </w:r>
         <w:r>
           <w:rPr>
@@ -2286,7 +2334,7 @@
             <w:noProof/>
             <w:webHidden/>
           </w:rPr>
-          <w:instrText xml:space="preserve"> PAGEREF _Toc225895757 \h </w:instrText>
+          <w:instrText xml:space="preserve"> PAGEREF _Toc225900175 \h </w:instrText>
         </w:r>
         <w:r>
           <w:rPr>
@@ -2333,14 +2381,14 @@
           <w14:ligatures w14:val="standardContextual"/>
         </w:rPr>
       </w:pPr>
-      <w:hyperlink w:anchor="_Toc225895758" w:history="1">
+      <w:hyperlink w:anchor="_Toc225900176" w:history="1">
         <w:r>
           <w:rPr>
             <w:rStyle w:val="Hyperlink"/>
             <w:rFonts w:eastAsiaTheme="majorEastAsia"/>
             <w:noProof/>
           </w:rPr>
-          <w:t>Hình 8 Ảnh đường thẳng sau khi lọc đoạn ngắn và gần nhau</w:t>
+          <w:t>Hình 8. Ảnh tất cả đường thẳng phát hiện được</w:t>
         </w:r>
         <w:r>
           <w:rPr>
@@ -2361,7 +2409,7 @@
             <w:noProof/>
             <w:webHidden/>
           </w:rPr>
-          <w:instrText xml:space="preserve"> PAGEREF _Toc225895758 \h </w:instrText>
+          <w:instrText xml:space="preserve"> PAGEREF _Toc225900176 \h </w:instrText>
         </w:r>
         <w:r>
           <w:rPr>
@@ -2408,14 +2456,14 @@
           <w14:ligatures w14:val="standardContextual"/>
         </w:rPr>
       </w:pPr>
-      <w:hyperlink w:anchor="_Toc225895759" w:history="1">
+      <w:hyperlink w:anchor="_Toc225900177" w:history="1">
         <w:r>
           <w:rPr>
             <w:rStyle w:val="Hyperlink"/>
             <w:rFonts w:eastAsiaTheme="majorEastAsia"/>
             <w:noProof/>
           </w:rPr>
-          <w:t>Hình 9 Ảnh tất cả đường thẳng phát hiện được</w:t>
+          <w:t>Hình 9. Ảnh đường thẳng sau khi lọc đoạn ngắn và gần nhau</w:t>
         </w:r>
         <w:r>
           <w:rPr>
@@ -2436,7 +2484,7 @@
             <w:noProof/>
             <w:webHidden/>
           </w:rPr>
-          <w:instrText xml:space="preserve"> PAGEREF _Toc225895759 \h </w:instrText>
+          <w:instrText xml:space="preserve"> PAGEREF _Toc225900177 \h </w:instrText>
         </w:r>
         <w:r>
           <w:rPr>
@@ -2483,14 +2531,14 @@
           <w14:ligatures w14:val="standardContextual"/>
         </w:rPr>
       </w:pPr>
-      <w:hyperlink w:anchor="_Toc225895760" w:history="1">
+      <w:hyperlink w:anchor="_Toc225900178" w:history="1">
         <w:r>
           <w:rPr>
             <w:rStyle w:val="Hyperlink"/>
             <w:rFonts w:eastAsiaTheme="majorEastAsia"/>
             <w:noProof/>
           </w:rPr>
-          <w:t>Hình 10 Ảnh tất cả đường tròn phát hiện được</w:t>
+          <w:t>Hình 10. Ảnh gốc</w:t>
         </w:r>
         <w:r>
           <w:rPr>
@@ -2511,7 +2559,7 @@
             <w:noProof/>
             <w:webHidden/>
           </w:rPr>
-          <w:instrText xml:space="preserve"> PAGEREF _Toc225895760 \h </w:instrText>
+          <w:instrText xml:space="preserve"> PAGEREF _Toc225900178 \h </w:instrText>
         </w:r>
         <w:r>
           <w:rPr>
@@ -2558,14 +2606,14 @@
           <w14:ligatures w14:val="standardContextual"/>
         </w:rPr>
       </w:pPr>
-      <w:hyperlink w:anchor="_Toc225895761" w:history="1">
+      <w:hyperlink w:anchor="_Toc225900179" w:history="1">
         <w:r>
           <w:rPr>
             <w:rStyle w:val="Hyperlink"/>
             <w:rFonts w:eastAsiaTheme="majorEastAsia"/>
             <w:noProof/>
           </w:rPr>
-          <w:t>Hình 11. Ảnh gốc</w:t>
+          <w:t>Hình 11. Xác định các hình tròn</w:t>
         </w:r>
         <w:r>
           <w:rPr>
@@ -2586,7 +2634,7 @@
             <w:noProof/>
             <w:webHidden/>
           </w:rPr>
-          <w:instrText xml:space="preserve"> PAGEREF _Toc225895761 \h </w:instrText>
+          <w:instrText xml:space="preserve"> PAGEREF _Toc225900179 \h </w:instrText>
         </w:r>
         <w:r>
           <w:rPr>
@@ -2633,14 +2681,14 @@
           <w14:ligatures w14:val="standardContextual"/>
         </w:rPr>
       </w:pPr>
-      <w:hyperlink w:anchor="_Toc225895762" w:history="1">
+      <w:hyperlink w:anchor="_Toc225900180" w:history="1">
         <w:r>
           <w:rPr>
             <w:rStyle w:val="Hyperlink"/>
             <w:rFonts w:eastAsiaTheme="majorEastAsia"/>
             <w:noProof/>
           </w:rPr>
-          <w:t>Hình 12. Ảnh đường tròn sau khi lọc kích thước và khoảng cách</w:t>
+          <w:t>Hình 12. Loại bỏ đường tròn nhỏ</w:t>
         </w:r>
         <w:r>
           <w:rPr>
@@ -2661,7 +2709,157 @@
             <w:noProof/>
             <w:webHidden/>
           </w:rPr>
-          <w:instrText xml:space="preserve"> PAGEREF _Toc225895762 \h </w:instrText>
+          <w:instrText xml:space="preserve"> PAGEREF _Toc225900180 \h </w:instrText>
+        </w:r>
+        <w:r>
+          <w:rPr>
+            <w:noProof/>
+            <w:webHidden/>
+          </w:rPr>
+        </w:r>
+        <w:r>
+          <w:rPr>
+            <w:noProof/>
+            <w:webHidden/>
+          </w:rPr>
+          <w:fldChar w:fldCharType="separate"/>
+        </w:r>
+        <w:r>
+          <w:rPr>
+            <w:noProof/>
+            <w:webHidden/>
+          </w:rPr>
+          <w:t>7</w:t>
+        </w:r>
+        <w:r>
+          <w:rPr>
+            <w:noProof/>
+            <w:webHidden/>
+          </w:rPr>
+          <w:fldChar w:fldCharType="end"/>
+        </w:r>
+      </w:hyperlink>
+    </w:p>
+    <w:p>
+      <w:pPr>
+        <w:pStyle w:val="TableofFigures"/>
+        <w:tabs>
+          <w:tab w:val="right" w:leader="dot" w:pos="9062"/>
+        </w:tabs>
+        <w:rPr>
+          <w:rFonts w:asciiTheme="minorHAnsi" w:eastAsiaTheme="minorEastAsia" w:hAnsiTheme="minorHAnsi" w:cstheme="minorBidi"/>
+          <w:noProof/>
+          <w:kern w:val="2"/>
+          <w:sz w:val="22"/>
+          <w:szCs w:val="22"/>
+          <w:lang w:val="en-US"/>
+          <w14:ligatures w14:val="standardContextual"/>
+        </w:rPr>
+      </w:pPr>
+      <w:hyperlink w:anchor="_Toc225900181" w:history="1">
+        <w:r>
+          <w:rPr>
+            <w:rStyle w:val="Hyperlink"/>
+            <w:rFonts w:eastAsiaTheme="majorEastAsia"/>
+            <w:noProof/>
+          </w:rPr>
+          <w:t>Hình 13. Loại bỏ đương tròn lớn</w:t>
+        </w:r>
+        <w:r>
+          <w:rPr>
+            <w:noProof/>
+            <w:webHidden/>
+          </w:rPr>
+          <w:tab/>
+        </w:r>
+        <w:r>
+          <w:rPr>
+            <w:noProof/>
+            <w:webHidden/>
+          </w:rPr>
+          <w:fldChar w:fldCharType="begin"/>
+        </w:r>
+        <w:r>
+          <w:rPr>
+            <w:noProof/>
+            <w:webHidden/>
+          </w:rPr>
+          <w:instrText xml:space="preserve"> PAGEREF _Toc225900181 \h </w:instrText>
+        </w:r>
+        <w:r>
+          <w:rPr>
+            <w:noProof/>
+            <w:webHidden/>
+          </w:rPr>
+        </w:r>
+        <w:r>
+          <w:rPr>
+            <w:noProof/>
+            <w:webHidden/>
+          </w:rPr>
+          <w:fldChar w:fldCharType="separate"/>
+        </w:r>
+        <w:r>
+          <w:rPr>
+            <w:noProof/>
+            <w:webHidden/>
+          </w:rPr>
+          <w:t>7</w:t>
+        </w:r>
+        <w:r>
+          <w:rPr>
+            <w:noProof/>
+            <w:webHidden/>
+          </w:rPr>
+          <w:fldChar w:fldCharType="end"/>
+        </w:r>
+      </w:hyperlink>
+    </w:p>
+    <w:p>
+      <w:pPr>
+        <w:pStyle w:val="TableofFigures"/>
+        <w:tabs>
+          <w:tab w:val="right" w:leader="dot" w:pos="9062"/>
+        </w:tabs>
+        <w:rPr>
+          <w:rFonts w:asciiTheme="minorHAnsi" w:eastAsiaTheme="minorEastAsia" w:hAnsiTheme="minorHAnsi" w:cstheme="minorBidi"/>
+          <w:noProof/>
+          <w:kern w:val="2"/>
+          <w:sz w:val="22"/>
+          <w:szCs w:val="22"/>
+          <w:lang w:val="en-US"/>
+          <w14:ligatures w14:val="standardContextual"/>
+        </w:rPr>
+      </w:pPr>
+      <w:hyperlink w:anchor="_Toc225900182" w:history="1">
+        <w:r>
+          <w:rPr>
+            <w:rStyle w:val="Hyperlink"/>
+            <w:rFonts w:eastAsiaTheme="majorEastAsia"/>
+            <w:noProof/>
+          </w:rPr>
+          <w:t>Hình 14. Loại bỏ đường tròn gần nhau</w:t>
+        </w:r>
+        <w:r>
+          <w:rPr>
+            <w:noProof/>
+            <w:webHidden/>
+          </w:rPr>
+          <w:tab/>
+        </w:r>
+        <w:r>
+          <w:rPr>
+            <w:noProof/>
+            <w:webHidden/>
+          </w:rPr>
+          <w:fldChar w:fldCharType="begin"/>
+        </w:r>
+        <w:r>
+          <w:rPr>
+            <w:noProof/>
+            <w:webHidden/>
+          </w:rPr>
+          <w:instrText xml:space="preserve"> PAGEREF _Toc225900182 \h </w:instrText>
         </w:r>
         <w:r>
           <w:rPr>
@@ -2717,7 +2915,7 @@
         <w:pStyle w:val="Heading1"/>
         <w:ind w:firstLine="0"/>
       </w:pPr>
-      <w:bookmarkStart w:id="1" w:name="_Toc225895527"/>
+      <w:bookmarkStart w:id="1" w:name="_Toc225900197"/>
       <w:r>
         <w:lastRenderedPageBreak/>
         <w:t>BÀI TẬP 3 – CẠNH VIỀN VÀ HÌNH DẠNG CƠ BẢN</w:t>
@@ -2792,7 +2990,7 @@
         <w:pStyle w:val="Heading1"/>
         <w:ind w:firstLine="0"/>
       </w:pPr>
-      <w:bookmarkStart w:id="2" w:name="_Toc225895528"/>
+      <w:bookmarkStart w:id="2" w:name="_Toc225900198"/>
       <w:r>
         <w:lastRenderedPageBreak/>
         <w:t>TỔNG QUAN VỀ CẤU TRÚC</w:t>
@@ -2804,7 +3002,7 @@
         <w:pStyle w:val="Heading2"/>
         <w:ind w:firstLine="0"/>
       </w:pPr>
-      <w:bookmarkStart w:id="3" w:name="_Toc225895529"/>
+      <w:bookmarkStart w:id="3" w:name="_Toc225900199"/>
       <w:r>
         <w:t>1. Môi trường</w:t>
       </w:r>
@@ -2840,7 +3038,7 @@
         <w:pStyle w:val="Heading2"/>
         <w:ind w:firstLine="0"/>
       </w:pPr>
-      <w:bookmarkStart w:id="4" w:name="_Toc225895530"/>
+      <w:bookmarkStart w:id="4" w:name="_Toc225900200"/>
       <w:r>
         <w:t>2. Dữ liệu đầu vào</w:t>
       </w:r>
@@ -2906,10 +3104,10 @@
       </w:pPr>
       <w:r>
         <w:drawing>
-          <wp:inline distT="0" distB="0" distL="0" distR="0" wp14:anchorId="04C31F5D" wp14:editId="3F5F24B7">
-            <wp:extent cx="3912047" cy="2647950"/>
+          <wp:inline distT="0" distB="0" distL="0" distR="0" wp14:anchorId="514B1871" wp14:editId="48F57547">
+            <wp:extent cx="5715000" cy="4762500"/>
             <wp:effectExtent l="0" t="0" r="0" b="0"/>
-            <wp:docPr id="661388205" name="Picture 1"/>
+            <wp:docPr id="633193698" name="Picture 1"/>
             <wp:cNvGraphicFramePr>
               <a:graphicFrameLocks xmlns:a="http://schemas.openxmlformats.org/drawingml/2006/main" noChangeAspect="1"/>
             </wp:cNvGraphicFramePr>
@@ -2917,7 +3115,7 @@
               <a:graphicData uri="http://schemas.openxmlformats.org/drawingml/2006/picture">
                 <pic:pic xmlns:pic="http://schemas.openxmlformats.org/drawingml/2006/picture">
                   <pic:nvPicPr>
-                    <pic:cNvPr id="661388205" name=""/>
+                    <pic:cNvPr id="633193698" name=""/>
                     <pic:cNvPicPr/>
                   </pic:nvPicPr>
                   <pic:blipFill>
@@ -2929,7 +3127,7 @@
                   <pic:spPr>
                     <a:xfrm>
                       <a:off x="0" y="0"/>
-                      <a:ext cx="3912047" cy="2647950"/>
+                      <a:ext cx="5715000" cy="4762500"/>
                     </a:xfrm>
                     <a:prstGeom prst="rect">
                       <a:avLst/>
@@ -2946,8 +3144,7 @@
       <w:pPr>
         <w:pStyle w:val="Caption"/>
       </w:pPr>
-      <w:bookmarkStart w:id="5" w:name="_Toc225895587"/>
-      <w:bookmarkStart w:id="6" w:name="_Toc225895751"/>
+      <w:bookmarkStart w:id="5" w:name="_Toc225900169"/>
       <w:r>
         <w:t xml:space="preserve">Hình </w:t>
       </w:r>
@@ -2973,7 +3170,6 @@
         <w:t>. Ảnh mẫu</w:t>
       </w:r>
       <w:bookmarkEnd w:id="5"/>
-      <w:bookmarkEnd w:id="6"/>
     </w:p>
     <w:p>
       <w:pPr>
@@ -2995,26 +3191,26 @@
         <w:pStyle w:val="Heading1"/>
         <w:ind w:firstLine="0"/>
       </w:pPr>
-      <w:bookmarkStart w:id="7" w:name="_Toc225895531"/>
+      <w:bookmarkStart w:id="6" w:name="_Toc225900201"/>
       <w:r>
         <w:lastRenderedPageBreak/>
         <w:t>NỘI DUNG THỰC HIỆN VÀ KẾT QUẢ</w:t>
       </w:r>
-      <w:bookmarkEnd w:id="7"/>
+      <w:bookmarkEnd w:id="6"/>
     </w:p>
     <w:p>
       <w:pPr>
         <w:pStyle w:val="Heading2"/>
         <w:ind w:firstLine="0"/>
       </w:pPr>
-      <w:bookmarkStart w:id="8" w:name="_Toc225895532"/>
+      <w:bookmarkStart w:id="7" w:name="_Toc225900202"/>
       <w:r>
         <w:t xml:space="preserve">1. </w:t>
       </w:r>
       <w:r>
         <w:t>Vẽ đường bao (xác định cạnh viền)</w:t>
       </w:r>
-      <w:bookmarkEnd w:id="8"/>
+      <w:bookmarkEnd w:id="7"/>
     </w:p>
     <w:p>
       <w:pPr>
@@ -3080,615 +3276,827 @@
         <w:t>Lọc nhiễu mạnh hơn, biên sạch hơn (tăng giá trị)</w:t>
       </w:r>
     </w:p>
+    <w:tbl>
+      <w:tblPr>
+        <w:tblStyle w:val="TableGrid"/>
+        <w:tblW w:w="0" w:type="auto"/>
+        <w:jc w:val="center"/>
+        <w:tblBorders>
+          <w:top w:val="none" w:sz="0" w:space="0" w:color="auto"/>
+          <w:left w:val="none" w:sz="0" w:space="0" w:color="auto"/>
+          <w:bottom w:val="none" w:sz="0" w:space="0" w:color="auto"/>
+          <w:right w:val="none" w:sz="0" w:space="0" w:color="auto"/>
+          <w:insideH w:val="none" w:sz="0" w:space="0" w:color="auto"/>
+          <w:insideV w:val="none" w:sz="0" w:space="0" w:color="auto"/>
+        </w:tblBorders>
+        <w:tblLook w:val="04A0" w:firstRow="1" w:lastRow="0" w:firstColumn="1" w:lastColumn="0" w:noHBand="0" w:noVBand="1"/>
+      </w:tblPr>
+      <w:tblGrid>
+        <w:gridCol w:w="4536"/>
+        <w:gridCol w:w="4536"/>
+      </w:tblGrid>
+      <w:tr>
+        <w:trPr>
+          <w:trHeight w:val="3473"/>
+          <w:jc w:val="center"/>
+        </w:trPr>
+        <w:tc>
+          <w:tcPr>
+            <w:tcW w:w="4156" w:type="dxa"/>
+          </w:tcPr>
+          <w:p>
+            <w:pPr>
+              <w:keepNext/>
+              <w:ind w:right="0" w:firstLine="0"/>
+              <w:jc w:val="center"/>
+            </w:pPr>
+            <w:r>
+              <w:rPr>
+                <w:lang w:val="en-US"/>
+              </w:rPr>
+              <w:drawing>
+                <wp:inline distT="0" distB="0" distL="0" distR="0" wp14:anchorId="3F80359C" wp14:editId="57DD37D9">
+                  <wp:extent cx="2754000" cy="2293200"/>
+                  <wp:effectExtent l="0" t="0" r="8255" b="0"/>
+                  <wp:docPr id="54261022" name="Picture 1"/>
+                  <wp:cNvGraphicFramePr>
+                    <a:graphicFrameLocks xmlns:a="http://schemas.openxmlformats.org/drawingml/2006/main" noChangeAspect="1"/>
+                  </wp:cNvGraphicFramePr>
+                  <a:graphic xmlns:a="http://schemas.openxmlformats.org/drawingml/2006/main">
+                    <a:graphicData uri="http://schemas.openxmlformats.org/drawingml/2006/picture">
+                      <pic:pic xmlns:pic="http://schemas.openxmlformats.org/drawingml/2006/picture">
+                        <pic:nvPicPr>
+                          <pic:cNvPr id="54261022" name=""/>
+                          <pic:cNvPicPr/>
+                        </pic:nvPicPr>
+                        <pic:blipFill>
+                          <a:blip r:embed="rId9"/>
+                          <a:stretch>
+                            <a:fillRect/>
+                          </a:stretch>
+                        </pic:blipFill>
+                        <pic:spPr>
+                          <a:xfrm>
+                            <a:off x="0" y="0"/>
+                            <a:ext cx="2754000" cy="2293200"/>
+                          </a:xfrm>
+                          <a:prstGeom prst="rect">
+                            <a:avLst/>
+                          </a:prstGeom>
+                        </pic:spPr>
+                      </pic:pic>
+                    </a:graphicData>
+                  </a:graphic>
+                </wp:inline>
+              </w:drawing>
+            </w:r>
+          </w:p>
+          <w:p>
+            <w:pPr>
+              <w:pStyle w:val="Caption"/>
+              <w:rPr>
+                <w:lang w:val="en-US"/>
+              </w:rPr>
+            </w:pPr>
+            <w:bookmarkStart w:id="8" w:name="_Toc225900170"/>
+            <w:r>
+              <w:t xml:space="preserve">Hình </w:t>
+            </w:r>
+            <w:r>
+              <w:fldChar w:fldCharType="begin"/>
+            </w:r>
+            <w:r>
+              <w:instrText xml:space="preserve"> SEQ Hình \* ARABIC </w:instrText>
+            </w:r>
+            <w:r>
+              <w:fldChar w:fldCharType="separate"/>
+            </w:r>
+            <w:r>
+              <w:rPr>
+                <w:noProof/>
+              </w:rPr>
+              <w:t>2</w:t>
+            </w:r>
+            <w:r>
+              <w:fldChar w:fldCharType="end"/>
+            </w:r>
+            <w:r>
+              <w:t xml:space="preserve">. </w:t>
+            </w:r>
+            <w:r>
+              <w:t>Ảnh cạnh viền - Cấu hình 1</w:t>
+            </w:r>
+            <w:bookmarkEnd w:id="8"/>
+          </w:p>
+        </w:tc>
+        <w:tc>
+          <w:tcPr>
+            <w:tcW w:w="4125" w:type="dxa"/>
+          </w:tcPr>
+          <w:p>
+            <w:pPr>
+              <w:keepNext/>
+              <w:ind w:right="0" w:firstLine="0"/>
+              <w:jc w:val="center"/>
+            </w:pPr>
+            <w:r>
+              <w:rPr>
+                <w:lang w:val="en-US"/>
+              </w:rPr>
+              <w:drawing>
+                <wp:inline distT="0" distB="0" distL="0" distR="0" wp14:anchorId="5128D24A" wp14:editId="5CB472C5">
+                  <wp:extent cx="2750400" cy="2293200"/>
+                  <wp:effectExtent l="0" t="0" r="0" b="0"/>
+                  <wp:docPr id="936186031" name="Picture 1"/>
+                  <wp:cNvGraphicFramePr>
+                    <a:graphicFrameLocks xmlns:a="http://schemas.openxmlformats.org/drawingml/2006/main" noChangeAspect="1"/>
+                  </wp:cNvGraphicFramePr>
+                  <a:graphic xmlns:a="http://schemas.openxmlformats.org/drawingml/2006/main">
+                    <a:graphicData uri="http://schemas.openxmlformats.org/drawingml/2006/picture">
+                      <pic:pic xmlns:pic="http://schemas.openxmlformats.org/drawingml/2006/picture">
+                        <pic:nvPicPr>
+                          <pic:cNvPr id="936186031" name=""/>
+                          <pic:cNvPicPr/>
+                        </pic:nvPicPr>
+                        <pic:blipFill>
+                          <a:blip r:embed="rId10"/>
+                          <a:stretch>
+                            <a:fillRect/>
+                          </a:stretch>
+                        </pic:blipFill>
+                        <pic:spPr>
+                          <a:xfrm>
+                            <a:off x="0" y="0"/>
+                            <a:ext cx="2750400" cy="2293200"/>
+                          </a:xfrm>
+                          <a:prstGeom prst="rect">
+                            <a:avLst/>
+                          </a:prstGeom>
+                        </pic:spPr>
+                      </pic:pic>
+                    </a:graphicData>
+                  </a:graphic>
+                </wp:inline>
+              </w:drawing>
+            </w:r>
+          </w:p>
+          <w:p>
+            <w:pPr>
+              <w:pStyle w:val="Caption"/>
+            </w:pPr>
+            <w:bookmarkStart w:id="9" w:name="_Toc225900171"/>
+            <w:r>
+              <w:t xml:space="preserve">Hình </w:t>
+            </w:r>
+            <w:r>
+              <w:fldChar w:fldCharType="begin"/>
+            </w:r>
+            <w:r>
+              <w:instrText xml:space="preserve"> SEQ Hình \* ARABIC </w:instrText>
+            </w:r>
+            <w:r>
+              <w:fldChar w:fldCharType="separate"/>
+            </w:r>
+            <w:r>
+              <w:rPr>
+                <w:noProof/>
+              </w:rPr>
+              <w:t>3</w:t>
+            </w:r>
+            <w:r>
+              <w:fldChar w:fldCharType="end"/>
+            </w:r>
+            <w:r>
+              <w:t xml:space="preserve">. </w:t>
+            </w:r>
+            <w:r>
+              <w:t>Ảnh đường bao đối tượng - Cấu hình 1</w:t>
+            </w:r>
+            <w:bookmarkEnd w:id="9"/>
+          </w:p>
+        </w:tc>
+      </w:tr>
+      <w:tr>
+        <w:trPr>
+          <w:trHeight w:val="3473"/>
+          <w:jc w:val="center"/>
+        </w:trPr>
+        <w:tc>
+          <w:tcPr>
+            <w:tcW w:w="4156" w:type="dxa"/>
+          </w:tcPr>
+          <w:p>
+            <w:pPr>
+              <w:keepNext/>
+              <w:ind w:right="0" w:firstLine="0"/>
+              <w:jc w:val="center"/>
+            </w:pPr>
+            <w:r>
+              <w:drawing>
+                <wp:inline distT="0" distB="0" distL="0" distR="0" wp14:anchorId="44E92EA5" wp14:editId="34279D9F">
+                  <wp:extent cx="2750400" cy="2293200"/>
+                  <wp:effectExtent l="0" t="0" r="0" b="0"/>
+                  <wp:docPr id="171201234" name="Picture 1"/>
+                  <wp:cNvGraphicFramePr>
+                    <a:graphicFrameLocks xmlns:a="http://schemas.openxmlformats.org/drawingml/2006/main" noChangeAspect="1"/>
+                  </wp:cNvGraphicFramePr>
+                  <a:graphic xmlns:a="http://schemas.openxmlformats.org/drawingml/2006/main">
+                    <a:graphicData uri="http://schemas.openxmlformats.org/drawingml/2006/picture">
+                      <pic:pic xmlns:pic="http://schemas.openxmlformats.org/drawingml/2006/picture">
+                        <pic:nvPicPr>
+                          <pic:cNvPr id="532711940" name=""/>
+                          <pic:cNvPicPr/>
+                        </pic:nvPicPr>
+                        <pic:blipFill>
+                          <a:blip r:embed="rId11"/>
+                          <a:stretch>
+                            <a:fillRect/>
+                          </a:stretch>
+                        </pic:blipFill>
+                        <pic:spPr>
+                          <a:xfrm>
+                            <a:off x="0" y="0"/>
+                            <a:ext cx="2750400" cy="2293200"/>
+                          </a:xfrm>
+                          <a:prstGeom prst="rect">
+                            <a:avLst/>
+                          </a:prstGeom>
+                        </pic:spPr>
+                      </pic:pic>
+                    </a:graphicData>
+                  </a:graphic>
+                </wp:inline>
+              </w:drawing>
+            </w:r>
+          </w:p>
+          <w:p>
+            <w:pPr>
+              <w:pStyle w:val="Caption"/>
+              <w:rPr>
+                <w:lang w:val="en-US"/>
+              </w:rPr>
+            </w:pPr>
+            <w:bookmarkStart w:id="10" w:name="_Toc225900172"/>
+            <w:r>
+              <w:t xml:space="preserve">Hình </w:t>
+            </w:r>
+            <w:r>
+              <w:fldChar w:fldCharType="begin"/>
+            </w:r>
+            <w:r>
+              <w:instrText xml:space="preserve"> SEQ Hình \* ARABIC </w:instrText>
+            </w:r>
+            <w:r>
+              <w:fldChar w:fldCharType="separate"/>
+            </w:r>
+            <w:r>
+              <w:rPr>
+                <w:noProof/>
+              </w:rPr>
+              <w:t>4</w:t>
+            </w:r>
+            <w:r>
+              <w:fldChar w:fldCharType="end"/>
+            </w:r>
+            <w:r>
+              <w:t xml:space="preserve">. </w:t>
+            </w:r>
+            <w:r>
+              <w:t>Ảnh cạnh viền - Cấu hình 2</w:t>
+            </w:r>
+            <w:bookmarkEnd w:id="10"/>
+          </w:p>
+        </w:tc>
+        <w:tc>
+          <w:tcPr>
+            <w:tcW w:w="4125" w:type="dxa"/>
+          </w:tcPr>
+          <w:p>
+            <w:pPr>
+              <w:keepNext/>
+              <w:ind w:right="0" w:firstLine="0"/>
+              <w:jc w:val="center"/>
+            </w:pPr>
+            <w:r>
+              <w:drawing>
+                <wp:inline distT="0" distB="0" distL="0" distR="0" wp14:anchorId="55015607" wp14:editId="0340940B">
+                  <wp:extent cx="2754000" cy="2293200"/>
+                  <wp:effectExtent l="0" t="0" r="8255" b="0"/>
+                  <wp:docPr id="1518181416" name="Picture 1"/>
+                  <wp:cNvGraphicFramePr>
+                    <a:graphicFrameLocks xmlns:a="http://schemas.openxmlformats.org/drawingml/2006/main" noChangeAspect="1"/>
+                  </wp:cNvGraphicFramePr>
+                  <a:graphic xmlns:a="http://schemas.openxmlformats.org/drawingml/2006/main">
+                    <a:graphicData uri="http://schemas.openxmlformats.org/drawingml/2006/picture">
+                      <pic:pic xmlns:pic="http://schemas.openxmlformats.org/drawingml/2006/picture">
+                        <pic:nvPicPr>
+                          <pic:cNvPr id="831543775" name=""/>
+                          <pic:cNvPicPr/>
+                        </pic:nvPicPr>
+                        <pic:blipFill>
+                          <a:blip r:embed="rId12"/>
+                          <a:stretch>
+                            <a:fillRect/>
+                          </a:stretch>
+                        </pic:blipFill>
+                        <pic:spPr>
+                          <a:xfrm>
+                            <a:off x="0" y="0"/>
+                            <a:ext cx="2754000" cy="2293200"/>
+                          </a:xfrm>
+                          <a:prstGeom prst="rect">
+                            <a:avLst/>
+                          </a:prstGeom>
+                        </pic:spPr>
+                      </pic:pic>
+                    </a:graphicData>
+                  </a:graphic>
+                </wp:inline>
+              </w:drawing>
+            </w:r>
+          </w:p>
+          <w:p>
+            <w:pPr>
+              <w:pStyle w:val="Caption"/>
+            </w:pPr>
+            <w:bookmarkStart w:id="11" w:name="_Toc225900173"/>
+            <w:r>
+              <w:t xml:space="preserve">Hình </w:t>
+            </w:r>
+            <w:r>
+              <w:fldChar w:fldCharType="begin"/>
+            </w:r>
+            <w:r>
+              <w:instrText xml:space="preserve"> SEQ Hình \* ARABIC </w:instrText>
+            </w:r>
+            <w:r>
+              <w:fldChar w:fldCharType="separate"/>
+            </w:r>
+            <w:r>
+              <w:rPr>
+                <w:noProof/>
+              </w:rPr>
+              <w:t>5</w:t>
+            </w:r>
+            <w:r>
+              <w:fldChar w:fldCharType="end"/>
+            </w:r>
+            <w:r>
+              <w:t xml:space="preserve">. </w:t>
+            </w:r>
+            <w:r>
+              <w:t>Ảnh đường bao đối tượng - Cấu hình 2</w:t>
+            </w:r>
+            <w:bookmarkEnd w:id="11"/>
+          </w:p>
+          <w:p>
+            <w:pPr>
+              <w:keepNext/>
+              <w:ind w:right="0" w:firstLine="0"/>
+              <w:jc w:val="center"/>
+              <w:rPr>
+                <w:lang w:val="en-US"/>
+              </w:rPr>
+            </w:pPr>
+          </w:p>
+        </w:tc>
+      </w:tr>
+    </w:tbl>
     <w:p>
       <w:pPr>
-        <w:pStyle w:val="ListParagraph"/>
         <w:ind w:firstLine="0"/>
         <w:rPr>
           <w:lang w:val="en-US"/>
         </w:rPr>
       </w:pPr>
+    </w:p>
+    <w:p>
+      <w:pPr>
+        <w:spacing w:after="160" w:line="259" w:lineRule="auto"/>
+        <w:ind w:right="0" w:firstLine="0"/>
+        <w:jc w:val="left"/>
+        <w:rPr>
+          <w:lang w:val="en-US"/>
+        </w:rPr>
+      </w:pPr>
+    </w:p>
+    <w:p>
+      <w:pPr>
+        <w:pStyle w:val="Heading2"/>
+        <w:ind w:firstLine="0"/>
+      </w:pPr>
+      <w:bookmarkStart w:id="12" w:name="_Toc225900203"/>
       <w:r>
+        <w:lastRenderedPageBreak/>
+        <w:t>2. Xác định tất cả đường thẳng trên hình ảnh đã chọn</w:t>
+      </w:r>
+      <w:bookmarkEnd w:id="12"/>
+    </w:p>
+    <w:p>
+      <w:pPr>
+        <w:ind w:firstLine="0"/>
         <w:rPr>
-          <w:noProof/>
+          <w:lang w:val="en-US"/>
         </w:rPr>
-        <mc:AlternateContent>
-          <mc:Choice Requires="wps">
-            <w:drawing>
-              <wp:anchor distT="0" distB="0" distL="114300" distR="114300" simplePos="0" relativeHeight="251677696" behindDoc="0" locked="0" layoutInCell="1" allowOverlap="1" wp14:anchorId="14145A68" wp14:editId="186EF988">
-                <wp:simplePos x="0" y="0"/>
-                <wp:positionH relativeFrom="column">
-                  <wp:posOffset>2960370</wp:posOffset>
-                </wp:positionH>
-                <wp:positionV relativeFrom="paragraph">
-                  <wp:posOffset>2112010</wp:posOffset>
-                </wp:positionV>
-                <wp:extent cx="2800350" cy="635"/>
-                <wp:effectExtent l="0" t="0" r="0" b="0"/>
-                <wp:wrapSquare wrapText="bothSides"/>
-                <wp:docPr id="555234205" name="Text Box 1"/>
-                <wp:cNvGraphicFramePr/>
-                <a:graphic xmlns:a="http://schemas.openxmlformats.org/drawingml/2006/main">
-                  <a:graphicData uri="http://schemas.microsoft.com/office/word/2010/wordprocessingShape">
-                    <wps:wsp>
-                      <wps:cNvSpPr txBox="1"/>
-                      <wps:spPr>
-                        <a:xfrm>
-                          <a:off x="0" y="0"/>
-                          <a:ext cx="2800350" cy="635"/>
-                        </a:xfrm>
-                        <a:prstGeom prst="rect">
-                          <a:avLst/>
-                        </a:prstGeom>
-                        <a:solidFill>
-                          <a:prstClr val="white"/>
-                        </a:solidFill>
-                        <a:ln>
-                          <a:noFill/>
-                        </a:ln>
-                      </wps:spPr>
-                      <wps:txbx>
-                        <w:txbxContent>
-                          <w:p>
-                            <w:pPr>
-                              <w:pStyle w:val="Caption"/>
-                              <w:rPr>
-                                <w:sz w:val="26"/>
-                                <w:szCs w:val="26"/>
-                              </w:rPr>
-                            </w:pPr>
-                            <w:r>
-                              <w:t xml:space="preserve">Hình 3. </w:t>
-                            </w:r>
-                            <w:r>
-                              <w:t>Ảnh đường bao - Cấu hình 1</w:t>
-                            </w:r>
-                          </w:p>
-                        </w:txbxContent>
-                      </wps:txbx>
-                      <wps:bodyPr rot="0" spcFirstLastPara="0" vertOverflow="overflow" horzOverflow="overflow" vert="horz" wrap="square" lIns="0" tIns="0" rIns="0" bIns="0" numCol="1" spcCol="0" rtlCol="0" fromWordArt="0" anchor="t" anchorCtr="0" forceAA="0" compatLnSpc="1">
-                        <a:prstTxWarp prst="textNoShape">
-                          <a:avLst/>
-                        </a:prstTxWarp>
-                        <a:spAutoFit/>
-                      </wps:bodyPr>
-                    </wps:wsp>
-                  </a:graphicData>
-                </a:graphic>
-              </wp:anchor>
-            </w:drawing>
-          </mc:Choice>
-          <mc:Fallback>
-            <w:pict>
-              <v:shape w14:anchorId="14145A68" id="_x0000_s1027" type="#_x0000_t202" style="position:absolute;left:0;text-align:left;margin-left:233.1pt;margin-top:166.3pt;width:220.5pt;height:.05pt;z-index:251677696;visibility:visible;mso-wrap-style:square;mso-wrap-distance-left:9pt;mso-wrap-distance-top:0;mso-wrap-distance-right:9pt;mso-wrap-distance-bottom:0;mso-position-horizontal:absolute;mso-position-horizontal-relative:text;mso-position-vertical:absolute;mso-position-vertical-relative:text;v-text-anchor:top" o:gfxdata="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" stroked="f">
-                <v:textbox style="mso-fit-shape-to-text:t" inset="0,0,0,0">
-                  <w:txbxContent>
-                    <w:p>
-                      <w:pPr>
-                        <w:pStyle w:val="Caption"/>
-                        <w:rPr>
-                          <w:sz w:val="26"/>
-                          <w:szCs w:val="26"/>
-                        </w:rPr>
-                      </w:pPr>
-                      <w:r>
-                        <w:t xml:space="preserve">Hình 3. </w:t>
-                      </w:r>
-                      <w:r>
-                        <w:t>Ảnh đường bao - Cấu hình 1</w:t>
-                      </w:r>
-                    </w:p>
-                  </w:txbxContent>
-                </v:textbox>
-                <w10:wrap type="square"/>
-              </v:shape>
-            </w:pict>
-          </mc:Fallback>
-        </mc:AlternateContent>
-      </w:r>
-      <w:r>
-        <w:rPr>
-          <w:noProof/>
-        </w:rPr>
-        <mc:AlternateContent>
-          <mc:Choice Requires="wps">
-            <w:drawing>
-              <wp:anchor distT="0" distB="0" distL="114300" distR="114300" simplePos="0" relativeHeight="251702272" behindDoc="0" locked="0" layoutInCell="1" allowOverlap="1" wp14:anchorId="0ECD7534" wp14:editId="5388F04A">
-                <wp:simplePos x="0" y="0"/>
-                <wp:positionH relativeFrom="column">
-                  <wp:posOffset>2960370</wp:posOffset>
-                </wp:positionH>
-                <wp:positionV relativeFrom="paragraph">
-                  <wp:posOffset>2112010</wp:posOffset>
-                </wp:positionV>
-                <wp:extent cx="2800350" cy="635"/>
-                <wp:effectExtent l="0" t="0" r="0" b="0"/>
-                <wp:wrapSquare wrapText="bothSides"/>
-                <wp:docPr id="958285218" name="Text Box 1"/>
-                <wp:cNvGraphicFramePr/>
-                <a:graphic xmlns:a="http://schemas.openxmlformats.org/drawingml/2006/main">
-                  <a:graphicData uri="http://schemas.microsoft.com/office/word/2010/wordprocessingShape">
-                    <wps:wsp>
-                      <wps:cNvSpPr txBox="1"/>
-                      <wps:spPr>
-                        <a:xfrm>
-                          <a:off x="0" y="0"/>
-                          <a:ext cx="2800350" cy="635"/>
-                        </a:xfrm>
-                        <a:prstGeom prst="rect">
-                          <a:avLst/>
-                        </a:prstGeom>
-                        <a:solidFill>
-                          <a:prstClr val="white"/>
-                        </a:solidFill>
-                        <a:ln>
-                          <a:noFill/>
-                        </a:ln>
-                      </wps:spPr>
-                      <wps:txbx>
-                        <w:txbxContent>
-                          <w:p>
-                            <w:pPr>
-                              <w:pStyle w:val="Caption"/>
-                              <w:rPr>
-                                <w:noProof/>
-                                <w:sz w:val="26"/>
-                                <w:szCs w:val="26"/>
-                              </w:rPr>
-                            </w:pPr>
-                            <w:bookmarkStart w:id="9" w:name="_Toc225895752"/>
-                            <w:r>
-                              <w:t xml:space="preserve">Hình </w:t>
-                            </w:r>
-                            <w:r>
-                              <w:fldChar w:fldCharType="begin"/>
-                            </w:r>
-                            <w:r>
-                              <w:instrText xml:space="preserve"> SEQ Hình \* ARABIC </w:instrText>
-                            </w:r>
-                            <w:r>
-                              <w:fldChar w:fldCharType="separate"/>
-                            </w:r>
-                            <w:r>
-                              <w:rPr>
-                                <w:noProof/>
-                              </w:rPr>
-                              <w:t>2</w:t>
-                            </w:r>
-                            <w:r>
-                              <w:fldChar w:fldCharType="end"/>
-                            </w:r>
-                            <w:r>
-                              <w:t xml:space="preserve">. </w:t>
-                            </w:r>
-                            <w:r>
-                              <w:t>Ảnh đường bao - Cấu hình 1</w:t>
-                            </w:r>
-                            <w:bookmarkEnd w:id="9"/>
-                          </w:p>
-                        </w:txbxContent>
-                      </wps:txbx>
-                      <wps:bodyPr rot="0" spcFirstLastPara="0" vertOverflow="overflow" horzOverflow="overflow" vert="horz" wrap="square" lIns="0" tIns="0" rIns="0" bIns="0" numCol="1" spcCol="0" rtlCol="0" fromWordArt="0" anchor="t" anchorCtr="0" forceAA="0" compatLnSpc="1">
-                        <a:prstTxWarp prst="textNoShape">
-                          <a:avLst/>
-                        </a:prstTxWarp>
-                        <a:spAutoFit/>
-                      </wps:bodyPr>
-                    </wps:wsp>
-                  </a:graphicData>
-                </a:graphic>
-              </wp:anchor>
-            </w:drawing>
-          </mc:Choice>
-          <mc:Fallback>
-            <w:pict>
-              <v:shape w14:anchorId="0ECD7534" id="_x0000_s1028" type="#_x0000_t202" style="position:absolute;left:0;text-align:left;margin-left:233.1pt;margin-top:166.3pt;width:220.5pt;height:.05pt;z-index:251702272;visibility:visible;mso-wrap-style:square;mso-wrap-distance-left:9pt;mso-wrap-distance-top:0;mso-wrap-distance-right:9pt;mso-wrap-distance-bottom:0;mso-position-horizontal:absolute;mso-position-horizontal-relative:text;mso-position-vertical:absolute;mso-position-vertical-relative:text;v-text-anchor:top" o:gfxdata="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" stroked="f">
-                <v:textbox style="mso-fit-shape-to-text:t" inset="0,0,0,0">
-                  <w:txbxContent>
-                    <w:p>
-                      <w:pPr>
-                        <w:pStyle w:val="Caption"/>
-                        <w:rPr>
-                          <w:noProof/>
-                          <w:sz w:val="26"/>
-                          <w:szCs w:val="26"/>
-                        </w:rPr>
-                      </w:pPr>
-                      <w:bookmarkStart w:id="10" w:name="_Toc225895752"/>
-                      <w:r>
-                        <w:t xml:space="preserve">Hình </w:t>
-                      </w:r>
-                      <w:r>
-                        <w:fldChar w:fldCharType="begin"/>
-                      </w:r>
-                      <w:r>
-                        <w:instrText xml:space="preserve"> SEQ Hình \* ARABIC </w:instrText>
-                      </w:r>
-                      <w:r>
-                        <w:fldChar w:fldCharType="separate"/>
-                      </w:r>
-                      <w:r>
-                        <w:rPr>
-                          <w:noProof/>
-                        </w:rPr>
-                        <w:t>2</w:t>
-                      </w:r>
-                      <w:r>
-                        <w:fldChar w:fldCharType="end"/>
-                      </w:r>
-                      <w:r>
-                        <w:t xml:space="preserve">. </w:t>
-                      </w:r>
-                      <w:r>
-                        <w:t>Ảnh đường bao - Cấu hình 1</w:t>
-                      </w:r>
-                      <w:bookmarkEnd w:id="10"/>
-                    </w:p>
-                  </w:txbxContent>
-                </v:textbox>
-                <w10:wrap type="square"/>
-              </v:shape>
-            </w:pict>
-          </mc:Fallback>
-        </mc:AlternateContent>
-      </w:r>
+      </w:pPr>
       <w:r>
         <w:rPr>
           <w:lang w:val="en-US"/>
         </w:rPr>
-        <w:drawing>
-          <wp:anchor distT="0" distB="0" distL="114300" distR="114300" simplePos="0" relativeHeight="251669504" behindDoc="0" locked="0" layoutInCell="1" allowOverlap="1" wp14:anchorId="1E9FBB9F" wp14:editId="49F3A770">
-            <wp:simplePos x="0" y="0"/>
-            <wp:positionH relativeFrom="margin">
-              <wp:align>right</wp:align>
-            </wp:positionH>
-            <wp:positionV relativeFrom="paragraph">
-              <wp:posOffset>159385</wp:posOffset>
-            </wp:positionV>
-            <wp:extent cx="2800350" cy="1895475"/>
-            <wp:effectExtent l="0" t="0" r="0" b="9525"/>
-            <wp:wrapSquare wrapText="bothSides"/>
-            <wp:docPr id="1589718345" name="Picture 1"/>
-            <wp:cNvGraphicFramePr>
-              <a:graphicFrameLocks xmlns:a="http://schemas.openxmlformats.org/drawingml/2006/main" noChangeAspect="1"/>
-            </wp:cNvGraphicFramePr>
-            <a:graphic xmlns:a="http://schemas.openxmlformats.org/drawingml/2006/main">
-              <a:graphicData uri="http://schemas.openxmlformats.org/drawingml/2006/picture">
-                <pic:pic xmlns:pic="http://schemas.openxmlformats.org/drawingml/2006/picture">
-                  <pic:nvPicPr>
-                    <pic:cNvPr id="1589718345" name=""/>
-                    <pic:cNvPicPr/>
-                  </pic:nvPicPr>
-                  <pic:blipFill>
-                    <a:blip r:embed="rId9">
-                      <a:extLst>
-                        <a:ext uri="{28A0092B-C50C-407E-A947-70E740481C1C}">
-                          <a14:useLocalDpi xmlns:a14="http://schemas.microsoft.com/office/drawing/2010/main" val="0"/>
-                        </a:ext>
-                      </a:extLst>
-                    </a:blip>
-                    <a:stretch>
-                      <a:fillRect/>
-                    </a:stretch>
-                  </pic:blipFill>
-                  <pic:spPr>
-                    <a:xfrm>
-                      <a:off x="0" y="0"/>
-                      <a:ext cx="2800350" cy="1895475"/>
-                    </a:xfrm>
-                    <a:prstGeom prst="rect">
-                      <a:avLst/>
-                    </a:prstGeom>
-                  </pic:spPr>
-                </pic:pic>
-              </a:graphicData>
-            </a:graphic>
-          </wp:anchor>
-        </w:drawing>
+        <w:t>Ảnh biên được đưa vào để phát hiện đường thẳng. Sau đó, chương trình lọc theo độ dài đoạn thẳng và khoảng cách giữa các đoạn để loại bỏ các đoạn ngắn hoặc gần nhau.</w:t>
       </w:r>
-      <w:r>
-        <w:rPr>
-          <w:noProof/>
-        </w:rPr>
-        <mc:AlternateContent>
-          <mc:Choice Requires="wps">
-            <w:drawing>
-              <wp:anchor distT="0" distB="0" distL="114300" distR="114300" simplePos="0" relativeHeight="251675648" behindDoc="0" locked="0" layoutInCell="1" allowOverlap="1" wp14:anchorId="52031D8C" wp14:editId="5D0EF790">
-                <wp:simplePos x="0" y="0"/>
-                <wp:positionH relativeFrom="column">
-                  <wp:posOffset>5715</wp:posOffset>
-                </wp:positionH>
-                <wp:positionV relativeFrom="paragraph">
-                  <wp:posOffset>2083435</wp:posOffset>
-                </wp:positionV>
-                <wp:extent cx="2800350" cy="635"/>
-                <wp:effectExtent l="0" t="0" r="0" b="0"/>
-                <wp:wrapSquare wrapText="bothSides"/>
-                <wp:docPr id="2068200400" name="Text Box 1"/>
-                <wp:cNvGraphicFramePr/>
-                <a:graphic xmlns:a="http://schemas.openxmlformats.org/drawingml/2006/main">
-                  <a:graphicData uri="http://schemas.microsoft.com/office/word/2010/wordprocessingShape">
-                    <wps:wsp>
-                      <wps:cNvSpPr txBox="1"/>
-                      <wps:spPr>
-                        <a:xfrm>
-                          <a:off x="0" y="0"/>
-                          <a:ext cx="2800350" cy="635"/>
-                        </a:xfrm>
-                        <a:prstGeom prst="rect">
-                          <a:avLst/>
-                        </a:prstGeom>
-                        <a:solidFill>
-                          <a:prstClr val="white"/>
-                        </a:solidFill>
-                        <a:ln>
-                          <a:noFill/>
-                        </a:ln>
-                      </wps:spPr>
-                      <wps:txbx>
-                        <w:txbxContent>
-                          <w:p>
-                            <w:pPr>
-                              <w:pStyle w:val="Caption"/>
-                              <w:rPr>
-                                <w:sz w:val="26"/>
-                                <w:szCs w:val="26"/>
-                              </w:rPr>
-                            </w:pPr>
-                            <w:r>
-                              <w:t xml:space="preserve">    Hình 2. </w:t>
-                            </w:r>
-                            <w:r>
-                              <w:t>Ảnh cạnh viền - Cấu hình 1</w:t>
-                            </w:r>
-                          </w:p>
-                        </w:txbxContent>
-                      </wps:txbx>
-                      <wps:bodyPr rot="0" spcFirstLastPara="0" vertOverflow="overflow" horzOverflow="overflow" vert="horz" wrap="square" lIns="0" tIns="0" rIns="0" bIns="0" numCol="1" spcCol="0" rtlCol="0" fromWordArt="0" anchor="t" anchorCtr="0" forceAA="0" compatLnSpc="1">
-                        <a:prstTxWarp prst="textNoShape">
-                          <a:avLst/>
-                        </a:prstTxWarp>
-                        <a:spAutoFit/>
-                      </wps:bodyPr>
-                    </wps:wsp>
-                  </a:graphicData>
-                </a:graphic>
-              </wp:anchor>
-            </w:drawing>
-          </mc:Choice>
-          <mc:Fallback>
-            <w:pict>
-              <v:shape w14:anchorId="52031D8C" id="_x0000_s1029" type="#_x0000_t202" style="position:absolute;left:0;text-align:left;margin-left:.45pt;margin-top:164.05pt;width:220.5pt;height:.05pt;z-index:251675648;visibility:visible;mso-wrap-style:square;mso-wrap-distance-left:9pt;mso-wrap-distance-top:0;mso-wrap-distance-right:9pt;mso-wrap-distance-bottom:0;mso-position-horizontal:absolute;mso-position-horizontal-relative:text;mso-position-vertical:absolute;mso-position-vertical-relative:text;v-text-anchor:top" o:gfxdata="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" stroked="f">
-                <v:textbox style="mso-fit-shape-to-text:t" inset="0,0,0,0">
-                  <w:txbxContent>
-                    <w:p>
-                      <w:pPr>
-                        <w:pStyle w:val="Caption"/>
-                        <w:rPr>
-                          <w:sz w:val="26"/>
-                          <w:szCs w:val="26"/>
-                        </w:rPr>
-                      </w:pPr>
-                      <w:r>
-                        <w:t xml:space="preserve">    Hình 2. </w:t>
-                      </w:r>
-                      <w:r>
-                        <w:t>Ảnh cạnh viền - Cấu hình 1</w:t>
-                      </w:r>
-                    </w:p>
-                  </w:txbxContent>
-                </v:textbox>
-                <w10:wrap type="square"/>
-              </v:shape>
-            </w:pict>
-          </mc:Fallback>
-        </mc:AlternateContent>
-      </w:r>
-      <w:r>
-        <w:rPr>
-          <w:noProof/>
-        </w:rPr>
-        <mc:AlternateContent>
-          <mc:Choice Requires="wps">
-            <w:drawing>
-              <wp:anchor distT="0" distB="0" distL="114300" distR="114300" simplePos="0" relativeHeight="251700224" behindDoc="0" locked="0" layoutInCell="1" allowOverlap="1" wp14:anchorId="3EA3F370" wp14:editId="0954177B">
-                <wp:simplePos x="0" y="0"/>
-                <wp:positionH relativeFrom="column">
-                  <wp:posOffset>5715</wp:posOffset>
-                </wp:positionH>
-                <wp:positionV relativeFrom="paragraph">
-                  <wp:posOffset>2083435</wp:posOffset>
-                </wp:positionV>
-                <wp:extent cx="2800350" cy="635"/>
-                <wp:effectExtent l="0" t="0" r="0" b="0"/>
-                <wp:wrapSquare wrapText="bothSides"/>
-                <wp:docPr id="51342801" name="Text Box 1"/>
-                <wp:cNvGraphicFramePr/>
-                <a:graphic xmlns:a="http://schemas.openxmlformats.org/drawingml/2006/main">
-                  <a:graphicData uri="http://schemas.microsoft.com/office/word/2010/wordprocessingShape">
-                    <wps:wsp>
-                      <wps:cNvSpPr txBox="1"/>
-                      <wps:spPr>
-                        <a:xfrm>
-                          <a:off x="0" y="0"/>
-                          <a:ext cx="2800350" cy="635"/>
-                        </a:xfrm>
-                        <a:prstGeom prst="rect">
-                          <a:avLst/>
-                        </a:prstGeom>
-                        <a:solidFill>
-                          <a:prstClr val="white"/>
-                        </a:solidFill>
-                        <a:ln>
-                          <a:noFill/>
-                        </a:ln>
-                      </wps:spPr>
-                      <wps:txbx>
-                        <w:txbxContent>
-                          <w:p>
-                            <w:pPr>
-                              <w:pStyle w:val="Caption"/>
-                              <w:rPr>
-                                <w:noProof/>
-                                <w:sz w:val="26"/>
-                                <w:szCs w:val="26"/>
-                              </w:rPr>
-                            </w:pPr>
-                            <w:bookmarkStart w:id="11" w:name="_Toc225895588"/>
-                            <w:bookmarkStart w:id="12" w:name="_Toc225895753"/>
-                            <w:r>
-                              <w:t xml:space="preserve">Hình </w:t>
-                            </w:r>
-                            <w:r>
-                              <w:fldChar w:fldCharType="begin"/>
-                            </w:r>
-                            <w:r>
-                              <w:instrText xml:space="preserve"> SEQ Hình \* ARABIC </w:instrText>
-                            </w:r>
-                            <w:r>
-                              <w:fldChar w:fldCharType="separate"/>
-                            </w:r>
-                            <w:r>
-                              <w:rPr>
-                                <w:noProof/>
-                              </w:rPr>
-                              <w:t>3</w:t>
-                            </w:r>
-                            <w:r>
-                              <w:fldChar w:fldCharType="end"/>
-                            </w:r>
-                            <w:r>
-                              <w:t xml:space="preserve">. </w:t>
-                            </w:r>
-                            <w:r>
-                              <w:t>Ảnh cạnh viền - Cấu hình 1</w:t>
-                            </w:r>
-                            <w:bookmarkEnd w:id="11"/>
-                            <w:bookmarkEnd w:id="12"/>
-                          </w:p>
-                        </w:txbxContent>
-                      </wps:txbx>
-                      <wps:bodyPr rot="0" spcFirstLastPara="0" vertOverflow="overflow" horzOverflow="overflow" vert="horz" wrap="square" lIns="0" tIns="0" rIns="0" bIns="0" numCol="1" spcCol="0" rtlCol="0" fromWordArt="0" anchor="t" anchorCtr="0" forceAA="0" compatLnSpc="1">
-                        <a:prstTxWarp prst="textNoShape">
-                          <a:avLst/>
-                        </a:prstTxWarp>
-                        <a:spAutoFit/>
-                      </wps:bodyPr>
-                    </wps:wsp>
-                  </a:graphicData>
-                </a:graphic>
-              </wp:anchor>
-            </w:drawing>
-          </mc:Choice>
-          <mc:Fallback>
-            <w:pict>
-              <v:shape w14:anchorId="3EA3F370" id="_x0000_s1030" type="#_x0000_t202" style="position:absolute;left:0;text-align:left;margin-left:.45pt;margin-top:164.05pt;width:220.5pt;height:.05pt;z-index:251700224;visibility:visible;mso-wrap-style:square;mso-wrap-distance-left:9pt;mso-wrap-distance-top:0;mso-wrap-distance-right:9pt;mso-wrap-distance-bottom:0;mso-position-horizontal:absolute;mso-position-horizontal-relative:text;mso-position-vertical:absolute;mso-position-vertical-relative:text;v-text-anchor:top" o:gfxdata="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" stroked="f">
-                <v:textbox style="mso-fit-shape-to-text:t" inset="0,0,0,0">
-                  <w:txbxContent>
-                    <w:p>
-                      <w:pPr>
-                        <w:pStyle w:val="Caption"/>
-                        <w:rPr>
-                          <w:noProof/>
-                          <w:sz w:val="26"/>
-                          <w:szCs w:val="26"/>
-                        </w:rPr>
-                      </w:pPr>
-                      <w:bookmarkStart w:id="13" w:name="_Toc225895588"/>
-                      <w:bookmarkStart w:id="14" w:name="_Toc225895753"/>
-                      <w:r>
-                        <w:t xml:space="preserve">Hình </w:t>
-                      </w:r>
-                      <w:r>
-                        <w:fldChar w:fldCharType="begin"/>
-                      </w:r>
-                      <w:r>
-                        <w:instrText xml:space="preserve"> SEQ Hình \* ARABIC </w:instrText>
-                      </w:r>
-                      <w:r>
-                        <w:fldChar w:fldCharType="separate"/>
-                      </w:r>
-                      <w:r>
-                        <w:rPr>
-                          <w:noProof/>
-                        </w:rPr>
-                        <w:t>3</w:t>
-                      </w:r>
-                      <w:r>
-                        <w:fldChar w:fldCharType="end"/>
-                      </w:r>
-                      <w:r>
-                        <w:t xml:space="preserve">. </w:t>
-                      </w:r>
-                      <w:r>
-                        <w:t>Ảnh cạnh viền - Cấu hình 1</w:t>
-                      </w:r>
-                      <w:bookmarkEnd w:id="13"/>
-                      <w:bookmarkEnd w:id="14"/>
-                    </w:p>
-                  </w:txbxContent>
-                </v:textbox>
-                <w10:wrap type="square"/>
-              </v:shape>
-            </w:pict>
-          </mc:Fallback>
-        </mc:AlternateContent>
-      </w:r>
-      <w:r>
+    </w:p>
+    <w:p>
+      <w:pPr>
+        <w:ind w:firstLine="0"/>
+        <w:jc w:val="center"/>
         <w:rPr>
           <w:lang w:val="en-US"/>
         </w:rPr>
-        <w:drawing>
-          <wp:anchor distT="0" distB="0" distL="114300" distR="114300" simplePos="0" relativeHeight="251668480" behindDoc="0" locked="0" layoutInCell="1" allowOverlap="1" wp14:anchorId="08BF164D" wp14:editId="2E06D5C3">
-            <wp:simplePos x="0" y="0"/>
-            <wp:positionH relativeFrom="column">
-              <wp:posOffset>5715</wp:posOffset>
-            </wp:positionH>
-            <wp:positionV relativeFrom="paragraph">
-              <wp:posOffset>130810</wp:posOffset>
-            </wp:positionV>
-            <wp:extent cx="2800350" cy="1895475"/>
-            <wp:effectExtent l="0" t="0" r="0" b="9525"/>
-            <wp:wrapSquare wrapText="bothSides"/>
-            <wp:docPr id="1773620034" name="Picture 1"/>
-            <wp:cNvGraphicFramePr>
-              <a:graphicFrameLocks xmlns:a="http://schemas.openxmlformats.org/drawingml/2006/main" noChangeAspect="1"/>
-            </wp:cNvGraphicFramePr>
-            <a:graphic xmlns:a="http://schemas.openxmlformats.org/drawingml/2006/main">
-              <a:graphicData uri="http://schemas.openxmlformats.org/drawingml/2006/picture">
-                <pic:pic xmlns:pic="http://schemas.openxmlformats.org/drawingml/2006/picture">
-                  <pic:nvPicPr>
-                    <pic:cNvPr id="1773620034" name=""/>
-                    <pic:cNvPicPr/>
-                  </pic:nvPicPr>
-                  <pic:blipFill>
-                    <a:blip r:embed="rId10">
-                      <a:extLst>
-                        <a:ext uri="{28A0092B-C50C-407E-A947-70E740481C1C}">
-                          <a14:useLocalDpi xmlns:a14="http://schemas.microsoft.com/office/drawing/2010/main" val="0"/>
-                        </a:ext>
-                      </a:extLst>
-                    </a:blip>
-                    <a:stretch>
-                      <a:fillRect/>
-                    </a:stretch>
-                  </pic:blipFill>
-                  <pic:spPr>
-                    <a:xfrm>
-                      <a:off x="0" y="0"/>
-                      <a:ext cx="2800350" cy="1895475"/>
-                    </a:xfrm>
-                    <a:prstGeom prst="rect">
-                      <a:avLst/>
-                    </a:prstGeom>
-                  </pic:spPr>
-                </pic:pic>
-              </a:graphicData>
-            </a:graphic>
-          </wp:anchor>
-        </w:drawing>
-      </w:r>
+      </w:pPr>
     </w:p>
+    <w:tbl>
+      <w:tblPr>
+        <w:tblStyle w:val="TableGrid"/>
+        <w:tblW w:w="0" w:type="auto"/>
+        <w:tblBorders>
+          <w:top w:val="none" w:sz="0" w:space="0" w:color="auto"/>
+          <w:left w:val="none" w:sz="0" w:space="0" w:color="auto"/>
+          <w:bottom w:val="none" w:sz="0" w:space="0" w:color="auto"/>
+          <w:right w:val="none" w:sz="0" w:space="0" w:color="auto"/>
+          <w:insideH w:val="none" w:sz="0" w:space="0" w:color="auto"/>
+          <w:insideV w:val="none" w:sz="0" w:space="0" w:color="auto"/>
+        </w:tblBorders>
+        <w:tblLook w:val="04A0" w:firstRow="1" w:lastRow="0" w:firstColumn="1" w:lastColumn="0" w:noHBand="0" w:noVBand="1"/>
+      </w:tblPr>
+      <w:tblGrid>
+        <w:gridCol w:w="4536"/>
+        <w:gridCol w:w="4536"/>
+      </w:tblGrid>
+      <w:tr>
+        <w:tc>
+          <w:tcPr>
+            <w:tcW w:w="4531" w:type="dxa"/>
+          </w:tcPr>
+          <w:p>
+            <w:pPr>
+              <w:keepNext/>
+              <w:ind w:right="0" w:firstLine="0"/>
+              <w:jc w:val="center"/>
+            </w:pPr>
+            <w:r>
+              <w:rPr>
+                <w:lang w:val="en-US"/>
+              </w:rPr>
+              <w:drawing>
+                <wp:inline distT="0" distB="0" distL="0" distR="0" wp14:anchorId="26314572" wp14:editId="416ACE24">
+                  <wp:extent cx="2750400" cy="2293200"/>
+                  <wp:effectExtent l="0" t="0" r="0" b="0"/>
+                  <wp:docPr id="330740175" name="Picture 1"/>
+                  <wp:cNvGraphicFramePr>
+                    <a:graphicFrameLocks xmlns:a="http://schemas.openxmlformats.org/drawingml/2006/main" noChangeAspect="1"/>
+                  </wp:cNvGraphicFramePr>
+                  <a:graphic xmlns:a="http://schemas.openxmlformats.org/drawingml/2006/main">
+                    <a:graphicData uri="http://schemas.openxmlformats.org/drawingml/2006/picture">
+                      <pic:pic xmlns:pic="http://schemas.openxmlformats.org/drawingml/2006/picture">
+                        <pic:nvPicPr>
+                          <pic:cNvPr id="330740175" name=""/>
+                          <pic:cNvPicPr/>
+                        </pic:nvPicPr>
+                        <pic:blipFill>
+                          <a:blip r:embed="rId8"/>
+                          <a:stretch>
+                            <a:fillRect/>
+                          </a:stretch>
+                        </pic:blipFill>
+                        <pic:spPr>
+                          <a:xfrm>
+                            <a:off x="0" y="0"/>
+                            <a:ext cx="2750400" cy="2293200"/>
+                          </a:xfrm>
+                          <a:prstGeom prst="rect">
+                            <a:avLst/>
+                          </a:prstGeom>
+                        </pic:spPr>
+                      </pic:pic>
+                    </a:graphicData>
+                  </a:graphic>
+                </wp:inline>
+              </w:drawing>
+            </w:r>
+          </w:p>
+          <w:p>
+            <w:pPr>
+              <w:pStyle w:val="Caption"/>
+              <w:rPr>
+                <w:lang w:val="en-US"/>
+              </w:rPr>
+            </w:pPr>
+            <w:bookmarkStart w:id="13" w:name="_Toc225900174"/>
+            <w:r>
+              <w:t xml:space="preserve">Hình </w:t>
+            </w:r>
+            <w:r>
+              <w:fldChar w:fldCharType="begin"/>
+            </w:r>
+            <w:r>
+              <w:instrText xml:space="preserve"> SEQ Hình \* ARABIC </w:instrText>
+            </w:r>
+            <w:r>
+              <w:fldChar w:fldCharType="separate"/>
+            </w:r>
+            <w:r>
+              <w:rPr>
+                <w:noProof/>
+              </w:rPr>
+              <w:t>6</w:t>
+            </w:r>
+            <w:r>
+              <w:fldChar w:fldCharType="end"/>
+            </w:r>
+            <w:r>
+              <w:t xml:space="preserve">. </w:t>
+            </w:r>
+            <w:r>
+              <w:t>Ảnh gốc đầu vào</w:t>
+            </w:r>
+            <w:bookmarkEnd w:id="13"/>
+          </w:p>
+        </w:tc>
+        <w:tc>
+          <w:tcPr>
+            <w:tcW w:w="4531" w:type="dxa"/>
+          </w:tcPr>
+          <w:p>
+            <w:pPr>
+              <w:keepNext/>
+              <w:ind w:right="0" w:firstLine="0"/>
+            </w:pPr>
+            <w:r>
+              <w:rPr>
+                <w:lang w:val="en-US"/>
+              </w:rPr>
+              <w:drawing>
+                <wp:inline distT="0" distB="0" distL="0" distR="0" wp14:anchorId="3620898A" wp14:editId="2CDB5577">
+                  <wp:extent cx="2750400" cy="2293200"/>
+                  <wp:effectExtent l="0" t="0" r="0" b="0"/>
+                  <wp:docPr id="687528322" name="Picture 1"/>
+                  <wp:cNvGraphicFramePr>
+                    <a:graphicFrameLocks xmlns:a="http://schemas.openxmlformats.org/drawingml/2006/main" noChangeAspect="1"/>
+                  </wp:cNvGraphicFramePr>
+                  <a:graphic xmlns:a="http://schemas.openxmlformats.org/drawingml/2006/main">
+                    <a:graphicData uri="http://schemas.openxmlformats.org/drawingml/2006/picture">
+                      <pic:pic xmlns:pic="http://schemas.openxmlformats.org/drawingml/2006/picture">
+                        <pic:nvPicPr>
+                          <pic:cNvPr id="687528322" name=""/>
+                          <pic:cNvPicPr/>
+                        </pic:nvPicPr>
+                        <pic:blipFill>
+                          <a:blip r:embed="rId13"/>
+                          <a:stretch>
+                            <a:fillRect/>
+                          </a:stretch>
+                        </pic:blipFill>
+                        <pic:spPr>
+                          <a:xfrm>
+                            <a:off x="0" y="0"/>
+                            <a:ext cx="2750400" cy="2293200"/>
+                          </a:xfrm>
+                          <a:prstGeom prst="rect">
+                            <a:avLst/>
+                          </a:prstGeom>
+                        </pic:spPr>
+                      </pic:pic>
+                    </a:graphicData>
+                  </a:graphic>
+                </wp:inline>
+              </w:drawing>
+            </w:r>
+          </w:p>
+          <w:p>
+            <w:pPr>
+              <w:pStyle w:val="Caption"/>
+            </w:pPr>
+            <w:bookmarkStart w:id="14" w:name="_Toc225900175"/>
+            <w:r>
+              <w:t xml:space="preserve">Hình </w:t>
+            </w:r>
+            <w:r>
+              <w:fldChar w:fldCharType="begin"/>
+            </w:r>
+            <w:r>
+              <w:instrText xml:space="preserve"> SEQ Hình \* ARABIC </w:instrText>
+            </w:r>
+            <w:r>
+              <w:fldChar w:fldCharType="separate"/>
+            </w:r>
+            <w:r>
+              <w:rPr>
+                <w:noProof/>
+              </w:rPr>
+              <w:t>7</w:t>
+            </w:r>
+            <w:r>
+              <w:fldChar w:fldCharType="end"/>
+            </w:r>
+            <w:r>
+              <w:t xml:space="preserve">. </w:t>
+            </w:r>
+            <w:r>
+              <w:t>Ảnh</w:t>
+            </w:r>
+            <w:r>
+              <w:t xml:space="preserve"> </w:t>
+            </w:r>
+            <w:r>
+              <w:t>phát hiện</w:t>
+            </w:r>
+            <w:r>
+              <w:t xml:space="preserve"> tất cả</w:t>
+            </w:r>
+            <w:r>
+              <w:t xml:space="preserve"> đường thẳng</w:t>
+            </w:r>
+            <w:bookmarkEnd w:id="14"/>
+          </w:p>
+        </w:tc>
+      </w:tr>
+      <w:tr>
+        <w:tc>
+          <w:tcPr>
+            <w:tcW w:w="4531" w:type="dxa"/>
+          </w:tcPr>
+          <w:p>
+            <w:pPr>
+              <w:keepNext/>
+              <w:ind w:right="0" w:firstLine="0"/>
+            </w:pPr>
+            <w:r>
+              <w:rPr>
+                <w:lang w:val="en-US"/>
+              </w:rPr>
+              <w:drawing>
+                <wp:inline distT="0" distB="0" distL="0" distR="0" wp14:anchorId="4BEA7AA2" wp14:editId="364810B7">
+                  <wp:extent cx="2750400" cy="2293200"/>
+                  <wp:effectExtent l="0" t="0" r="0" b="0"/>
+                  <wp:docPr id="1481345989" name="Picture 1"/>
+                  <wp:cNvGraphicFramePr>
+                    <a:graphicFrameLocks xmlns:a="http://schemas.openxmlformats.org/drawingml/2006/main" noChangeAspect="1"/>
+                  </wp:cNvGraphicFramePr>
+                  <a:graphic xmlns:a="http://schemas.openxmlformats.org/drawingml/2006/main">
+                    <a:graphicData uri="http://schemas.openxmlformats.org/drawingml/2006/picture">
+                      <pic:pic xmlns:pic="http://schemas.openxmlformats.org/drawingml/2006/picture">
+                        <pic:nvPicPr>
+                          <pic:cNvPr id="1481345989" name=""/>
+                          <pic:cNvPicPr/>
+                        </pic:nvPicPr>
+                        <pic:blipFill>
+                          <a:blip r:embed="rId14"/>
+                          <a:stretch>
+                            <a:fillRect/>
+                          </a:stretch>
+                        </pic:blipFill>
+                        <pic:spPr>
+                          <a:xfrm>
+                            <a:off x="0" y="0"/>
+                            <a:ext cx="2750400" cy="2293200"/>
+                          </a:xfrm>
+                          <a:prstGeom prst="rect">
+                            <a:avLst/>
+                          </a:prstGeom>
+                        </pic:spPr>
+                      </pic:pic>
+                    </a:graphicData>
+                  </a:graphic>
+                </wp:inline>
+              </w:drawing>
+            </w:r>
+          </w:p>
+          <w:p>
+            <w:pPr>
+              <w:pStyle w:val="Caption"/>
+              <w:rPr>
+                <w:lang w:val="en-US"/>
+              </w:rPr>
+            </w:pPr>
+            <w:bookmarkStart w:id="15" w:name="_Toc225900176"/>
+            <w:r>
+              <w:t xml:space="preserve">Hình </w:t>
+            </w:r>
+            <w:r>
+              <w:fldChar w:fldCharType="begin"/>
+            </w:r>
+            <w:r>
+              <w:instrText xml:space="preserve"> SEQ Hình \* ARABIC </w:instrText>
+            </w:r>
+            <w:r>
+              <w:fldChar w:fldCharType="separate"/>
+            </w:r>
+            <w:r>
+              <w:rPr>
+                <w:noProof/>
+              </w:rPr>
+              <w:t>8</w:t>
+            </w:r>
+            <w:r>
+              <w:fldChar w:fldCharType="end"/>
+            </w:r>
+            <w:r>
+              <w:t xml:space="preserve">. </w:t>
+            </w:r>
+            <w:r>
+              <w:t>Ảnh tất cả đường thẳng phát hiện được</w:t>
+            </w:r>
+            <w:bookmarkEnd w:id="15"/>
+          </w:p>
+        </w:tc>
+        <w:tc>
+          <w:tcPr>
+            <w:tcW w:w="4531" w:type="dxa"/>
+          </w:tcPr>
+          <w:p>
+            <w:pPr>
+              <w:keepNext/>
+              <w:ind w:right="0" w:firstLine="0"/>
+            </w:pPr>
+            <w:r>
+              <w:rPr>
+                <w:lang w:val="en-US"/>
+              </w:rPr>
+              <w:drawing>
+                <wp:inline distT="0" distB="0" distL="0" distR="0" wp14:anchorId="6B62C8CB" wp14:editId="5FF69B22">
+                  <wp:extent cx="2750400" cy="2293200"/>
+                  <wp:effectExtent l="0" t="0" r="0" b="0"/>
+                  <wp:docPr id="1288725897" name="Picture 1"/>
+                  <wp:cNvGraphicFramePr>
+                    <a:graphicFrameLocks xmlns:a="http://schemas.openxmlformats.org/drawingml/2006/main" noChangeAspect="1"/>
+                  </wp:cNvGraphicFramePr>
+                  <a:graphic xmlns:a="http://schemas.openxmlformats.org/drawingml/2006/main">
+                    <a:graphicData uri="http://schemas.openxmlformats.org/drawingml/2006/picture">
+                      <pic:pic xmlns:pic="http://schemas.openxmlformats.org/drawingml/2006/picture">
+                        <pic:nvPicPr>
+                          <pic:cNvPr id="1288725897" name=""/>
+                          <pic:cNvPicPr/>
+                        </pic:nvPicPr>
+                        <pic:blipFill>
+                          <a:blip r:embed="rId15"/>
+                          <a:stretch>
+                            <a:fillRect/>
+                          </a:stretch>
+                        </pic:blipFill>
+                        <pic:spPr>
+                          <a:xfrm>
+                            <a:off x="0" y="0"/>
+                            <a:ext cx="2750400" cy="2293200"/>
+                          </a:xfrm>
+                          <a:prstGeom prst="rect">
+                            <a:avLst/>
+                          </a:prstGeom>
+                        </pic:spPr>
+                      </pic:pic>
+                    </a:graphicData>
+                  </a:graphic>
+                </wp:inline>
+              </w:drawing>
+            </w:r>
+          </w:p>
+          <w:p>
+            <w:pPr>
+              <w:pStyle w:val="Caption"/>
+            </w:pPr>
+            <w:bookmarkStart w:id="16" w:name="_Toc225900177"/>
+            <w:r>
+              <w:t xml:space="preserve">Hình </w:t>
+            </w:r>
+            <w:r>
+              <w:fldChar w:fldCharType="begin"/>
+            </w:r>
+            <w:r>
+              <w:instrText xml:space="preserve"> SEQ Hình \* ARABIC </w:instrText>
+            </w:r>
+            <w:r>
+              <w:fldChar w:fldCharType="separate"/>
+            </w:r>
+            <w:r>
+              <w:rPr>
+                <w:noProof/>
+              </w:rPr>
+              <w:t>9</w:t>
+            </w:r>
+            <w:r>
+              <w:fldChar w:fldCharType="end"/>
+            </w:r>
+            <w:r>
+              <w:t xml:space="preserve">. </w:t>
+            </w:r>
+            <w:r>
+              <w:t>Ảnh đường thẳng sau khi lọc đoạn ngắn và gần nhau</w:t>
+            </w:r>
+            <w:bookmarkEnd w:id="16"/>
+          </w:p>
+        </w:tc>
+      </w:tr>
+    </w:tbl>
     <w:p>
       <w:pPr>
         <w:ind w:firstLine="0"/>
@@ -3696,628 +4104,6 @@
           <w:lang w:val="en-US"/>
         </w:rPr>
       </w:pPr>
-    </w:p>
-    <w:p>
-      <w:pPr>
-        <w:ind w:firstLine="0"/>
-        <w:rPr>
-          <w:lang w:val="en-US"/>
-        </w:rPr>
-      </w:pPr>
-      <w:r>
-        <w:rPr>
-          <w:noProof/>
-        </w:rPr>
-        <mc:AlternateContent>
-          <mc:Choice Requires="wps">
-            <w:drawing>
-              <wp:anchor distT="0" distB="0" distL="114300" distR="114300" simplePos="0" relativeHeight="251681792" behindDoc="0" locked="0" layoutInCell="1" allowOverlap="1" wp14:anchorId="5A33F657" wp14:editId="196E485C">
-                <wp:simplePos x="0" y="0"/>
-                <wp:positionH relativeFrom="column">
-                  <wp:posOffset>2960370</wp:posOffset>
-                </wp:positionH>
-                <wp:positionV relativeFrom="paragraph">
-                  <wp:posOffset>2116455</wp:posOffset>
-                </wp:positionV>
-                <wp:extent cx="2800350" cy="635"/>
-                <wp:effectExtent l="0" t="0" r="0" b="0"/>
-                <wp:wrapSquare wrapText="bothSides"/>
-                <wp:docPr id="372090542" name="Text Box 1"/>
-                <wp:cNvGraphicFramePr/>
-                <a:graphic xmlns:a="http://schemas.openxmlformats.org/drawingml/2006/main">
-                  <a:graphicData uri="http://schemas.microsoft.com/office/word/2010/wordprocessingShape">
-                    <wps:wsp>
-                      <wps:cNvSpPr txBox="1"/>
-                      <wps:spPr>
-                        <a:xfrm>
-                          <a:off x="0" y="0"/>
-                          <a:ext cx="2800350" cy="635"/>
-                        </a:xfrm>
-                        <a:prstGeom prst="rect">
-                          <a:avLst/>
-                        </a:prstGeom>
-                        <a:solidFill>
-                          <a:prstClr val="white"/>
-                        </a:solidFill>
-                        <a:ln>
-                          <a:noFill/>
-                        </a:ln>
-                      </wps:spPr>
-                      <wps:txbx>
-                        <w:txbxContent>
-                          <w:p>
-                            <w:pPr>
-                              <w:pStyle w:val="Caption"/>
-                              <w:rPr>
-                                <w:sz w:val="26"/>
-                                <w:szCs w:val="26"/>
-                              </w:rPr>
-                            </w:pPr>
-                            <w:r>
-                              <w:t xml:space="preserve">Hình 5. </w:t>
-                            </w:r>
-                            <w:r>
-                              <w:t>Ảnh đường ba</w:t>
-                            </w:r>
-                            <w:r>
-                              <w:t>o</w:t>
-                            </w:r>
-                            <w:r>
-                              <w:t xml:space="preserve"> - Cấu hình 2</w:t>
-                            </w:r>
-                          </w:p>
-                        </w:txbxContent>
-                      </wps:txbx>
-                      <wps:bodyPr rot="0" spcFirstLastPara="0" vertOverflow="overflow" horzOverflow="overflow" vert="horz" wrap="square" lIns="0" tIns="0" rIns="0" bIns="0" numCol="1" spcCol="0" rtlCol="0" fromWordArt="0" anchor="t" anchorCtr="0" forceAA="0" compatLnSpc="1">
-                        <a:prstTxWarp prst="textNoShape">
-                          <a:avLst/>
-                        </a:prstTxWarp>
-                        <a:spAutoFit/>
-                      </wps:bodyPr>
-                    </wps:wsp>
-                  </a:graphicData>
-                </a:graphic>
-              </wp:anchor>
-            </w:drawing>
-          </mc:Choice>
-          <mc:Fallback>
-            <w:pict>
-              <v:shape w14:anchorId="5A33F657" id="_x0000_s1031" type="#_x0000_t202" style="position:absolute;left:0;text-align:left;margin-left:233.1pt;margin-top:166.65pt;width:220.5pt;height:.05pt;z-index:251681792;visibility:visible;mso-wrap-style:square;mso-wrap-distance-left:9pt;mso-wrap-distance-top:0;mso-wrap-distance-right:9pt;mso-wrap-distance-bottom:0;mso-position-horizontal:absolute;mso-position-horizontal-relative:text;mso-position-vertical:absolute;mso-position-vertical-relative:text;v-text-anchor:top" o:gfxdata="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" stroked="f">
-                <v:textbox style="mso-fit-shape-to-text:t" inset="0,0,0,0">
-                  <w:txbxContent>
-                    <w:p>
-                      <w:pPr>
-                        <w:pStyle w:val="Caption"/>
-                        <w:rPr>
-                          <w:sz w:val="26"/>
-                          <w:szCs w:val="26"/>
-                        </w:rPr>
-                      </w:pPr>
-                      <w:r>
-                        <w:t xml:space="preserve">Hình 5. </w:t>
-                      </w:r>
-                      <w:r>
-                        <w:t>Ảnh đường ba</w:t>
-                      </w:r>
-                      <w:r>
-                        <w:t>o</w:t>
-                      </w:r>
-                      <w:r>
-                        <w:t xml:space="preserve"> - Cấu hình 2</w:t>
-                      </w:r>
-                    </w:p>
-                  </w:txbxContent>
-                </v:textbox>
-                <w10:wrap type="square"/>
-              </v:shape>
-            </w:pict>
-          </mc:Fallback>
-        </mc:AlternateContent>
-      </w:r>
-      <w:r>
-        <w:rPr>
-          <w:noProof/>
-        </w:rPr>
-        <mc:AlternateContent>
-          <mc:Choice Requires="wps">
-            <w:drawing>
-              <wp:anchor distT="0" distB="0" distL="114300" distR="114300" simplePos="0" relativeHeight="251706368" behindDoc="0" locked="0" layoutInCell="1" allowOverlap="1" wp14:anchorId="04504704" wp14:editId="09F2446A">
-                <wp:simplePos x="0" y="0"/>
-                <wp:positionH relativeFrom="column">
-                  <wp:posOffset>2960370</wp:posOffset>
-                </wp:positionH>
-                <wp:positionV relativeFrom="paragraph">
-                  <wp:posOffset>2116455</wp:posOffset>
-                </wp:positionV>
-                <wp:extent cx="2800350" cy="635"/>
-                <wp:effectExtent l="0" t="0" r="0" b="0"/>
-                <wp:wrapSquare wrapText="bothSides"/>
-                <wp:docPr id="655940466" name="Text Box 1"/>
-                <wp:cNvGraphicFramePr/>
-                <a:graphic xmlns:a="http://schemas.openxmlformats.org/drawingml/2006/main">
-                  <a:graphicData uri="http://schemas.microsoft.com/office/word/2010/wordprocessingShape">
-                    <wps:wsp>
-                      <wps:cNvSpPr txBox="1"/>
-                      <wps:spPr>
-                        <a:xfrm>
-                          <a:off x="0" y="0"/>
-                          <a:ext cx="2800350" cy="635"/>
-                        </a:xfrm>
-                        <a:prstGeom prst="rect">
-                          <a:avLst/>
-                        </a:prstGeom>
-                        <a:solidFill>
-                          <a:prstClr val="white"/>
-                        </a:solidFill>
-                        <a:ln>
-                          <a:noFill/>
-                        </a:ln>
-                      </wps:spPr>
-                      <wps:txbx>
-                        <w:txbxContent>
-                          <w:p>
-                            <w:pPr>
-                              <w:pStyle w:val="Caption"/>
-                              <w:rPr>
-                                <w:noProof/>
-                                <w:sz w:val="26"/>
-                                <w:szCs w:val="26"/>
-                              </w:rPr>
-                            </w:pPr>
-                            <w:bookmarkStart w:id="15" w:name="_Toc225895754"/>
-                            <w:r>
-                              <w:t xml:space="preserve">Hình </w:t>
-                            </w:r>
-                            <w:r>
-                              <w:fldChar w:fldCharType="begin"/>
-                            </w:r>
-                            <w:r>
-                              <w:instrText xml:space="preserve"> SEQ Hình \* ARABIC </w:instrText>
-                            </w:r>
-                            <w:r>
-                              <w:fldChar w:fldCharType="separate"/>
-                            </w:r>
-                            <w:r>
-                              <w:rPr>
-                                <w:noProof/>
-                              </w:rPr>
-                              <w:t>4</w:t>
-                            </w:r>
-                            <w:r>
-                              <w:fldChar w:fldCharType="end"/>
-                            </w:r>
-                            <w:r>
-                              <w:t xml:space="preserve">. </w:t>
-                            </w:r>
-                            <w:r>
-                              <w:t>Ảnh đường bao - Cấu hình 2</w:t>
-                            </w:r>
-                            <w:bookmarkEnd w:id="15"/>
-                          </w:p>
-                        </w:txbxContent>
-                      </wps:txbx>
-                      <wps:bodyPr rot="0" spcFirstLastPara="0" vertOverflow="overflow" horzOverflow="overflow" vert="horz" wrap="square" lIns="0" tIns="0" rIns="0" bIns="0" numCol="1" spcCol="0" rtlCol="0" fromWordArt="0" anchor="t" anchorCtr="0" forceAA="0" compatLnSpc="1">
-                        <a:prstTxWarp prst="textNoShape">
-                          <a:avLst/>
-                        </a:prstTxWarp>
-                        <a:spAutoFit/>
-                      </wps:bodyPr>
-                    </wps:wsp>
-                  </a:graphicData>
-                </a:graphic>
-              </wp:anchor>
-            </w:drawing>
-          </mc:Choice>
-          <mc:Fallback>
-            <w:pict>
-              <v:shape w14:anchorId="04504704" id="_x0000_s1032" type="#_x0000_t202" style="position:absolute;left:0;text-align:left;margin-left:233.1pt;margin-top:166.65pt;width:220.5pt;height:.05pt;z-index:251706368;visibility:visible;mso-wrap-style:square;mso-wrap-distance-left:9pt;mso-wrap-distance-top:0;mso-wrap-distance-right:9pt;mso-wrap-distance-bottom:0;mso-position-horizontal:absolute;mso-position-horizontal-relative:text;mso-position-vertical:absolute;mso-position-vertical-relative:text;v-text-anchor:top" o:gfxdata="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" stroked="f">
-                <v:textbox style="mso-fit-shape-to-text:t" inset="0,0,0,0">
-                  <w:txbxContent>
-                    <w:p>
-                      <w:pPr>
-                        <w:pStyle w:val="Caption"/>
-                        <w:rPr>
-                          <w:noProof/>
-                          <w:sz w:val="26"/>
-                          <w:szCs w:val="26"/>
-                        </w:rPr>
-                      </w:pPr>
-                      <w:bookmarkStart w:id="16" w:name="_Toc225895754"/>
-                      <w:r>
-                        <w:t xml:space="preserve">Hình </w:t>
-                      </w:r>
-                      <w:r>
-                        <w:fldChar w:fldCharType="begin"/>
-                      </w:r>
-                      <w:r>
-                        <w:instrText xml:space="preserve"> SEQ Hình \* ARABIC </w:instrText>
-                      </w:r>
-                      <w:r>
-                        <w:fldChar w:fldCharType="separate"/>
-                      </w:r>
-                      <w:r>
-                        <w:rPr>
-                          <w:noProof/>
-                        </w:rPr>
-                        <w:t>4</w:t>
-                      </w:r>
-                      <w:r>
-                        <w:fldChar w:fldCharType="end"/>
-                      </w:r>
-                      <w:r>
-                        <w:t xml:space="preserve">. </w:t>
-                      </w:r>
-                      <w:r>
-                        <w:t>Ảnh đường bao - Cấu hình 2</w:t>
-                      </w:r>
-                      <w:bookmarkEnd w:id="16"/>
-                    </w:p>
-                  </w:txbxContent>
-                </v:textbox>
-                <w10:wrap type="square"/>
-              </v:shape>
-            </w:pict>
-          </mc:Fallback>
-        </mc:AlternateContent>
-      </w:r>
-      <w:r>
-        <w:rPr>
-          <w:lang w:val="en-US"/>
-        </w:rPr>
-        <w:drawing>
-          <wp:anchor distT="0" distB="0" distL="114300" distR="114300" simplePos="0" relativeHeight="251671552" behindDoc="0" locked="0" layoutInCell="1" allowOverlap="1" wp14:anchorId="5B88C48F" wp14:editId="0FD65CC6">
-            <wp:simplePos x="0" y="0"/>
-            <wp:positionH relativeFrom="margin">
-              <wp:align>right</wp:align>
-            </wp:positionH>
-            <wp:positionV relativeFrom="paragraph">
-              <wp:posOffset>163830</wp:posOffset>
-            </wp:positionV>
-            <wp:extent cx="2800350" cy="1895475"/>
-            <wp:effectExtent l="0" t="0" r="0" b="9525"/>
-            <wp:wrapSquare wrapText="bothSides"/>
-            <wp:docPr id="399265464" name="Picture 1"/>
-            <wp:cNvGraphicFramePr>
-              <a:graphicFrameLocks xmlns:a="http://schemas.openxmlformats.org/drawingml/2006/main" noChangeAspect="1"/>
-            </wp:cNvGraphicFramePr>
-            <a:graphic xmlns:a="http://schemas.openxmlformats.org/drawingml/2006/main">
-              <a:graphicData uri="http://schemas.openxmlformats.org/drawingml/2006/picture">
-                <pic:pic xmlns:pic="http://schemas.openxmlformats.org/drawingml/2006/picture">
-                  <pic:nvPicPr>
-                    <pic:cNvPr id="399265464" name=""/>
-                    <pic:cNvPicPr/>
-                  </pic:nvPicPr>
-                  <pic:blipFill>
-                    <a:blip r:embed="rId11">
-                      <a:extLst>
-                        <a:ext uri="{28A0092B-C50C-407E-A947-70E740481C1C}">
-                          <a14:useLocalDpi xmlns:a14="http://schemas.microsoft.com/office/drawing/2010/main" val="0"/>
-                        </a:ext>
-                      </a:extLst>
-                    </a:blip>
-                    <a:stretch>
-                      <a:fillRect/>
-                    </a:stretch>
-                  </pic:blipFill>
-                  <pic:spPr>
-                    <a:xfrm>
-                      <a:off x="0" y="0"/>
-                      <a:ext cx="2800350" cy="1895475"/>
-                    </a:xfrm>
-                    <a:prstGeom prst="rect">
-                      <a:avLst/>
-                    </a:prstGeom>
-                  </pic:spPr>
-                </pic:pic>
-              </a:graphicData>
-            </a:graphic>
-          </wp:anchor>
-        </w:drawing>
-      </w:r>
-      <w:r>
-        <w:rPr>
-          <w:noProof/>
-        </w:rPr>
-        <mc:AlternateContent>
-          <mc:Choice Requires="wps">
-            <w:drawing>
-              <wp:anchor distT="0" distB="0" distL="114300" distR="114300" simplePos="0" relativeHeight="251679744" behindDoc="0" locked="0" layoutInCell="1" allowOverlap="1" wp14:anchorId="58325678" wp14:editId="002002FC">
-                <wp:simplePos x="0" y="0"/>
-                <wp:positionH relativeFrom="column">
-                  <wp:posOffset>0</wp:posOffset>
-                </wp:positionH>
-                <wp:positionV relativeFrom="paragraph">
-                  <wp:posOffset>2135505</wp:posOffset>
-                </wp:positionV>
-                <wp:extent cx="2800350" cy="635"/>
-                <wp:effectExtent l="0" t="0" r="0" b="0"/>
-                <wp:wrapSquare wrapText="bothSides"/>
-                <wp:docPr id="1945163445" name="Text Box 1"/>
-                <wp:cNvGraphicFramePr/>
-                <a:graphic xmlns:a="http://schemas.openxmlformats.org/drawingml/2006/main">
-                  <a:graphicData uri="http://schemas.microsoft.com/office/word/2010/wordprocessingShape">
-                    <wps:wsp>
-                      <wps:cNvSpPr txBox="1"/>
-                      <wps:spPr>
-                        <a:xfrm>
-                          <a:off x="0" y="0"/>
-                          <a:ext cx="2800350" cy="635"/>
-                        </a:xfrm>
-                        <a:prstGeom prst="rect">
-                          <a:avLst/>
-                        </a:prstGeom>
-                        <a:solidFill>
-                          <a:prstClr val="white"/>
-                        </a:solidFill>
-                        <a:ln>
-                          <a:noFill/>
-                        </a:ln>
-                      </wps:spPr>
-                      <wps:txbx>
-                        <w:txbxContent>
-                          <w:p>
-                            <w:pPr>
-                              <w:pStyle w:val="Caption"/>
-                              <w:rPr>
-                                <w:sz w:val="26"/>
-                                <w:szCs w:val="26"/>
-                              </w:rPr>
-                            </w:pPr>
-                            <w:r>
-                              <w:t xml:space="preserve">Hình 4. </w:t>
-                            </w:r>
-                            <w:r>
-                              <w:t>Ảnh cạnh viền - Cấu hình 2</w:t>
-                            </w:r>
-                          </w:p>
-                        </w:txbxContent>
-                      </wps:txbx>
-                      <wps:bodyPr rot="0" spcFirstLastPara="0" vertOverflow="overflow" horzOverflow="overflow" vert="horz" wrap="square" lIns="0" tIns="0" rIns="0" bIns="0" numCol="1" spcCol="0" rtlCol="0" fromWordArt="0" anchor="t" anchorCtr="0" forceAA="0" compatLnSpc="1">
-                        <a:prstTxWarp prst="textNoShape">
-                          <a:avLst/>
-                        </a:prstTxWarp>
-                        <a:spAutoFit/>
-                      </wps:bodyPr>
-                    </wps:wsp>
-                  </a:graphicData>
-                </a:graphic>
-              </wp:anchor>
-            </w:drawing>
-          </mc:Choice>
-          <mc:Fallback>
-            <w:pict>
-              <v:shape w14:anchorId="58325678" id="_x0000_s1033" type="#_x0000_t202" style="position:absolute;left:0;text-align:left;margin-left:0;margin-top:168.15pt;width:220.5pt;height:.05pt;z-index:251679744;visibility:visible;mso-wrap-style:square;mso-wrap-distance-left:9pt;mso-wrap-distance-top:0;mso-wrap-distance-right:9pt;mso-wrap-distance-bottom:0;mso-position-horizontal:absolute;mso-position-horizontal-relative:text;mso-position-vertical:absolute;mso-position-vertical-relative:text;v-text-anchor:top" o:gfxdata="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" stroked="f">
-                <v:textbox style="mso-fit-shape-to-text:t" inset="0,0,0,0">
-                  <w:txbxContent>
-                    <w:p>
-                      <w:pPr>
-                        <w:pStyle w:val="Caption"/>
-                        <w:rPr>
-                          <w:sz w:val="26"/>
-                          <w:szCs w:val="26"/>
-                        </w:rPr>
-                      </w:pPr>
-                      <w:r>
-                        <w:t xml:space="preserve">Hình 4. </w:t>
-                      </w:r>
-                      <w:r>
-                        <w:t>Ảnh cạnh viền - Cấu hình 2</w:t>
-                      </w:r>
-                    </w:p>
-                  </w:txbxContent>
-                </v:textbox>
-                <w10:wrap type="square"/>
-              </v:shape>
-            </w:pict>
-          </mc:Fallback>
-        </mc:AlternateContent>
-      </w:r>
-      <w:r>
-        <w:rPr>
-          <w:noProof/>
-        </w:rPr>
-        <mc:AlternateContent>
-          <mc:Choice Requires="wps">
-            <w:drawing>
-              <wp:anchor distT="0" distB="0" distL="114300" distR="114300" simplePos="0" relativeHeight="251704320" behindDoc="0" locked="0" layoutInCell="1" allowOverlap="1" wp14:anchorId="2EBC574B" wp14:editId="72BD6529">
-                <wp:simplePos x="0" y="0"/>
-                <wp:positionH relativeFrom="column">
-                  <wp:posOffset>0</wp:posOffset>
-                </wp:positionH>
-                <wp:positionV relativeFrom="paragraph">
-                  <wp:posOffset>2135505</wp:posOffset>
-                </wp:positionV>
-                <wp:extent cx="2800350" cy="635"/>
-                <wp:effectExtent l="0" t="0" r="0" b="0"/>
-                <wp:wrapSquare wrapText="bothSides"/>
-                <wp:docPr id="2095257752" name="Text Box 1"/>
-                <wp:cNvGraphicFramePr/>
-                <a:graphic xmlns:a="http://schemas.openxmlformats.org/drawingml/2006/main">
-                  <a:graphicData uri="http://schemas.microsoft.com/office/word/2010/wordprocessingShape">
-                    <wps:wsp>
-                      <wps:cNvSpPr txBox="1"/>
-                      <wps:spPr>
-                        <a:xfrm>
-                          <a:off x="0" y="0"/>
-                          <a:ext cx="2800350" cy="635"/>
-                        </a:xfrm>
-                        <a:prstGeom prst="rect">
-                          <a:avLst/>
-                        </a:prstGeom>
-                        <a:solidFill>
-                          <a:prstClr val="white"/>
-                        </a:solidFill>
-                        <a:ln>
-                          <a:noFill/>
-                        </a:ln>
-                      </wps:spPr>
-                      <wps:txbx>
-                        <w:txbxContent>
-                          <w:p>
-                            <w:pPr>
-                              <w:pStyle w:val="Caption"/>
-                              <w:rPr>
-                                <w:noProof/>
-                                <w:sz w:val="26"/>
-                                <w:szCs w:val="26"/>
-                              </w:rPr>
-                            </w:pPr>
-                            <w:bookmarkStart w:id="17" w:name="_Toc225895755"/>
-                            <w:r>
-                              <w:t xml:space="preserve">Hình </w:t>
-                            </w:r>
-                            <w:r>
-                              <w:fldChar w:fldCharType="begin"/>
-                            </w:r>
-                            <w:r>
-                              <w:instrText xml:space="preserve"> SEQ Hình \* ARABIC </w:instrText>
-                            </w:r>
-                            <w:r>
-                              <w:fldChar w:fldCharType="separate"/>
-                            </w:r>
-                            <w:r>
-                              <w:rPr>
-                                <w:noProof/>
-                              </w:rPr>
-                              <w:t>5</w:t>
-                            </w:r>
-                            <w:r>
-                              <w:fldChar w:fldCharType="end"/>
-                            </w:r>
-                            <w:r>
-                              <w:t xml:space="preserve">. </w:t>
-                            </w:r>
-                            <w:r>
-                              <w:t>Ảnh cạnh viền - Cấu hình 2</w:t>
-                            </w:r>
-                            <w:bookmarkEnd w:id="17"/>
-                          </w:p>
-                        </w:txbxContent>
-                      </wps:txbx>
-                      <wps:bodyPr rot="0" spcFirstLastPara="0" vertOverflow="overflow" horzOverflow="overflow" vert="horz" wrap="square" lIns="0" tIns="0" rIns="0" bIns="0" numCol="1" spcCol="0" rtlCol="0" fromWordArt="0" anchor="t" anchorCtr="0" forceAA="0" compatLnSpc="1">
-                        <a:prstTxWarp prst="textNoShape">
-                          <a:avLst/>
-                        </a:prstTxWarp>
-                        <a:spAutoFit/>
-                      </wps:bodyPr>
-                    </wps:wsp>
-                  </a:graphicData>
-                </a:graphic>
-              </wp:anchor>
-            </w:drawing>
-          </mc:Choice>
-          <mc:Fallback>
-            <w:pict>
-              <v:shape w14:anchorId="2EBC574B" id="_x0000_s1034" type="#_x0000_t202" style="position:absolute;left:0;text-align:left;margin-left:0;margin-top:168.15pt;width:220.5pt;height:.05pt;z-index:251704320;visibility:visible;mso-wrap-style:square;mso-wrap-distance-left:9pt;mso-wrap-distance-top:0;mso-wrap-distance-right:9pt;mso-wrap-distance-bottom:0;mso-position-horizontal:absolute;mso-position-horizontal-relative:text;mso-position-vertical:absolute;mso-position-vertical-relative:text;v-text-anchor:top" o:gfxdata="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" stroked="f">
-                <v:textbox style="mso-fit-shape-to-text:t" inset="0,0,0,0">
-                  <w:txbxContent>
-                    <w:p>
-                      <w:pPr>
-                        <w:pStyle w:val="Caption"/>
-                        <w:rPr>
-                          <w:noProof/>
-                          <w:sz w:val="26"/>
-                          <w:szCs w:val="26"/>
-                        </w:rPr>
-                      </w:pPr>
-                      <w:bookmarkStart w:id="18" w:name="_Toc225895755"/>
-                      <w:r>
-                        <w:t xml:space="preserve">Hình </w:t>
-                      </w:r>
-                      <w:r>
-                        <w:fldChar w:fldCharType="begin"/>
-                      </w:r>
-                      <w:r>
-                        <w:instrText xml:space="preserve"> SEQ Hình \* ARABIC </w:instrText>
-                      </w:r>
-                      <w:r>
-                        <w:fldChar w:fldCharType="separate"/>
-                      </w:r>
-                      <w:r>
-                        <w:rPr>
-                          <w:noProof/>
-                        </w:rPr>
-                        <w:t>5</w:t>
-                      </w:r>
-                      <w:r>
-                        <w:fldChar w:fldCharType="end"/>
-                      </w:r>
-                      <w:r>
-                        <w:t xml:space="preserve">. </w:t>
-                      </w:r>
-                      <w:r>
-                        <w:t>Ảnh cạnh viền - Cấu hình 2</w:t>
-                      </w:r>
-                      <w:bookmarkEnd w:id="18"/>
-                    </w:p>
-                  </w:txbxContent>
-                </v:textbox>
-                <w10:wrap type="square"/>
-              </v:shape>
-            </w:pict>
-          </mc:Fallback>
-        </mc:AlternateContent>
-      </w:r>
-      <w:r>
-        <w:rPr>
-          <w:lang w:val="en-US"/>
-        </w:rPr>
-        <w:drawing>
-          <wp:anchor distT="0" distB="0" distL="114300" distR="114300" simplePos="0" relativeHeight="251670528" behindDoc="0" locked="0" layoutInCell="1" allowOverlap="1" wp14:anchorId="11EE5CEA" wp14:editId="7AB0DF32">
-            <wp:simplePos x="0" y="0"/>
-            <wp:positionH relativeFrom="margin">
-              <wp:align>left</wp:align>
-            </wp:positionH>
-            <wp:positionV relativeFrom="paragraph">
-              <wp:posOffset>182880</wp:posOffset>
-            </wp:positionV>
-            <wp:extent cx="2800350" cy="1895475"/>
-            <wp:effectExtent l="0" t="0" r="0" b="9525"/>
-            <wp:wrapSquare wrapText="bothSides"/>
-            <wp:docPr id="1092948840" name="Picture 1"/>
-            <wp:cNvGraphicFramePr>
-              <a:graphicFrameLocks xmlns:a="http://schemas.openxmlformats.org/drawingml/2006/main" noChangeAspect="1"/>
-            </wp:cNvGraphicFramePr>
-            <a:graphic xmlns:a="http://schemas.openxmlformats.org/drawingml/2006/main">
-              <a:graphicData uri="http://schemas.openxmlformats.org/drawingml/2006/picture">
-                <pic:pic xmlns:pic="http://schemas.openxmlformats.org/drawingml/2006/picture">
-                  <pic:nvPicPr>
-                    <pic:cNvPr id="1092948840" name=""/>
-                    <pic:cNvPicPr/>
-                  </pic:nvPicPr>
-                  <pic:blipFill>
-                    <a:blip r:embed="rId12">
-                      <a:extLst>
-                        <a:ext uri="{28A0092B-C50C-407E-A947-70E740481C1C}">
-                          <a14:useLocalDpi xmlns:a14="http://schemas.microsoft.com/office/drawing/2010/main" val="0"/>
-                        </a:ext>
-                      </a:extLst>
-                    </a:blip>
-                    <a:stretch>
-                      <a:fillRect/>
-                    </a:stretch>
-                  </pic:blipFill>
-                  <pic:spPr>
-                    <a:xfrm>
-                      <a:off x="0" y="0"/>
-                      <a:ext cx="2800350" cy="1895475"/>
-                    </a:xfrm>
-                    <a:prstGeom prst="rect">
-                      <a:avLst/>
-                    </a:prstGeom>
-                  </pic:spPr>
-                </pic:pic>
-              </a:graphicData>
-            </a:graphic>
-            <wp14:sizeRelH relativeFrom="page">
-              <wp14:pctWidth>0</wp14:pctWidth>
-            </wp14:sizeRelH>
-            <wp14:sizeRelV relativeFrom="page">
-              <wp14:pctHeight>0</wp14:pctHeight>
-            </wp14:sizeRelV>
-          </wp:anchor>
-        </w:drawing>
-      </w:r>
     </w:p>
     <w:p>
       <w:pPr>
@@ -4340,1272 +4126,7 @@
         <w:pStyle w:val="Heading2"/>
         <w:ind w:firstLine="0"/>
       </w:pPr>
-      <w:bookmarkStart w:id="19" w:name="_Toc225895533"/>
-      <w:r>
-        <w:lastRenderedPageBreak/>
-        <w:t>2. Xác định tất cả đường thẳng trên hình ảnh đã chọn</w:t>
-      </w:r>
-      <w:bookmarkEnd w:id="19"/>
-    </w:p>
-    <w:p>
-      <w:pPr>
-        <w:ind w:firstLine="0"/>
-        <w:rPr>
-          <w:lang w:val="en-US"/>
-        </w:rPr>
-      </w:pPr>
-      <w:r>
-        <w:rPr>
-          <w:lang w:val="en-US"/>
-        </w:rPr>
-        <w:t>Ảnh biên được đưa vào để phát hiện đường thẳng. Sau đó, chương trình lọc theo độ dài đoạn thẳng và khoảng cách giữa các đoạn để loại bỏ các đoạn ngắn hoặc gần nhau.</w:t>
-      </w:r>
-    </w:p>
-    <w:p>
-      <w:pPr>
-        <w:ind w:firstLine="0"/>
-        <w:jc w:val="center"/>
-        <w:rPr>
-          <w:lang w:val="en-US"/>
-        </w:rPr>
-      </w:pPr>
-      <w:r>
-        <w:rPr>
-          <w:noProof/>
-        </w:rPr>
-        <mc:AlternateContent>
-          <mc:Choice Requires="wps">
-            <w:drawing>
-              <wp:anchor distT="0" distB="0" distL="114300" distR="114300" simplePos="0" relativeHeight="251686912" behindDoc="0" locked="0" layoutInCell="1" allowOverlap="1" wp14:anchorId="624AEABA" wp14:editId="328B9646">
-                <wp:simplePos x="0" y="0"/>
-                <wp:positionH relativeFrom="column">
-                  <wp:posOffset>2960370</wp:posOffset>
-                </wp:positionH>
-                <wp:positionV relativeFrom="paragraph">
-                  <wp:posOffset>2230755</wp:posOffset>
-                </wp:positionV>
-                <wp:extent cx="2800350" cy="635"/>
-                <wp:effectExtent l="0" t="0" r="0" b="0"/>
-                <wp:wrapSquare wrapText="bothSides"/>
-                <wp:docPr id="1621117904" name="Text Box 1"/>
-                <wp:cNvGraphicFramePr/>
-                <a:graphic xmlns:a="http://schemas.openxmlformats.org/drawingml/2006/main">
-                  <a:graphicData uri="http://schemas.microsoft.com/office/word/2010/wordprocessingShape">
-                    <wps:wsp>
-                      <wps:cNvSpPr txBox="1"/>
-                      <wps:spPr>
-                        <a:xfrm>
-                          <a:off x="0" y="0"/>
-                          <a:ext cx="2800350" cy="635"/>
-                        </a:xfrm>
-                        <a:prstGeom prst="rect">
-                          <a:avLst/>
-                        </a:prstGeom>
-                        <a:solidFill>
-                          <a:prstClr val="white"/>
-                        </a:solidFill>
-                        <a:ln>
-                          <a:noFill/>
-                        </a:ln>
-                      </wps:spPr>
-                      <wps:txbx>
-                        <w:txbxContent>
-                          <w:p>
-                            <w:pPr>
-                              <w:pStyle w:val="Caption"/>
-                              <w:rPr>
-                                <w:sz w:val="26"/>
-                                <w:szCs w:val="26"/>
-                              </w:rPr>
-                            </w:pPr>
-                            <w:r>
-                              <w:t xml:space="preserve">Hình 7. </w:t>
-                            </w:r>
-                            <w:r>
-                              <w:t>Ảnh biên dùng cho phát hiện đường thẳng</w:t>
-                            </w:r>
-                          </w:p>
-                        </w:txbxContent>
-                      </wps:txbx>
-                      <wps:bodyPr rot="0" spcFirstLastPara="0" vertOverflow="overflow" horzOverflow="overflow" vert="horz" wrap="square" lIns="0" tIns="0" rIns="0" bIns="0" numCol="1" spcCol="0" rtlCol="0" fromWordArt="0" anchor="t" anchorCtr="0" forceAA="0" compatLnSpc="1">
-                        <a:prstTxWarp prst="textNoShape">
-                          <a:avLst/>
-                        </a:prstTxWarp>
-                        <a:spAutoFit/>
-                      </wps:bodyPr>
-                    </wps:wsp>
-                  </a:graphicData>
-                </a:graphic>
-              </wp:anchor>
-            </w:drawing>
-          </mc:Choice>
-          <mc:Fallback>
-            <w:pict>
-              <v:shape w14:anchorId="624AEABA" id="_x0000_s1035" type="#_x0000_t202" style="position:absolute;left:0;text-align:left;margin-left:233.1pt;margin-top:175.65pt;width:220.5pt;height:.05pt;z-index:251686912;visibility:visible;mso-wrap-style:square;mso-wrap-distance-left:9pt;mso-wrap-distance-top:0;mso-wrap-distance-right:9pt;mso-wrap-distance-bottom:0;mso-position-horizontal:absolute;mso-position-horizontal-relative:text;mso-position-vertical:absolute;mso-position-vertical-relative:text;v-text-anchor:top" o:gfxdata="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" stroked="f">
-                <v:textbox style="mso-fit-shape-to-text:t" inset="0,0,0,0">
-                  <w:txbxContent>
-                    <w:p>
-                      <w:pPr>
-                        <w:pStyle w:val="Caption"/>
-                        <w:rPr>
-                          <w:sz w:val="26"/>
-                          <w:szCs w:val="26"/>
-                        </w:rPr>
-                      </w:pPr>
-                      <w:r>
-                        <w:t xml:space="preserve">Hình 7. </w:t>
-                      </w:r>
-                      <w:r>
-                        <w:t>Ảnh biên dùng cho phát hiện đường thẳng</w:t>
-                      </w:r>
-                    </w:p>
-                  </w:txbxContent>
-                </v:textbox>
-                <w10:wrap type="square"/>
-              </v:shape>
-            </w:pict>
-          </mc:Fallback>
-        </mc:AlternateContent>
-      </w:r>
-      <w:r>
-        <w:rPr>
-          <w:noProof/>
-        </w:rPr>
-        <mc:AlternateContent>
-          <mc:Choice Requires="wps">
-            <w:drawing>
-              <wp:anchor distT="0" distB="0" distL="114300" distR="114300" simplePos="0" relativeHeight="251710464" behindDoc="0" locked="0" layoutInCell="1" allowOverlap="1" wp14:anchorId="11A2058E" wp14:editId="2334DD30">
-                <wp:simplePos x="0" y="0"/>
-                <wp:positionH relativeFrom="column">
-                  <wp:posOffset>2960370</wp:posOffset>
-                </wp:positionH>
-                <wp:positionV relativeFrom="paragraph">
-                  <wp:posOffset>2230755</wp:posOffset>
-                </wp:positionV>
-                <wp:extent cx="2800350" cy="635"/>
-                <wp:effectExtent l="0" t="0" r="0" b="0"/>
-                <wp:wrapSquare wrapText="bothSides"/>
-                <wp:docPr id="1370449762" name="Text Box 1"/>
-                <wp:cNvGraphicFramePr/>
-                <a:graphic xmlns:a="http://schemas.openxmlformats.org/drawingml/2006/main">
-                  <a:graphicData uri="http://schemas.microsoft.com/office/word/2010/wordprocessingShape">
-                    <wps:wsp>
-                      <wps:cNvSpPr txBox="1"/>
-                      <wps:spPr>
-                        <a:xfrm>
-                          <a:off x="0" y="0"/>
-                          <a:ext cx="2800350" cy="635"/>
-                        </a:xfrm>
-                        <a:prstGeom prst="rect">
-                          <a:avLst/>
-                        </a:prstGeom>
-                        <a:solidFill>
-                          <a:prstClr val="white"/>
-                        </a:solidFill>
-                        <a:ln>
-                          <a:noFill/>
-                        </a:ln>
-                      </wps:spPr>
-                      <wps:txbx>
-                        <w:txbxContent>
-                          <w:p>
-                            <w:pPr>
-                              <w:pStyle w:val="Caption"/>
-                              <w:rPr>
-                                <w:noProof/>
-                                <w:sz w:val="26"/>
-                                <w:szCs w:val="26"/>
-                              </w:rPr>
-                            </w:pPr>
-                            <w:bookmarkStart w:id="20" w:name="_Toc225895756"/>
-                            <w:r>
-                              <w:t xml:space="preserve">Hình </w:t>
-                            </w:r>
-                            <w:r>
-                              <w:fldChar w:fldCharType="begin"/>
-                            </w:r>
-                            <w:r>
-                              <w:instrText xml:space="preserve"> SEQ Hình \* ARABIC </w:instrText>
-                            </w:r>
-                            <w:r>
-                              <w:fldChar w:fldCharType="separate"/>
-                            </w:r>
-                            <w:r>
-                              <w:rPr>
-                                <w:noProof/>
-                              </w:rPr>
-                              <w:t>6</w:t>
-                            </w:r>
-                            <w:r>
-                              <w:fldChar w:fldCharType="end"/>
-                            </w:r>
-                            <w:r>
-                              <w:t xml:space="preserve"> </w:t>
-                            </w:r>
-                            <w:r>
-                              <w:t>Ảnh biên dùng cho phát hiện đường thẳng</w:t>
-                            </w:r>
-                            <w:bookmarkEnd w:id="20"/>
-                          </w:p>
-                        </w:txbxContent>
-                      </wps:txbx>
-                      <wps:bodyPr rot="0" spcFirstLastPara="0" vertOverflow="overflow" horzOverflow="overflow" vert="horz" wrap="square" lIns="0" tIns="0" rIns="0" bIns="0" numCol="1" spcCol="0" rtlCol="0" fromWordArt="0" anchor="t" anchorCtr="0" forceAA="0" compatLnSpc="1">
-                        <a:prstTxWarp prst="textNoShape">
-                          <a:avLst/>
-                        </a:prstTxWarp>
-                        <a:spAutoFit/>
-                      </wps:bodyPr>
-                    </wps:wsp>
-                  </a:graphicData>
-                </a:graphic>
-              </wp:anchor>
-            </w:drawing>
-          </mc:Choice>
-          <mc:Fallback>
-            <w:pict>
-              <v:shape w14:anchorId="11A2058E" id="_x0000_s1036" type="#_x0000_t202" style="position:absolute;left:0;text-align:left;margin-left:233.1pt;margin-top:175.65pt;width:220.5pt;height:.05pt;z-index:251710464;visibility:visible;mso-wrap-style:square;mso-wrap-distance-left:9pt;mso-wrap-distance-top:0;mso-wrap-distance-right:9pt;mso-wrap-distance-bottom:0;mso-position-horizontal:absolute;mso-position-horizontal-relative:text;mso-position-vertical:absolute;mso-position-vertical-relative:text;v-text-anchor:top" o:gfxdata="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" stroked="f">
-                <v:textbox style="mso-fit-shape-to-text:t" inset="0,0,0,0">
-                  <w:txbxContent>
-                    <w:p>
-                      <w:pPr>
-                        <w:pStyle w:val="Caption"/>
-                        <w:rPr>
-                          <w:noProof/>
-                          <w:sz w:val="26"/>
-                          <w:szCs w:val="26"/>
-                        </w:rPr>
-                      </w:pPr>
-                      <w:bookmarkStart w:id="21" w:name="_Toc225895756"/>
-                      <w:r>
-                        <w:t xml:space="preserve">Hình </w:t>
-                      </w:r>
-                      <w:r>
-                        <w:fldChar w:fldCharType="begin"/>
-                      </w:r>
-                      <w:r>
-                        <w:instrText xml:space="preserve"> SEQ Hình \* ARABIC </w:instrText>
-                      </w:r>
-                      <w:r>
-                        <w:fldChar w:fldCharType="separate"/>
-                      </w:r>
-                      <w:r>
-                        <w:rPr>
-                          <w:noProof/>
-                        </w:rPr>
-                        <w:t>6</w:t>
-                      </w:r>
-                      <w:r>
-                        <w:fldChar w:fldCharType="end"/>
-                      </w:r>
-                      <w:r>
-                        <w:t xml:space="preserve"> </w:t>
-                      </w:r>
-                      <w:r>
-                        <w:t>Ảnh biên dùng cho phát hiện đường thẳng</w:t>
-                      </w:r>
-                      <w:bookmarkEnd w:id="21"/>
-                    </w:p>
-                  </w:txbxContent>
-                </v:textbox>
-                <w10:wrap type="square"/>
-              </v:shape>
-            </w:pict>
-          </mc:Fallback>
-        </mc:AlternateContent>
-      </w:r>
-      <w:r>
-        <w:rPr>
-          <w:lang w:val="en-US"/>
-        </w:rPr>
-        <w:drawing>
-          <wp:anchor distT="0" distB="0" distL="114300" distR="114300" simplePos="0" relativeHeight="251672576" behindDoc="0" locked="0" layoutInCell="1" allowOverlap="1" wp14:anchorId="3767F641" wp14:editId="29C3482C">
-            <wp:simplePos x="0" y="0"/>
-            <wp:positionH relativeFrom="margin">
-              <wp:align>right</wp:align>
-            </wp:positionH>
-            <wp:positionV relativeFrom="paragraph">
-              <wp:posOffset>278130</wp:posOffset>
-            </wp:positionV>
-            <wp:extent cx="2800350" cy="1895475"/>
-            <wp:effectExtent l="0" t="0" r="0" b="9525"/>
-            <wp:wrapSquare wrapText="bothSides"/>
-            <wp:docPr id="1054934229" name="Picture 1"/>
-            <wp:cNvGraphicFramePr>
-              <a:graphicFrameLocks xmlns:a="http://schemas.openxmlformats.org/drawingml/2006/main" noChangeAspect="1"/>
-            </wp:cNvGraphicFramePr>
-            <a:graphic xmlns:a="http://schemas.openxmlformats.org/drawingml/2006/main">
-              <a:graphicData uri="http://schemas.openxmlformats.org/drawingml/2006/picture">
-                <pic:pic xmlns:pic="http://schemas.openxmlformats.org/drawingml/2006/picture">
-                  <pic:nvPicPr>
-                    <pic:cNvPr id="1054934229" name=""/>
-                    <pic:cNvPicPr/>
-                  </pic:nvPicPr>
-                  <pic:blipFill>
-                    <a:blip r:embed="rId13">
-                      <a:extLst>
-                        <a:ext uri="{28A0092B-C50C-407E-A947-70E740481C1C}">
-                          <a14:useLocalDpi xmlns:a14="http://schemas.microsoft.com/office/drawing/2010/main" val="0"/>
-                        </a:ext>
-                      </a:extLst>
-                    </a:blip>
-                    <a:stretch>
-                      <a:fillRect/>
-                    </a:stretch>
-                  </pic:blipFill>
-                  <pic:spPr>
-                    <a:xfrm>
-                      <a:off x="0" y="0"/>
-                      <a:ext cx="2800350" cy="1895475"/>
-                    </a:xfrm>
-                    <a:prstGeom prst="rect">
-                      <a:avLst/>
-                    </a:prstGeom>
-                  </pic:spPr>
-                </pic:pic>
-              </a:graphicData>
-            </a:graphic>
-          </wp:anchor>
-        </w:drawing>
-      </w:r>
-    </w:p>
-    <w:p>
-      <w:pPr>
-        <w:ind w:firstLine="0"/>
-        <w:rPr>
-          <w:lang w:val="en-US"/>
-        </w:rPr>
-      </w:pPr>
-      <w:r>
-        <w:rPr>
-          <w:noProof/>
-        </w:rPr>
-        <mc:AlternateContent>
-          <mc:Choice Requires="wps">
-            <w:drawing>
-              <wp:anchor distT="0" distB="0" distL="114300" distR="114300" simplePos="0" relativeHeight="251684864" behindDoc="0" locked="0" layoutInCell="1" allowOverlap="1" wp14:anchorId="23F08D1F" wp14:editId="123AE265">
-                <wp:simplePos x="0" y="0"/>
-                <wp:positionH relativeFrom="column">
-                  <wp:posOffset>-3810</wp:posOffset>
-                </wp:positionH>
-                <wp:positionV relativeFrom="paragraph">
-                  <wp:posOffset>1955800</wp:posOffset>
-                </wp:positionV>
-                <wp:extent cx="2800350" cy="635"/>
-                <wp:effectExtent l="0" t="0" r="0" b="0"/>
-                <wp:wrapSquare wrapText="bothSides"/>
-                <wp:docPr id="1677152467" name="Text Box 1"/>
-                <wp:cNvGraphicFramePr/>
-                <a:graphic xmlns:a="http://schemas.openxmlformats.org/drawingml/2006/main">
-                  <a:graphicData uri="http://schemas.microsoft.com/office/word/2010/wordprocessingShape">
-                    <wps:wsp>
-                      <wps:cNvSpPr txBox="1"/>
-                      <wps:spPr>
-                        <a:xfrm>
-                          <a:off x="0" y="0"/>
-                          <a:ext cx="2800350" cy="635"/>
-                        </a:xfrm>
-                        <a:prstGeom prst="rect">
-                          <a:avLst/>
-                        </a:prstGeom>
-                        <a:solidFill>
-                          <a:prstClr val="white"/>
-                        </a:solidFill>
-                        <a:ln>
-                          <a:noFill/>
-                        </a:ln>
-                      </wps:spPr>
-                      <wps:txbx>
-                        <w:txbxContent>
-                          <w:p>
-                            <w:pPr>
-                              <w:pStyle w:val="Caption"/>
-                              <w:rPr>
-                                <w:sz w:val="26"/>
-                                <w:szCs w:val="26"/>
-                              </w:rPr>
-                            </w:pPr>
-                            <w:r>
-                              <w:t>Hình 6. Ảnh Đầu vào</w:t>
-                            </w:r>
-                          </w:p>
-                        </w:txbxContent>
-                      </wps:txbx>
-                      <wps:bodyPr rot="0" spcFirstLastPara="0" vertOverflow="overflow" horzOverflow="overflow" vert="horz" wrap="square" lIns="0" tIns="0" rIns="0" bIns="0" numCol="1" spcCol="0" rtlCol="0" fromWordArt="0" anchor="t" anchorCtr="0" forceAA="0" compatLnSpc="1">
-                        <a:prstTxWarp prst="textNoShape">
-                          <a:avLst/>
-                        </a:prstTxWarp>
-                        <a:spAutoFit/>
-                      </wps:bodyPr>
-                    </wps:wsp>
-                  </a:graphicData>
-                </a:graphic>
-              </wp:anchor>
-            </w:drawing>
-          </mc:Choice>
-          <mc:Fallback>
-            <w:pict>
-              <v:shape w14:anchorId="23F08D1F" id="_x0000_s1037" type="#_x0000_t202" style="position:absolute;left:0;text-align:left;margin-left:-.3pt;margin-top:154pt;width:220.5pt;height:.05pt;z-index:251684864;visibility:visible;mso-wrap-style:square;mso-wrap-distance-left:9pt;mso-wrap-distance-top:0;mso-wrap-distance-right:9pt;mso-wrap-distance-bottom:0;mso-position-horizontal:absolute;mso-position-horizontal-relative:text;mso-position-vertical:absolute;mso-position-vertical-relative:text;v-text-anchor:top" o:gfxdata="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" stroked="f">
-                <v:textbox style="mso-fit-shape-to-text:t" inset="0,0,0,0">
-                  <w:txbxContent>
-                    <w:p>
-                      <w:pPr>
-                        <w:pStyle w:val="Caption"/>
-                        <w:rPr>
-                          <w:sz w:val="26"/>
-                          <w:szCs w:val="26"/>
-                        </w:rPr>
-                      </w:pPr>
-                      <w:r>
-                        <w:t>Hình 6. Ảnh Đầu vào</w:t>
-                      </w:r>
-                    </w:p>
-                  </w:txbxContent>
-                </v:textbox>
-                <w10:wrap type="square"/>
-              </v:shape>
-            </w:pict>
-          </mc:Fallback>
-        </mc:AlternateContent>
-      </w:r>
-      <w:r>
-        <w:rPr>
-          <w:noProof/>
-        </w:rPr>
-        <mc:AlternateContent>
-          <mc:Choice Requires="wps">
-            <w:drawing>
-              <wp:anchor distT="0" distB="0" distL="114300" distR="114300" simplePos="0" relativeHeight="251708416" behindDoc="0" locked="0" layoutInCell="1" allowOverlap="1" wp14:anchorId="20392A1E" wp14:editId="3C91D5D4">
-                <wp:simplePos x="0" y="0"/>
-                <wp:positionH relativeFrom="column">
-                  <wp:posOffset>-3810</wp:posOffset>
-                </wp:positionH>
-                <wp:positionV relativeFrom="paragraph">
-                  <wp:posOffset>1955800</wp:posOffset>
-                </wp:positionV>
-                <wp:extent cx="2800350" cy="635"/>
-                <wp:effectExtent l="0" t="0" r="0" b="0"/>
-                <wp:wrapSquare wrapText="bothSides"/>
-                <wp:docPr id="90075295" name="Text Box 1"/>
-                <wp:cNvGraphicFramePr/>
-                <a:graphic xmlns:a="http://schemas.openxmlformats.org/drawingml/2006/main">
-                  <a:graphicData uri="http://schemas.microsoft.com/office/word/2010/wordprocessingShape">
-                    <wps:wsp>
-                      <wps:cNvSpPr txBox="1"/>
-                      <wps:spPr>
-                        <a:xfrm>
-                          <a:off x="0" y="0"/>
-                          <a:ext cx="2800350" cy="635"/>
-                        </a:xfrm>
-                        <a:prstGeom prst="rect">
-                          <a:avLst/>
-                        </a:prstGeom>
-                        <a:solidFill>
-                          <a:prstClr val="white"/>
-                        </a:solidFill>
-                        <a:ln>
-                          <a:noFill/>
-                        </a:ln>
-                      </wps:spPr>
-                      <wps:txbx>
-                        <w:txbxContent>
-                          <w:p>
-                            <w:pPr>
-                              <w:pStyle w:val="Caption"/>
-                              <w:rPr>
-                                <w:noProof/>
-                                <w:sz w:val="26"/>
-                                <w:szCs w:val="26"/>
-                              </w:rPr>
-                            </w:pPr>
-                            <w:bookmarkStart w:id="22" w:name="_Toc225895757"/>
-                            <w:r>
-                              <w:t xml:space="preserve">Hình </w:t>
-                            </w:r>
-                            <w:r>
-                              <w:fldChar w:fldCharType="begin"/>
-                            </w:r>
-                            <w:r>
-                              <w:instrText xml:space="preserve"> SEQ Hình \* ARABIC </w:instrText>
-                            </w:r>
-                            <w:r>
-                              <w:fldChar w:fldCharType="separate"/>
-                            </w:r>
-                            <w:r>
-                              <w:rPr>
-                                <w:noProof/>
-                              </w:rPr>
-                              <w:t>7</w:t>
-                            </w:r>
-                            <w:r>
-                              <w:fldChar w:fldCharType="end"/>
-                            </w:r>
-                            <w:r>
-                              <w:t xml:space="preserve">. </w:t>
-                            </w:r>
-                            <w:r>
-                              <w:t>Ảnh Đầu vào</w:t>
-                            </w:r>
-                            <w:bookmarkEnd w:id="22"/>
-                          </w:p>
-                        </w:txbxContent>
-                      </wps:txbx>
-                      <wps:bodyPr rot="0" spcFirstLastPara="0" vertOverflow="overflow" horzOverflow="overflow" vert="horz" wrap="square" lIns="0" tIns="0" rIns="0" bIns="0" numCol="1" spcCol="0" rtlCol="0" fromWordArt="0" anchor="t" anchorCtr="0" forceAA="0" compatLnSpc="1">
-                        <a:prstTxWarp prst="textNoShape">
-                          <a:avLst/>
-                        </a:prstTxWarp>
-                        <a:spAutoFit/>
-                      </wps:bodyPr>
-                    </wps:wsp>
-                  </a:graphicData>
-                </a:graphic>
-              </wp:anchor>
-            </w:drawing>
-          </mc:Choice>
-          <mc:Fallback>
-            <w:pict>
-              <v:shape w14:anchorId="20392A1E" id="_x0000_s1038" type="#_x0000_t202" style="position:absolute;left:0;text-align:left;margin-left:-.3pt;margin-top:154pt;width:220.5pt;height:.05pt;z-index:251708416;visibility:visible;mso-wrap-style:square;mso-wrap-distance-left:9pt;mso-wrap-distance-top:0;mso-wrap-distance-right:9pt;mso-wrap-distance-bottom:0;mso-position-horizontal:absolute;mso-position-horizontal-relative:text;mso-position-vertical:absolute;mso-position-vertical-relative:text;v-text-anchor:top" o:gfxdata="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" stroked="f">
-                <v:textbox style="mso-fit-shape-to-text:t" inset="0,0,0,0">
-                  <w:txbxContent>
-                    <w:p>
-                      <w:pPr>
-                        <w:pStyle w:val="Caption"/>
-                        <w:rPr>
-                          <w:noProof/>
-                          <w:sz w:val="26"/>
-                          <w:szCs w:val="26"/>
-                        </w:rPr>
-                      </w:pPr>
-                      <w:bookmarkStart w:id="23" w:name="_Toc225895757"/>
-                      <w:r>
-                        <w:t xml:space="preserve">Hình </w:t>
-                      </w:r>
-                      <w:r>
-                        <w:fldChar w:fldCharType="begin"/>
-                      </w:r>
-                      <w:r>
-                        <w:instrText xml:space="preserve"> SEQ Hình \* ARABIC </w:instrText>
-                      </w:r>
-                      <w:r>
-                        <w:fldChar w:fldCharType="separate"/>
-                      </w:r>
-                      <w:r>
-                        <w:rPr>
-                          <w:noProof/>
-                        </w:rPr>
-                        <w:t>7</w:t>
-                      </w:r>
-                      <w:r>
-                        <w:fldChar w:fldCharType="end"/>
-                      </w:r>
-                      <w:r>
-                        <w:t xml:space="preserve">. </w:t>
-                      </w:r>
-                      <w:r>
-                        <w:t>Ảnh Đầu vào</w:t>
-                      </w:r>
-                      <w:bookmarkEnd w:id="23"/>
-                    </w:p>
-                  </w:txbxContent>
-                </v:textbox>
-                <w10:wrap type="square"/>
-              </v:shape>
-            </w:pict>
-          </mc:Fallback>
-        </mc:AlternateContent>
-      </w:r>
-      <w:r>
-        <w:rPr>
-          <w:lang w:val="en-US"/>
-        </w:rPr>
-        <w:drawing>
-          <wp:anchor distT="0" distB="0" distL="114300" distR="114300" simplePos="0" relativeHeight="251682816" behindDoc="0" locked="0" layoutInCell="1" allowOverlap="1" wp14:anchorId="531421CC" wp14:editId="56D63358">
-            <wp:simplePos x="0" y="0"/>
-            <wp:positionH relativeFrom="column">
-              <wp:posOffset>-3810</wp:posOffset>
-            </wp:positionH>
-            <wp:positionV relativeFrom="paragraph">
-              <wp:posOffset>3175</wp:posOffset>
-            </wp:positionV>
-            <wp:extent cx="2800350" cy="1895475"/>
-            <wp:effectExtent l="0" t="0" r="0" b="9525"/>
-            <wp:wrapSquare wrapText="bothSides"/>
-            <wp:docPr id="2088060789" name="Picture 1"/>
-            <wp:cNvGraphicFramePr>
-              <a:graphicFrameLocks xmlns:a="http://schemas.openxmlformats.org/drawingml/2006/main" noChangeAspect="1"/>
-            </wp:cNvGraphicFramePr>
-            <a:graphic xmlns:a="http://schemas.openxmlformats.org/drawingml/2006/main">
-              <a:graphicData uri="http://schemas.openxmlformats.org/drawingml/2006/picture">
-                <pic:pic xmlns:pic="http://schemas.openxmlformats.org/drawingml/2006/picture">
-                  <pic:nvPicPr>
-                    <pic:cNvPr id="2088060789" name=""/>
-                    <pic:cNvPicPr/>
-                  </pic:nvPicPr>
-                  <pic:blipFill>
-                    <a:blip r:embed="rId8">
-                      <a:extLst>
-                        <a:ext uri="{28A0092B-C50C-407E-A947-70E740481C1C}">
-                          <a14:useLocalDpi xmlns:a14="http://schemas.microsoft.com/office/drawing/2010/main" val="0"/>
-                        </a:ext>
-                      </a:extLst>
-                    </a:blip>
-                    <a:stretch>
-                      <a:fillRect/>
-                    </a:stretch>
-                  </pic:blipFill>
-                  <pic:spPr>
-                    <a:xfrm>
-                      <a:off x="0" y="0"/>
-                      <a:ext cx="2800350" cy="1895475"/>
-                    </a:xfrm>
-                    <a:prstGeom prst="rect">
-                      <a:avLst/>
-                    </a:prstGeom>
-                  </pic:spPr>
-                </pic:pic>
-              </a:graphicData>
-            </a:graphic>
-          </wp:anchor>
-        </w:drawing>
-      </w:r>
-    </w:p>
-    <w:p>
-      <w:pPr>
-        <w:ind w:firstLine="0"/>
-        <w:rPr>
-          <w:lang w:val="en-US"/>
-        </w:rPr>
-      </w:pPr>
-      <w:r>
-        <w:rPr>
-          <w:noProof/>
-        </w:rPr>
-        <mc:AlternateContent>
-          <mc:Choice Requires="wps">
-            <w:drawing>
-              <wp:anchor distT="0" distB="0" distL="114300" distR="114300" simplePos="0" relativeHeight="251692032" behindDoc="0" locked="0" layoutInCell="1" allowOverlap="1" wp14:anchorId="2461132E" wp14:editId="3A884B01">
-                <wp:simplePos x="0" y="0"/>
-                <wp:positionH relativeFrom="column">
-                  <wp:posOffset>2960370</wp:posOffset>
-                </wp:positionH>
-                <wp:positionV relativeFrom="paragraph">
-                  <wp:posOffset>2232025</wp:posOffset>
-                </wp:positionV>
-                <wp:extent cx="2800350" cy="635"/>
-                <wp:effectExtent l="0" t="0" r="0" b="0"/>
-                <wp:wrapSquare wrapText="bothSides"/>
-                <wp:docPr id="2055199252" name="Text Box 1"/>
-                <wp:cNvGraphicFramePr/>
-                <a:graphic xmlns:a="http://schemas.openxmlformats.org/drawingml/2006/main">
-                  <a:graphicData uri="http://schemas.microsoft.com/office/word/2010/wordprocessingShape">
-                    <wps:wsp>
-                      <wps:cNvSpPr txBox="1"/>
-                      <wps:spPr>
-                        <a:xfrm>
-                          <a:off x="0" y="0"/>
-                          <a:ext cx="2800350" cy="635"/>
-                        </a:xfrm>
-                        <a:prstGeom prst="rect">
-                          <a:avLst/>
-                        </a:prstGeom>
-                        <a:solidFill>
-                          <a:prstClr val="white"/>
-                        </a:solidFill>
-                        <a:ln>
-                          <a:noFill/>
-                        </a:ln>
-                      </wps:spPr>
-                      <wps:txbx>
-                        <w:txbxContent>
-                          <w:p>
-                            <w:pPr>
-                              <w:pStyle w:val="Caption"/>
-                              <w:rPr>
-                                <w:sz w:val="26"/>
-                                <w:szCs w:val="26"/>
-                              </w:rPr>
-                            </w:pPr>
-                            <w:r>
-                              <w:t xml:space="preserve">Hình 9. </w:t>
-                            </w:r>
-                            <w:r>
-                              <w:t>Ảnh đường thẳng sau khi lọc đoạn ngắn và gần nhau</w:t>
-                            </w:r>
-                          </w:p>
-                        </w:txbxContent>
-                      </wps:txbx>
-                      <wps:bodyPr rot="0" spcFirstLastPara="0" vertOverflow="overflow" horzOverflow="overflow" vert="horz" wrap="square" lIns="0" tIns="0" rIns="0" bIns="0" numCol="1" spcCol="0" rtlCol="0" fromWordArt="0" anchor="t" anchorCtr="0" forceAA="0" compatLnSpc="1">
-                        <a:prstTxWarp prst="textNoShape">
-                          <a:avLst/>
-                        </a:prstTxWarp>
-                        <a:spAutoFit/>
-                      </wps:bodyPr>
-                    </wps:wsp>
-                  </a:graphicData>
-                </a:graphic>
-              </wp:anchor>
-            </w:drawing>
-          </mc:Choice>
-          <mc:Fallback>
-            <w:pict>
-              <v:shape w14:anchorId="2461132E" id="_x0000_s1039" type="#_x0000_t202" style="position:absolute;left:0;text-align:left;margin-left:233.1pt;margin-top:175.75pt;width:220.5pt;height:.05pt;z-index:251692032;visibility:visible;mso-wrap-style:square;mso-wrap-distance-left:9pt;mso-wrap-distance-top:0;mso-wrap-distance-right:9pt;mso-wrap-distance-bottom:0;mso-position-horizontal:absolute;mso-position-horizontal-relative:text;mso-position-vertical:absolute;mso-position-vertical-relative:text;v-text-anchor:top" o:gfxdata="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" stroked="f">
-                <v:textbox style="mso-fit-shape-to-text:t" inset="0,0,0,0">
-                  <w:txbxContent>
-                    <w:p>
-                      <w:pPr>
-                        <w:pStyle w:val="Caption"/>
-                        <w:rPr>
-                          <w:sz w:val="26"/>
-                          <w:szCs w:val="26"/>
-                        </w:rPr>
-                      </w:pPr>
-                      <w:r>
-                        <w:t xml:space="preserve">Hình 9. </w:t>
-                      </w:r>
-                      <w:r>
-                        <w:t>Ảnh đường thẳng sau khi lọc đoạn ngắn và gần nhau</w:t>
-                      </w:r>
-                    </w:p>
-                  </w:txbxContent>
-                </v:textbox>
-                <w10:wrap type="square"/>
-              </v:shape>
-            </w:pict>
-          </mc:Fallback>
-        </mc:AlternateContent>
-      </w:r>
-      <w:r>
-        <w:rPr>
-          <w:noProof/>
-        </w:rPr>
-        <mc:AlternateContent>
-          <mc:Choice Requires="wps">
-            <w:drawing>
-              <wp:anchor distT="0" distB="0" distL="114300" distR="114300" simplePos="0" relativeHeight="251714560" behindDoc="0" locked="0" layoutInCell="1" allowOverlap="1" wp14:anchorId="4B28A5FF" wp14:editId="7889CBB8">
-                <wp:simplePos x="0" y="0"/>
-                <wp:positionH relativeFrom="column">
-                  <wp:posOffset>2960370</wp:posOffset>
-                </wp:positionH>
-                <wp:positionV relativeFrom="paragraph">
-                  <wp:posOffset>2232025</wp:posOffset>
-                </wp:positionV>
-                <wp:extent cx="2800350" cy="635"/>
-                <wp:effectExtent l="0" t="0" r="0" b="0"/>
-                <wp:wrapSquare wrapText="bothSides"/>
-                <wp:docPr id="2104104528" name="Text Box 1"/>
-                <wp:cNvGraphicFramePr/>
-                <a:graphic xmlns:a="http://schemas.openxmlformats.org/drawingml/2006/main">
-                  <a:graphicData uri="http://schemas.microsoft.com/office/word/2010/wordprocessingShape">
-                    <wps:wsp>
-                      <wps:cNvSpPr txBox="1"/>
-                      <wps:spPr>
-                        <a:xfrm>
-                          <a:off x="0" y="0"/>
-                          <a:ext cx="2800350" cy="635"/>
-                        </a:xfrm>
-                        <a:prstGeom prst="rect">
-                          <a:avLst/>
-                        </a:prstGeom>
-                        <a:solidFill>
-                          <a:prstClr val="white"/>
-                        </a:solidFill>
-                        <a:ln>
-                          <a:noFill/>
-                        </a:ln>
-                      </wps:spPr>
-                      <wps:txbx>
-                        <w:txbxContent>
-                          <w:p>
-                            <w:pPr>
-                              <w:pStyle w:val="Caption"/>
-                              <w:rPr>
-                                <w:noProof/>
-                                <w:sz w:val="26"/>
-                                <w:szCs w:val="26"/>
-                              </w:rPr>
-                            </w:pPr>
-                            <w:bookmarkStart w:id="24" w:name="_Toc225895758"/>
-                            <w:r>
-                              <w:t xml:space="preserve">Hình </w:t>
-                            </w:r>
-                            <w:r>
-                              <w:fldChar w:fldCharType="begin"/>
-                            </w:r>
-                            <w:r>
-                              <w:instrText xml:space="preserve"> SEQ Hình \* ARABIC </w:instrText>
-                            </w:r>
-                            <w:r>
-                              <w:fldChar w:fldCharType="separate"/>
-                            </w:r>
-                            <w:r>
-                              <w:rPr>
-                                <w:noProof/>
-                              </w:rPr>
-                              <w:t>8</w:t>
-                            </w:r>
-                            <w:r>
-                              <w:fldChar w:fldCharType="end"/>
-                            </w:r>
-                            <w:r>
-                              <w:t xml:space="preserve"> </w:t>
-                            </w:r>
-                            <w:r>
-                              <w:t>Ảnh đường thẳng sau khi lọc đoạn ngắn và gần nhau</w:t>
-                            </w:r>
-                            <w:bookmarkEnd w:id="24"/>
-                          </w:p>
-                        </w:txbxContent>
-                      </wps:txbx>
-                      <wps:bodyPr rot="0" spcFirstLastPara="0" vertOverflow="overflow" horzOverflow="overflow" vert="horz" wrap="square" lIns="0" tIns="0" rIns="0" bIns="0" numCol="1" spcCol="0" rtlCol="0" fromWordArt="0" anchor="t" anchorCtr="0" forceAA="0" compatLnSpc="1">
-                        <a:prstTxWarp prst="textNoShape">
-                          <a:avLst/>
-                        </a:prstTxWarp>
-                        <a:spAutoFit/>
-                      </wps:bodyPr>
-                    </wps:wsp>
-                  </a:graphicData>
-                </a:graphic>
-              </wp:anchor>
-            </w:drawing>
-          </mc:Choice>
-          <mc:Fallback>
-            <w:pict>
-              <v:shape w14:anchorId="4B28A5FF" id="_x0000_s1040" type="#_x0000_t202" style="position:absolute;left:0;text-align:left;margin-left:233.1pt;margin-top:175.75pt;width:220.5pt;height:.05pt;z-index:251714560;visibility:visible;mso-wrap-style:square;mso-wrap-distance-left:9pt;mso-wrap-distance-top:0;mso-wrap-distance-right:9pt;mso-wrap-distance-bottom:0;mso-position-horizontal:absolute;mso-position-horizontal-relative:text;mso-position-vertical:absolute;mso-position-vertical-relative:text;v-text-anchor:top" o:gfxdata="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" stroked="f">
-                <v:textbox style="mso-fit-shape-to-text:t" inset="0,0,0,0">
-                  <w:txbxContent>
-                    <w:p>
-                      <w:pPr>
-                        <w:pStyle w:val="Caption"/>
-                        <w:rPr>
-                          <w:noProof/>
-                          <w:sz w:val="26"/>
-                          <w:szCs w:val="26"/>
-                        </w:rPr>
-                      </w:pPr>
-                      <w:bookmarkStart w:id="25" w:name="_Toc225895758"/>
-                      <w:r>
-                        <w:t xml:space="preserve">Hình </w:t>
-                      </w:r>
-                      <w:r>
-                        <w:fldChar w:fldCharType="begin"/>
-                      </w:r>
-                      <w:r>
-                        <w:instrText xml:space="preserve"> SEQ Hình \* ARABIC </w:instrText>
-                      </w:r>
-                      <w:r>
-                        <w:fldChar w:fldCharType="separate"/>
-                      </w:r>
-                      <w:r>
-                        <w:rPr>
-                          <w:noProof/>
-                        </w:rPr>
-                        <w:t>8</w:t>
-                      </w:r>
-                      <w:r>
-                        <w:fldChar w:fldCharType="end"/>
-                      </w:r>
-                      <w:r>
-                        <w:t xml:space="preserve"> </w:t>
-                      </w:r>
-                      <w:r>
-                        <w:t>Ảnh đường thẳng sau khi lọc đoạn ngắn và gần nhau</w:t>
-                      </w:r>
-                      <w:bookmarkEnd w:id="25"/>
-                    </w:p>
-                  </w:txbxContent>
-                </v:textbox>
-                <w10:wrap type="square"/>
-              </v:shape>
-            </w:pict>
-          </mc:Fallback>
-        </mc:AlternateContent>
-      </w:r>
-      <w:r>
-        <w:rPr>
-          <w:lang w:val="en-US"/>
-        </w:rPr>
-        <w:drawing>
-          <wp:anchor distT="0" distB="0" distL="114300" distR="114300" simplePos="0" relativeHeight="251673600" behindDoc="0" locked="0" layoutInCell="1" allowOverlap="1" wp14:anchorId="41B68066" wp14:editId="0361A8A1">
-            <wp:simplePos x="0" y="0"/>
-            <wp:positionH relativeFrom="margin">
-              <wp:align>right</wp:align>
-            </wp:positionH>
-            <wp:positionV relativeFrom="paragraph">
-              <wp:posOffset>279400</wp:posOffset>
-            </wp:positionV>
-            <wp:extent cx="2800350" cy="1895475"/>
-            <wp:effectExtent l="0" t="0" r="0" b="9525"/>
-            <wp:wrapSquare wrapText="bothSides"/>
-            <wp:docPr id="1800128369" name="Picture 1"/>
-            <wp:cNvGraphicFramePr>
-              <a:graphicFrameLocks xmlns:a="http://schemas.openxmlformats.org/drawingml/2006/main" noChangeAspect="1"/>
-            </wp:cNvGraphicFramePr>
-            <a:graphic xmlns:a="http://schemas.openxmlformats.org/drawingml/2006/main">
-              <a:graphicData uri="http://schemas.openxmlformats.org/drawingml/2006/picture">
-                <pic:pic xmlns:pic="http://schemas.openxmlformats.org/drawingml/2006/picture">
-                  <pic:nvPicPr>
-                    <pic:cNvPr id="1800128369" name=""/>
-                    <pic:cNvPicPr/>
-                  </pic:nvPicPr>
-                  <pic:blipFill>
-                    <a:blip r:embed="rId14">
-                      <a:extLst>
-                        <a:ext uri="{28A0092B-C50C-407E-A947-70E740481C1C}">
-                          <a14:useLocalDpi xmlns:a14="http://schemas.microsoft.com/office/drawing/2010/main" val="0"/>
-                        </a:ext>
-                      </a:extLst>
-                    </a:blip>
-                    <a:stretch>
-                      <a:fillRect/>
-                    </a:stretch>
-                  </pic:blipFill>
-                  <pic:spPr>
-                    <a:xfrm>
-                      <a:off x="0" y="0"/>
-                      <a:ext cx="2800350" cy="1895475"/>
-                    </a:xfrm>
-                    <a:prstGeom prst="rect">
-                      <a:avLst/>
-                    </a:prstGeom>
-                  </pic:spPr>
-                </pic:pic>
-              </a:graphicData>
-            </a:graphic>
-          </wp:anchor>
-        </w:drawing>
-      </w:r>
-    </w:p>
-    <w:p>
-      <w:pPr>
-        <w:ind w:firstLine="0"/>
-        <w:rPr>
-          <w:lang w:val="en-US"/>
-        </w:rPr>
-      </w:pPr>
-      <w:r>
-        <w:rPr>
-          <w:noProof/>
-        </w:rPr>
-        <mc:AlternateContent>
-          <mc:Choice Requires="wps">
-            <w:drawing>
-              <wp:anchor distT="0" distB="0" distL="114300" distR="114300" simplePos="0" relativeHeight="251689984" behindDoc="0" locked="0" layoutInCell="1" allowOverlap="1" wp14:anchorId="2C29E694" wp14:editId="39133D24">
-                <wp:simplePos x="0" y="0"/>
-                <wp:positionH relativeFrom="column">
-                  <wp:posOffset>-3810</wp:posOffset>
-                </wp:positionH>
-                <wp:positionV relativeFrom="paragraph">
-                  <wp:posOffset>1957070</wp:posOffset>
-                </wp:positionV>
-                <wp:extent cx="2800350" cy="635"/>
-                <wp:effectExtent l="0" t="0" r="0" b="0"/>
-                <wp:wrapSquare wrapText="bothSides"/>
-                <wp:docPr id="416640660" name="Text Box 1"/>
-                <wp:cNvGraphicFramePr/>
-                <a:graphic xmlns:a="http://schemas.openxmlformats.org/drawingml/2006/main">
-                  <a:graphicData uri="http://schemas.microsoft.com/office/word/2010/wordprocessingShape">
-                    <wps:wsp>
-                      <wps:cNvSpPr txBox="1"/>
-                      <wps:spPr>
-                        <a:xfrm>
-                          <a:off x="0" y="0"/>
-                          <a:ext cx="2800350" cy="635"/>
-                        </a:xfrm>
-                        <a:prstGeom prst="rect">
-                          <a:avLst/>
-                        </a:prstGeom>
-                        <a:solidFill>
-                          <a:prstClr val="white"/>
-                        </a:solidFill>
-                        <a:ln>
-                          <a:noFill/>
-                        </a:ln>
-                      </wps:spPr>
-                      <wps:txbx>
-                        <w:txbxContent>
-                          <w:p>
-                            <w:pPr>
-                              <w:pStyle w:val="Caption"/>
-                              <w:rPr>
-                                <w:sz w:val="26"/>
-                                <w:szCs w:val="26"/>
-                              </w:rPr>
-                            </w:pPr>
-                            <w:r>
-                              <w:t xml:space="preserve">Hình 8. </w:t>
-                            </w:r>
-                            <w:r>
-                              <w:t>Ảnh tất cả đường thẳng phát hiện được</w:t>
-                            </w:r>
-                          </w:p>
-                        </w:txbxContent>
-                      </wps:txbx>
-                      <wps:bodyPr rot="0" spcFirstLastPara="0" vertOverflow="overflow" horzOverflow="overflow" vert="horz" wrap="square" lIns="0" tIns="0" rIns="0" bIns="0" numCol="1" spcCol="0" rtlCol="0" fromWordArt="0" anchor="t" anchorCtr="0" forceAA="0" compatLnSpc="1">
-                        <a:prstTxWarp prst="textNoShape">
-                          <a:avLst/>
-                        </a:prstTxWarp>
-                        <a:spAutoFit/>
-                      </wps:bodyPr>
-                    </wps:wsp>
-                  </a:graphicData>
-                </a:graphic>
-              </wp:anchor>
-            </w:drawing>
-          </mc:Choice>
-          <mc:Fallback>
-            <w:pict>
-              <v:shape w14:anchorId="2C29E694" id="_x0000_s1041" type="#_x0000_t202" style="position:absolute;left:0;text-align:left;margin-left:-.3pt;margin-top:154.1pt;width:220.5pt;height:.05pt;z-index:251689984;visibility:visible;mso-wrap-style:square;mso-wrap-distance-left:9pt;mso-wrap-distance-top:0;mso-wrap-distance-right:9pt;mso-wrap-distance-bottom:0;mso-position-horizontal:absolute;mso-position-horizontal-relative:text;mso-position-vertical:absolute;mso-position-vertical-relative:text;v-text-anchor:top" o:gfxdata="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" stroked="f">
-                <v:textbox style="mso-fit-shape-to-text:t" inset="0,0,0,0">
-                  <w:txbxContent>
-                    <w:p>
-                      <w:pPr>
-                        <w:pStyle w:val="Caption"/>
-                        <w:rPr>
-                          <w:sz w:val="26"/>
-                          <w:szCs w:val="26"/>
-                        </w:rPr>
-                      </w:pPr>
-                      <w:r>
-                        <w:t xml:space="preserve">Hình 8. </w:t>
-                      </w:r>
-                      <w:r>
-                        <w:t>Ảnh tất cả đường thẳng phát hiện được</w:t>
-                      </w:r>
-                    </w:p>
-                  </w:txbxContent>
-                </v:textbox>
-                <w10:wrap type="square"/>
-              </v:shape>
-            </w:pict>
-          </mc:Fallback>
-        </mc:AlternateContent>
-      </w:r>
-      <w:r>
-        <w:rPr>
-          <w:noProof/>
-        </w:rPr>
-        <mc:AlternateContent>
-          <mc:Choice Requires="wps">
-            <w:drawing>
-              <wp:anchor distT="0" distB="0" distL="114300" distR="114300" simplePos="0" relativeHeight="251712512" behindDoc="0" locked="0" layoutInCell="1" allowOverlap="1" wp14:anchorId="11734C7D" wp14:editId="3BE1045B">
-                <wp:simplePos x="0" y="0"/>
-                <wp:positionH relativeFrom="column">
-                  <wp:posOffset>-3810</wp:posOffset>
-                </wp:positionH>
-                <wp:positionV relativeFrom="paragraph">
-                  <wp:posOffset>1957070</wp:posOffset>
-                </wp:positionV>
-                <wp:extent cx="2800350" cy="635"/>
-                <wp:effectExtent l="0" t="0" r="0" b="0"/>
-                <wp:wrapSquare wrapText="bothSides"/>
-                <wp:docPr id="182526230" name="Text Box 1"/>
-                <wp:cNvGraphicFramePr/>
-                <a:graphic xmlns:a="http://schemas.openxmlformats.org/drawingml/2006/main">
-                  <a:graphicData uri="http://schemas.microsoft.com/office/word/2010/wordprocessingShape">
-                    <wps:wsp>
-                      <wps:cNvSpPr txBox="1"/>
-                      <wps:spPr>
-                        <a:xfrm>
-                          <a:off x="0" y="0"/>
-                          <a:ext cx="2800350" cy="635"/>
-                        </a:xfrm>
-                        <a:prstGeom prst="rect">
-                          <a:avLst/>
-                        </a:prstGeom>
-                        <a:solidFill>
-                          <a:prstClr val="white"/>
-                        </a:solidFill>
-                        <a:ln>
-                          <a:noFill/>
-                        </a:ln>
-                      </wps:spPr>
-                      <wps:txbx>
-                        <w:txbxContent>
-                          <w:p>
-                            <w:pPr>
-                              <w:pStyle w:val="Caption"/>
-                              <w:rPr>
-                                <w:noProof/>
-                                <w:sz w:val="26"/>
-                                <w:szCs w:val="26"/>
-                              </w:rPr>
-                            </w:pPr>
-                            <w:bookmarkStart w:id="26" w:name="_Toc225895759"/>
-                            <w:r>
-                              <w:t xml:space="preserve">Hình </w:t>
-                            </w:r>
-                            <w:r>
-                              <w:fldChar w:fldCharType="begin"/>
-                            </w:r>
-                            <w:r>
-                              <w:instrText xml:space="preserve"> SEQ Hình \* ARABIC </w:instrText>
-                            </w:r>
-                            <w:r>
-                              <w:fldChar w:fldCharType="separate"/>
-                            </w:r>
-                            <w:r>
-                              <w:rPr>
-                                <w:noProof/>
-                              </w:rPr>
-                              <w:t>9</w:t>
-                            </w:r>
-                            <w:r>
-                              <w:fldChar w:fldCharType="end"/>
-                            </w:r>
-                            <w:r>
-                              <w:t xml:space="preserve"> </w:t>
-                            </w:r>
-                            <w:r>
-                              <w:t>Ảnh tất cả đường thẳng phát hiện được</w:t>
-                            </w:r>
-                            <w:bookmarkEnd w:id="26"/>
-                          </w:p>
-                        </w:txbxContent>
-                      </wps:txbx>
-                      <wps:bodyPr rot="0" spcFirstLastPara="0" vertOverflow="overflow" horzOverflow="overflow" vert="horz" wrap="square" lIns="0" tIns="0" rIns="0" bIns="0" numCol="1" spcCol="0" rtlCol="0" fromWordArt="0" anchor="t" anchorCtr="0" forceAA="0" compatLnSpc="1">
-                        <a:prstTxWarp prst="textNoShape">
-                          <a:avLst/>
-                        </a:prstTxWarp>
-                        <a:spAutoFit/>
-                      </wps:bodyPr>
-                    </wps:wsp>
-                  </a:graphicData>
-                </a:graphic>
-              </wp:anchor>
-            </w:drawing>
-          </mc:Choice>
-          <mc:Fallback>
-            <w:pict>
-              <v:shape w14:anchorId="11734C7D" id="_x0000_s1042" type="#_x0000_t202" style="position:absolute;left:0;text-align:left;margin-left:-.3pt;margin-top:154.1pt;width:220.5pt;height:.05pt;z-index:251712512;visibility:visible;mso-wrap-style:square;mso-wrap-distance-left:9pt;mso-wrap-distance-top:0;mso-wrap-distance-right:9pt;mso-wrap-distance-bottom:0;mso-position-horizontal:absolute;mso-position-horizontal-relative:text;mso-position-vertical:absolute;mso-position-vertical-relative:text;v-text-anchor:top" o:gfxdata="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" stroked="f">
-                <v:textbox style="mso-fit-shape-to-text:t" inset="0,0,0,0">
-                  <w:txbxContent>
-                    <w:p>
-                      <w:pPr>
-                        <w:pStyle w:val="Caption"/>
-                        <w:rPr>
-                          <w:noProof/>
-                          <w:sz w:val="26"/>
-                          <w:szCs w:val="26"/>
-                        </w:rPr>
-                      </w:pPr>
-                      <w:bookmarkStart w:id="27" w:name="_Toc225895759"/>
-                      <w:r>
-                        <w:t xml:space="preserve">Hình </w:t>
-                      </w:r>
-                      <w:r>
-                        <w:fldChar w:fldCharType="begin"/>
-                      </w:r>
-                      <w:r>
-                        <w:instrText xml:space="preserve"> SEQ Hình \* ARABIC </w:instrText>
-                      </w:r>
-                      <w:r>
-                        <w:fldChar w:fldCharType="separate"/>
-                      </w:r>
-                      <w:r>
-                        <w:rPr>
-                          <w:noProof/>
-                        </w:rPr>
-                        <w:t>9</w:t>
-                      </w:r>
-                      <w:r>
-                        <w:fldChar w:fldCharType="end"/>
-                      </w:r>
-                      <w:r>
-                        <w:t xml:space="preserve"> </w:t>
-                      </w:r>
-                      <w:r>
-                        <w:t>Ảnh tất cả đường thẳng phát hiện được</w:t>
-                      </w:r>
-                      <w:bookmarkEnd w:id="27"/>
-                    </w:p>
-                  </w:txbxContent>
-                </v:textbox>
-                <w10:wrap type="square"/>
-              </v:shape>
-            </w:pict>
-          </mc:Fallback>
-        </mc:AlternateContent>
-      </w:r>
-      <w:r>
-        <w:rPr>
-          <w:lang w:val="en-US"/>
-        </w:rPr>
-        <w:drawing>
-          <wp:anchor distT="0" distB="0" distL="114300" distR="114300" simplePos="0" relativeHeight="251687936" behindDoc="0" locked="0" layoutInCell="1" allowOverlap="1" wp14:anchorId="03C81696" wp14:editId="3D2CD693">
-            <wp:simplePos x="0" y="0"/>
-            <wp:positionH relativeFrom="column">
-              <wp:posOffset>-3810</wp:posOffset>
-            </wp:positionH>
-            <wp:positionV relativeFrom="paragraph">
-              <wp:posOffset>4445</wp:posOffset>
-            </wp:positionV>
-            <wp:extent cx="2800350" cy="1895475"/>
-            <wp:effectExtent l="0" t="0" r="0" b="9525"/>
-            <wp:wrapSquare wrapText="bothSides"/>
-            <wp:docPr id="367792044" name="Picture 1"/>
-            <wp:cNvGraphicFramePr>
-              <a:graphicFrameLocks xmlns:a="http://schemas.openxmlformats.org/drawingml/2006/main" noChangeAspect="1"/>
-            </wp:cNvGraphicFramePr>
-            <a:graphic xmlns:a="http://schemas.openxmlformats.org/drawingml/2006/main">
-              <a:graphicData uri="http://schemas.openxmlformats.org/drawingml/2006/picture">
-                <pic:pic xmlns:pic="http://schemas.openxmlformats.org/drawingml/2006/picture">
-                  <pic:nvPicPr>
-                    <pic:cNvPr id="367792044" name=""/>
-                    <pic:cNvPicPr/>
-                  </pic:nvPicPr>
-                  <pic:blipFill>
-                    <a:blip r:embed="rId15">
-                      <a:extLst>
-                        <a:ext uri="{28A0092B-C50C-407E-A947-70E740481C1C}">
-                          <a14:useLocalDpi xmlns:a14="http://schemas.microsoft.com/office/drawing/2010/main" val="0"/>
-                        </a:ext>
-                      </a:extLst>
-                    </a:blip>
-                    <a:stretch>
-                      <a:fillRect/>
-                    </a:stretch>
-                  </pic:blipFill>
-                  <pic:spPr>
-                    <a:xfrm>
-                      <a:off x="0" y="0"/>
-                      <a:ext cx="2800350" cy="1895475"/>
-                    </a:xfrm>
-                    <a:prstGeom prst="rect">
-                      <a:avLst/>
-                    </a:prstGeom>
-                  </pic:spPr>
-                </pic:pic>
-              </a:graphicData>
-            </a:graphic>
-          </wp:anchor>
-        </w:drawing>
-      </w:r>
-    </w:p>
-    <w:p>
-      <w:pPr>
-        <w:ind w:firstLine="0"/>
-        <w:rPr>
-          <w:lang w:val="en-US"/>
-        </w:rPr>
-      </w:pPr>
-      <w:r>
-        <w:rPr>
-          <w:lang w:val="en-US"/>
-        </w:rPr>
-        <w:t xml:space="preserve">NOTE: Em </w:t>
-      </w:r>
-      <w:r>
-        <w:rPr>
-          <w:lang w:val="en-US"/>
-        </w:rPr>
-        <w:t>có cố gắng chỉnh các tham số để nó bắt nét được theo pixel nhưng do cái ảnh này khi mà nó đọc chuyển thành các matrix lại bị lệch, tức là khi mà em đưa ảnh đầu vào của em nó là dạng chữ nhật, thì khi nó đọc em thấy cái matrix của em mấy cái pixel nó không bao quanh như cái hình được mà nó bị xi, em chưa biết fix cái này nên em đang cố cải thiện thêm cho nên ảnh chưa được hoàn thiện lắm, mong thầy thông cảm ạ!</w:t>
-      </w:r>
-    </w:p>
-    <w:p>
-      <w:pPr>
-        <w:pStyle w:val="Heading2"/>
-        <w:ind w:firstLine="0"/>
-      </w:pPr>
-      <w:bookmarkStart w:id="28" w:name="_Toc225895534"/>
+      <w:bookmarkStart w:id="17" w:name="_Toc225900204"/>
       <w:r>
         <w:lastRenderedPageBreak/>
         <w:t xml:space="preserve">3. </w:t>
@@ -5613,7 +4134,7 @@
       <w:r>
         <w:t>Xác định tất cả các vật thể hình tròn xuất hiện trong ảnh</w:t>
       </w:r>
-      <w:bookmarkEnd w:id="28"/>
+      <w:bookmarkEnd w:id="17"/>
     </w:p>
     <w:p>
       <w:pPr>
@@ -5638,309 +4159,480 @@
       </w:pPr>
       <w:r>
         <w:rPr>
-          <w:noProof/>
-        </w:rPr>
-        <mc:AlternateContent>
-          <mc:Choice Requires="wps">
-            <w:drawing>
-              <wp:anchor distT="0" distB="0" distL="114300" distR="114300" simplePos="0" relativeHeight="251698176" behindDoc="0" locked="0" layoutInCell="1" allowOverlap="1" wp14:anchorId="5D837428" wp14:editId="4127D3B0">
-                <wp:simplePos x="0" y="0"/>
-                <wp:positionH relativeFrom="column">
-                  <wp:posOffset>3044190</wp:posOffset>
-                </wp:positionH>
-                <wp:positionV relativeFrom="paragraph">
-                  <wp:posOffset>2505075</wp:posOffset>
-                </wp:positionV>
-                <wp:extent cx="2800350" cy="635"/>
-                <wp:effectExtent l="0" t="0" r="0" b="0"/>
-                <wp:wrapSquare wrapText="bothSides"/>
-                <wp:docPr id="1915513596" name="Text Box 1"/>
-                <wp:cNvGraphicFramePr/>
-                <a:graphic xmlns:a="http://schemas.openxmlformats.org/drawingml/2006/main">
-                  <a:graphicData uri="http://schemas.microsoft.com/office/word/2010/wordprocessingShape">
-                    <wps:wsp>
-                      <wps:cNvSpPr txBox="1"/>
-                      <wps:spPr>
-                        <a:xfrm>
-                          <a:off x="0" y="0"/>
-                          <a:ext cx="2800350" cy="635"/>
-                        </a:xfrm>
-                        <a:prstGeom prst="rect">
-                          <a:avLst/>
-                        </a:prstGeom>
-                        <a:solidFill>
-                          <a:prstClr val="white"/>
-                        </a:solidFill>
-                        <a:ln>
-                          <a:noFill/>
-                        </a:ln>
-                      </wps:spPr>
-                      <wps:txbx>
-                        <w:txbxContent>
-                          <w:p>
-                            <w:pPr>
-                              <w:pStyle w:val="Caption"/>
-                              <w:rPr>
-                                <w:sz w:val="26"/>
-                                <w:szCs w:val="26"/>
-                              </w:rPr>
-                            </w:pPr>
-                            <w:r>
-                              <w:t xml:space="preserve">Hình 11. </w:t>
-                            </w:r>
-                            <w:r>
-                              <w:t>Ảnh tất cả đường tròn phát hiện được</w:t>
-                            </w:r>
-                          </w:p>
-                        </w:txbxContent>
-                      </wps:txbx>
-                      <wps:bodyPr rot="0" spcFirstLastPara="0" vertOverflow="overflow" horzOverflow="overflow" vert="horz" wrap="square" lIns="0" tIns="0" rIns="0" bIns="0" numCol="1" spcCol="0" rtlCol="0" fromWordArt="0" anchor="t" anchorCtr="0" forceAA="0" compatLnSpc="1">
-                        <a:prstTxWarp prst="textNoShape">
-                          <a:avLst/>
-                        </a:prstTxWarp>
-                        <a:spAutoFit/>
-                      </wps:bodyPr>
-                    </wps:wsp>
-                  </a:graphicData>
-                </a:graphic>
-              </wp:anchor>
-            </w:drawing>
-          </mc:Choice>
-          <mc:Fallback>
-            <w:pict>
-              <v:shape w14:anchorId="5D837428" id="_x0000_s1043" type="#_x0000_t202" style="position:absolute;left:0;text-align:left;margin-left:239.7pt;margin-top:197.25pt;width:220.5pt;height:.05pt;z-index:251698176;visibility:visible;mso-wrap-style:square;mso-wrap-distance-left:9pt;mso-wrap-distance-top:0;mso-wrap-distance-right:9pt;mso-wrap-distance-bottom:0;mso-position-horizontal:absolute;mso-position-horizontal-relative:text;mso-position-vertical:absolute;mso-position-vertical-relative:text;v-text-anchor:top" o:gfxdata="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" stroked="f">
-                <v:textbox style="mso-fit-shape-to-text:t" inset="0,0,0,0">
-                  <w:txbxContent>
-                    <w:p>
-                      <w:pPr>
-                        <w:pStyle w:val="Caption"/>
-                        <w:rPr>
-                          <w:sz w:val="26"/>
-                          <w:szCs w:val="26"/>
-                        </w:rPr>
-                      </w:pPr>
-                      <w:r>
-                        <w:t xml:space="preserve">Hình 11. </w:t>
-                      </w:r>
-                      <w:r>
-                        <w:t>Ảnh tất cả đường tròn phát hiện được</w:t>
-                      </w:r>
-                    </w:p>
-                  </w:txbxContent>
-                </v:textbox>
-                <w10:wrap type="square"/>
-              </v:shape>
-            </w:pict>
-          </mc:Fallback>
-        </mc:AlternateContent>
-      </w:r>
-      <w:r>
-        <w:rPr>
-          <w:noProof/>
-        </w:rPr>
-        <mc:AlternateContent>
-          <mc:Choice Requires="wps">
-            <w:drawing>
-              <wp:anchor distT="0" distB="0" distL="114300" distR="114300" simplePos="0" relativeHeight="251718656" behindDoc="0" locked="0" layoutInCell="1" allowOverlap="1" wp14:anchorId="6E59B16D" wp14:editId="50F7DE53">
-                <wp:simplePos x="0" y="0"/>
-                <wp:positionH relativeFrom="column">
-                  <wp:posOffset>3044190</wp:posOffset>
-                </wp:positionH>
-                <wp:positionV relativeFrom="paragraph">
-                  <wp:posOffset>2505075</wp:posOffset>
-                </wp:positionV>
-                <wp:extent cx="2800350" cy="635"/>
-                <wp:effectExtent l="0" t="0" r="0" b="0"/>
-                <wp:wrapSquare wrapText="bothSides"/>
-                <wp:docPr id="1219095839" name="Text Box 1"/>
-                <wp:cNvGraphicFramePr/>
-                <a:graphic xmlns:a="http://schemas.openxmlformats.org/drawingml/2006/main">
-                  <a:graphicData uri="http://schemas.microsoft.com/office/word/2010/wordprocessingShape">
-                    <wps:wsp>
-                      <wps:cNvSpPr txBox="1"/>
-                      <wps:spPr>
-                        <a:xfrm>
-                          <a:off x="0" y="0"/>
-                          <a:ext cx="2800350" cy="635"/>
-                        </a:xfrm>
-                        <a:prstGeom prst="rect">
-                          <a:avLst/>
-                        </a:prstGeom>
-                        <a:solidFill>
-                          <a:prstClr val="white"/>
-                        </a:solidFill>
-                        <a:ln>
-                          <a:noFill/>
-                        </a:ln>
-                      </wps:spPr>
-                      <wps:txbx>
-                        <w:txbxContent>
-                          <w:p>
-                            <w:pPr>
-                              <w:pStyle w:val="Caption"/>
-                              <w:rPr>
-                                <w:noProof/>
-                                <w:sz w:val="26"/>
-                                <w:szCs w:val="26"/>
-                              </w:rPr>
-                            </w:pPr>
-                            <w:bookmarkStart w:id="29" w:name="_Toc225895760"/>
-                            <w:r>
-                              <w:t xml:space="preserve">Hình </w:t>
-                            </w:r>
-                            <w:r>
-                              <w:fldChar w:fldCharType="begin"/>
-                            </w:r>
-                            <w:r>
-                              <w:instrText xml:space="preserve"> SEQ Hình \* ARABIC </w:instrText>
-                            </w:r>
-                            <w:r>
-                              <w:fldChar w:fldCharType="separate"/>
-                            </w:r>
-                            <w:r>
-                              <w:rPr>
-                                <w:noProof/>
-                              </w:rPr>
-                              <w:t>10</w:t>
-                            </w:r>
-                            <w:r>
-                              <w:fldChar w:fldCharType="end"/>
-                            </w:r>
-                            <w:r>
-                              <w:t xml:space="preserve"> </w:t>
-                            </w:r>
-                            <w:r>
-                              <w:t>Ảnh tất cả đường tròn phát hiện được</w:t>
-                            </w:r>
-                            <w:bookmarkEnd w:id="29"/>
-                          </w:p>
-                        </w:txbxContent>
-                      </wps:txbx>
-                      <wps:bodyPr rot="0" spcFirstLastPara="0" vertOverflow="overflow" horzOverflow="overflow" vert="horz" wrap="square" lIns="0" tIns="0" rIns="0" bIns="0" numCol="1" spcCol="0" rtlCol="0" fromWordArt="0" anchor="t" anchorCtr="0" forceAA="0" compatLnSpc="1">
-                        <a:prstTxWarp prst="textNoShape">
-                          <a:avLst/>
-                        </a:prstTxWarp>
-                        <a:spAutoFit/>
-                      </wps:bodyPr>
-                    </wps:wsp>
-                  </a:graphicData>
-                </a:graphic>
-              </wp:anchor>
-            </w:drawing>
-          </mc:Choice>
-          <mc:Fallback>
-            <w:pict>
-              <v:shape w14:anchorId="6E59B16D" id="_x0000_s1044" type="#_x0000_t202" style="position:absolute;left:0;text-align:left;margin-left:239.7pt;margin-top:197.25pt;width:220.5pt;height:.05pt;z-index:251718656;visibility:visible;mso-wrap-style:square;mso-wrap-distance-left:9pt;mso-wrap-distance-top:0;mso-wrap-distance-right:9pt;mso-wrap-distance-bottom:0;mso-position-horizontal:absolute;mso-position-horizontal-relative:text;mso-position-vertical:absolute;mso-position-vertical-relative:text;v-text-anchor:top" o:gfxdata="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" stroked="f">
-                <v:textbox style="mso-fit-shape-to-text:t" inset="0,0,0,0">
-                  <w:txbxContent>
-                    <w:p>
-                      <w:pPr>
-                        <w:pStyle w:val="Caption"/>
-                        <w:rPr>
-                          <w:noProof/>
-                          <w:sz w:val="26"/>
-                          <w:szCs w:val="26"/>
-                        </w:rPr>
-                      </w:pPr>
-                      <w:bookmarkStart w:id="30" w:name="_Toc225895760"/>
-                      <w:r>
-                        <w:t xml:space="preserve">Hình </w:t>
-                      </w:r>
-                      <w:r>
-                        <w:fldChar w:fldCharType="begin"/>
-                      </w:r>
-                      <w:r>
-                        <w:instrText xml:space="preserve"> SEQ Hình \* ARABIC </w:instrText>
-                      </w:r>
-                      <w:r>
-                        <w:fldChar w:fldCharType="separate"/>
-                      </w:r>
-                      <w:r>
-                        <w:rPr>
-                          <w:noProof/>
-                        </w:rPr>
-                        <w:t>10</w:t>
-                      </w:r>
-                      <w:r>
-                        <w:fldChar w:fldCharType="end"/>
-                      </w:r>
-                      <w:r>
-                        <w:t xml:space="preserve"> </w:t>
-                      </w:r>
-                      <w:r>
-                        <w:t>Ảnh tất cả đường tròn phát hiện được</w:t>
-                      </w:r>
-                      <w:bookmarkEnd w:id="30"/>
-                    </w:p>
-                  </w:txbxContent>
-                </v:textbox>
-                <w10:wrap type="square"/>
-              </v:shape>
-            </w:pict>
-          </mc:Fallback>
-        </mc:AlternateContent>
-      </w:r>
-      <w:r>
-        <w:rPr>
-          <w:lang w:val="en-US"/>
-        </w:rPr>
-        <w:drawing>
-          <wp:anchor distT="0" distB="0" distL="114300" distR="114300" simplePos="0" relativeHeight="251694080" behindDoc="0" locked="0" layoutInCell="1" allowOverlap="1" wp14:anchorId="66CC1E8C" wp14:editId="66189CC6">
-            <wp:simplePos x="0" y="0"/>
-            <wp:positionH relativeFrom="column">
-              <wp:posOffset>3044190</wp:posOffset>
-            </wp:positionH>
-            <wp:positionV relativeFrom="paragraph">
-              <wp:posOffset>552450</wp:posOffset>
-            </wp:positionV>
-            <wp:extent cx="2800350" cy="1895475"/>
-            <wp:effectExtent l="0" t="0" r="0" b="9525"/>
-            <wp:wrapSquare wrapText="bothSides"/>
-            <wp:docPr id="799807132" name="Picture 1"/>
-            <wp:cNvGraphicFramePr>
-              <a:graphicFrameLocks xmlns:a="http://schemas.openxmlformats.org/drawingml/2006/main" noChangeAspect="1"/>
-            </wp:cNvGraphicFramePr>
-            <a:graphic xmlns:a="http://schemas.openxmlformats.org/drawingml/2006/main">
-              <a:graphicData uri="http://schemas.openxmlformats.org/drawingml/2006/picture">
-                <pic:pic xmlns:pic="http://schemas.openxmlformats.org/drawingml/2006/picture">
-                  <pic:nvPicPr>
-                    <pic:cNvPr id="799807132" name=""/>
-                    <pic:cNvPicPr/>
-                  </pic:nvPicPr>
-                  <pic:blipFill>
-                    <a:blip r:embed="rId16">
-                      <a:extLst>
-                        <a:ext uri="{28A0092B-C50C-407E-A947-70E740481C1C}">
-                          <a14:useLocalDpi xmlns:a14="http://schemas.microsoft.com/office/drawing/2010/main" val="0"/>
-                        </a:ext>
-                      </a:extLst>
-                    </a:blip>
-                    <a:stretch>
-                      <a:fillRect/>
-                    </a:stretch>
-                  </pic:blipFill>
-                  <pic:spPr>
-                    <a:xfrm>
-                      <a:off x="0" y="0"/>
-                      <a:ext cx="2800350" cy="1895475"/>
-                    </a:xfrm>
-                    <a:prstGeom prst="rect">
-                      <a:avLst/>
-                    </a:prstGeom>
-                  </pic:spPr>
-                </pic:pic>
-              </a:graphicData>
-            </a:graphic>
-          </wp:anchor>
-        </w:drawing>
-      </w:r>
-      <w:r>
-        <w:rPr>
           <w:lang w:val="en-US"/>
         </w:rPr>
         <w:t>Sau đó lọc theo bán kính nhỏ nhất/lớn nhất và khoảng cách tâm để loại các vòng tròn không phù hợp.</w:t>
       </w:r>
     </w:p>
+    <w:tbl>
+      <w:tblPr>
+        <w:tblStyle w:val="TableGrid"/>
+        <w:tblW w:w="0" w:type="auto"/>
+        <w:tblLook w:val="04A0" w:firstRow="1" w:lastRow="0" w:firstColumn="1" w:lastColumn="0" w:noHBand="0" w:noVBand="1"/>
+      </w:tblPr>
+      <w:tblGrid>
+        <w:gridCol w:w="4531"/>
+        <w:gridCol w:w="4531"/>
+      </w:tblGrid>
+      <w:tr>
+        <w:tc>
+          <w:tcPr>
+            <w:tcW w:w="9062" w:type="dxa"/>
+            <w:gridSpan w:val="2"/>
+            <w:tcBorders>
+              <w:top w:val="nil"/>
+              <w:left w:val="nil"/>
+              <w:bottom w:val="nil"/>
+              <w:right w:val="nil"/>
+            </w:tcBorders>
+          </w:tcPr>
+          <w:p>
+            <w:pPr>
+              <w:keepNext/>
+              <w:ind w:right="0" w:firstLine="0"/>
+              <w:jc w:val="center"/>
+            </w:pPr>
+            <w:r>
+              <w:rPr>
+                <w:lang w:val="en-US"/>
+              </w:rPr>
+              <w:drawing>
+                <wp:inline distT="0" distB="0" distL="0" distR="0" wp14:anchorId="3F647236" wp14:editId="0F43303E">
+                  <wp:extent cx="2508250" cy="2090757"/>
+                  <wp:effectExtent l="0" t="0" r="6350" b="5080"/>
+                  <wp:docPr id="216089166" name="Picture 1"/>
+                  <wp:cNvGraphicFramePr>
+                    <a:graphicFrameLocks xmlns:a="http://schemas.openxmlformats.org/drawingml/2006/main" noChangeAspect="1"/>
+                  </wp:cNvGraphicFramePr>
+                  <a:graphic xmlns:a="http://schemas.openxmlformats.org/drawingml/2006/main">
+                    <a:graphicData uri="http://schemas.openxmlformats.org/drawingml/2006/picture">
+                      <pic:pic xmlns:pic="http://schemas.openxmlformats.org/drawingml/2006/picture">
+                        <pic:nvPicPr>
+                          <pic:cNvPr id="216089166" name=""/>
+                          <pic:cNvPicPr/>
+                        </pic:nvPicPr>
+                        <pic:blipFill>
+                          <a:blip r:embed="rId8"/>
+                          <a:stretch>
+                            <a:fillRect/>
+                          </a:stretch>
+                        </pic:blipFill>
+                        <pic:spPr>
+                          <a:xfrm>
+                            <a:off x="0" y="0"/>
+                            <a:ext cx="2509121" cy="2091483"/>
+                          </a:xfrm>
+                          <a:prstGeom prst="rect">
+                            <a:avLst/>
+                          </a:prstGeom>
+                        </pic:spPr>
+                      </pic:pic>
+                    </a:graphicData>
+                  </a:graphic>
+                </wp:inline>
+              </w:drawing>
+            </w:r>
+          </w:p>
+          <w:p>
+            <w:pPr>
+              <w:pStyle w:val="Caption"/>
+            </w:pPr>
+            <w:bookmarkStart w:id="18" w:name="_Toc225900178"/>
+            <w:r>
+              <w:t xml:space="preserve">Hình </w:t>
+            </w:r>
+            <w:r>
+              <w:fldChar w:fldCharType="begin"/>
+            </w:r>
+            <w:r>
+              <w:instrText xml:space="preserve"> SEQ Hình \* ARABIC </w:instrText>
+            </w:r>
+            <w:r>
+              <w:fldChar w:fldCharType="separate"/>
+            </w:r>
+            <w:r>
+              <w:rPr>
+                <w:noProof/>
+              </w:rPr>
+              <w:t>10</w:t>
+            </w:r>
+            <w:r>
+              <w:fldChar w:fldCharType="end"/>
+            </w:r>
+            <w:r>
+              <w:t>. Ảnh gốc</w:t>
+            </w:r>
+            <w:bookmarkEnd w:id="18"/>
+          </w:p>
+        </w:tc>
+      </w:tr>
+      <w:tr>
+        <w:tc>
+          <w:tcPr>
+            <w:tcW w:w="4531" w:type="dxa"/>
+            <w:tcBorders>
+              <w:top w:val="nil"/>
+              <w:left w:val="nil"/>
+              <w:bottom w:val="nil"/>
+              <w:right w:val="nil"/>
+            </w:tcBorders>
+          </w:tcPr>
+          <w:p>
+            <w:pPr>
+              <w:keepNext/>
+              <w:ind w:right="0" w:firstLine="0"/>
+              <w:jc w:val="center"/>
+            </w:pPr>
+            <w:r>
+              <w:rPr>
+                <w:lang w:val="en-US"/>
+              </w:rPr>
+              <w:drawing>
+                <wp:inline distT="0" distB="0" distL="0" distR="0" wp14:anchorId="68F1D80B" wp14:editId="6C94D1BF">
+                  <wp:extent cx="2609850" cy="2176014"/>
+                  <wp:effectExtent l="0" t="0" r="0" b="0"/>
+                  <wp:docPr id="1408263775" name="Picture 1"/>
+                  <wp:cNvGraphicFramePr>
+                    <a:graphicFrameLocks xmlns:a="http://schemas.openxmlformats.org/drawingml/2006/main" noChangeAspect="1"/>
+                  </wp:cNvGraphicFramePr>
+                  <a:graphic xmlns:a="http://schemas.openxmlformats.org/drawingml/2006/main">
+                    <a:graphicData uri="http://schemas.openxmlformats.org/drawingml/2006/picture">
+                      <pic:pic xmlns:pic="http://schemas.openxmlformats.org/drawingml/2006/picture">
+                        <pic:nvPicPr>
+                          <pic:cNvPr id="1408263775" name=""/>
+                          <pic:cNvPicPr/>
+                        </pic:nvPicPr>
+                        <pic:blipFill>
+                          <a:blip r:embed="rId16"/>
+                          <a:stretch>
+                            <a:fillRect/>
+                          </a:stretch>
+                        </pic:blipFill>
+                        <pic:spPr>
+                          <a:xfrm>
+                            <a:off x="0" y="0"/>
+                            <a:ext cx="2610095" cy="2176218"/>
+                          </a:xfrm>
+                          <a:prstGeom prst="rect">
+                            <a:avLst/>
+                          </a:prstGeom>
+                        </pic:spPr>
+                      </pic:pic>
+                    </a:graphicData>
+                  </a:graphic>
+                </wp:inline>
+              </w:drawing>
+            </w:r>
+          </w:p>
+          <w:p>
+            <w:pPr>
+              <w:pStyle w:val="Caption"/>
+              <w:rPr>
+                <w:lang w:val="en-US"/>
+              </w:rPr>
+            </w:pPr>
+            <w:bookmarkStart w:id="19" w:name="_Toc225900179"/>
+            <w:r>
+              <w:t xml:space="preserve">Hình </w:t>
+            </w:r>
+            <w:r>
+              <w:fldChar w:fldCharType="begin"/>
+            </w:r>
+            <w:r>
+              <w:instrText xml:space="preserve"> SEQ Hình \* ARABIC </w:instrText>
+            </w:r>
+            <w:r>
+              <w:fldChar w:fldCharType="separate"/>
+            </w:r>
+            <w:r>
+              <w:rPr>
+                <w:noProof/>
+              </w:rPr>
+              <w:t>11</w:t>
+            </w:r>
+            <w:r>
+              <w:fldChar w:fldCharType="end"/>
+            </w:r>
+            <w:r>
+              <w:t>. Xác định các hình tròn</w:t>
+            </w:r>
+            <w:bookmarkEnd w:id="19"/>
+          </w:p>
+        </w:tc>
+        <w:tc>
+          <w:tcPr>
+            <w:tcW w:w="4531" w:type="dxa"/>
+            <w:tcBorders>
+              <w:top w:val="nil"/>
+              <w:left w:val="nil"/>
+              <w:bottom w:val="nil"/>
+              <w:right w:val="nil"/>
+            </w:tcBorders>
+          </w:tcPr>
+          <w:p>
+            <w:pPr>
+              <w:keepNext/>
+              <w:ind w:right="0" w:firstLine="0"/>
+              <w:jc w:val="center"/>
+            </w:pPr>
+            <w:r>
+              <w:rPr>
+                <w:lang w:val="en-US"/>
+              </w:rPr>
+              <w:drawing>
+                <wp:inline distT="0" distB="0" distL="0" distR="0" wp14:anchorId="5770D7C4" wp14:editId="3A48F05A">
+                  <wp:extent cx="2619908" cy="2184400"/>
+                  <wp:effectExtent l="0" t="0" r="9525" b="6350"/>
+                  <wp:docPr id="2061892131" name="Picture 1"/>
+                  <wp:cNvGraphicFramePr>
+                    <a:graphicFrameLocks xmlns:a="http://schemas.openxmlformats.org/drawingml/2006/main" noChangeAspect="1"/>
+                  </wp:cNvGraphicFramePr>
+                  <a:graphic xmlns:a="http://schemas.openxmlformats.org/drawingml/2006/main">
+                    <a:graphicData uri="http://schemas.openxmlformats.org/drawingml/2006/picture">
+                      <pic:pic xmlns:pic="http://schemas.openxmlformats.org/drawingml/2006/picture">
+                        <pic:nvPicPr>
+                          <pic:cNvPr id="2061892131" name=""/>
+                          <pic:cNvPicPr/>
+                        </pic:nvPicPr>
+                        <pic:blipFill>
+                          <a:blip r:embed="rId17"/>
+                          <a:stretch>
+                            <a:fillRect/>
+                          </a:stretch>
+                        </pic:blipFill>
+                        <pic:spPr>
+                          <a:xfrm>
+                            <a:off x="0" y="0"/>
+                            <a:ext cx="2620518" cy="2184909"/>
+                          </a:xfrm>
+                          <a:prstGeom prst="rect">
+                            <a:avLst/>
+                          </a:prstGeom>
+                        </pic:spPr>
+                      </pic:pic>
+                    </a:graphicData>
+                  </a:graphic>
+                </wp:inline>
+              </w:drawing>
+            </w:r>
+          </w:p>
+          <w:p>
+            <w:pPr>
+              <w:pStyle w:val="Caption"/>
+            </w:pPr>
+            <w:bookmarkStart w:id="20" w:name="_Toc225900180"/>
+            <w:r>
+              <w:t xml:space="preserve">Hình </w:t>
+            </w:r>
+            <w:r>
+              <w:fldChar w:fldCharType="begin"/>
+            </w:r>
+            <w:r>
+              <w:instrText xml:space="preserve"> SEQ Hình \* ARABIC </w:instrText>
+            </w:r>
+            <w:r>
+              <w:fldChar w:fldCharType="separate"/>
+            </w:r>
+            <w:r>
+              <w:rPr>
+                <w:noProof/>
+              </w:rPr>
+              <w:t>12</w:t>
+            </w:r>
+            <w:r>
+              <w:fldChar w:fldCharType="end"/>
+            </w:r>
+            <w:r>
+              <w:t>. Loại bỏ đường tròn nhỏ</w:t>
+            </w:r>
+            <w:bookmarkEnd w:id="20"/>
+          </w:p>
+        </w:tc>
+      </w:tr>
+      <w:tr>
+        <w:tc>
+          <w:tcPr>
+            <w:tcW w:w="4531" w:type="dxa"/>
+            <w:tcBorders>
+              <w:top w:val="nil"/>
+              <w:left w:val="nil"/>
+              <w:bottom w:val="nil"/>
+              <w:right w:val="nil"/>
+            </w:tcBorders>
+          </w:tcPr>
+          <w:p>
+            <w:pPr>
+              <w:keepNext/>
+              <w:ind w:right="0" w:firstLine="0"/>
+              <w:jc w:val="center"/>
+            </w:pPr>
+            <w:r>
+              <w:rPr>
+                <w:lang w:val="en-US"/>
+              </w:rPr>
+              <w:drawing>
+                <wp:inline distT="0" distB="0" distL="0" distR="0" wp14:anchorId="159F27CA" wp14:editId="7EA1E3BF">
+                  <wp:extent cx="2660650" cy="2218369"/>
+                  <wp:effectExtent l="0" t="0" r="6350" b="0"/>
+                  <wp:docPr id="963977939" name="Picture 1"/>
+                  <wp:cNvGraphicFramePr>
+                    <a:graphicFrameLocks xmlns:a="http://schemas.openxmlformats.org/drawingml/2006/main" noChangeAspect="1"/>
+                  </wp:cNvGraphicFramePr>
+                  <a:graphic xmlns:a="http://schemas.openxmlformats.org/drawingml/2006/main">
+                    <a:graphicData uri="http://schemas.openxmlformats.org/drawingml/2006/picture">
+                      <pic:pic xmlns:pic="http://schemas.openxmlformats.org/drawingml/2006/picture">
+                        <pic:nvPicPr>
+                          <pic:cNvPr id="963977939" name=""/>
+                          <pic:cNvPicPr/>
+                        </pic:nvPicPr>
+                        <pic:blipFill>
+                          <a:blip r:embed="rId18"/>
+                          <a:stretch>
+                            <a:fillRect/>
+                          </a:stretch>
+                        </pic:blipFill>
+                        <pic:spPr>
+                          <a:xfrm>
+                            <a:off x="0" y="0"/>
+                            <a:ext cx="2660899" cy="2218577"/>
+                          </a:xfrm>
+                          <a:prstGeom prst="rect">
+                            <a:avLst/>
+                          </a:prstGeom>
+                        </pic:spPr>
+                      </pic:pic>
+                    </a:graphicData>
+                  </a:graphic>
+                </wp:inline>
+              </w:drawing>
+            </w:r>
+          </w:p>
+          <w:p>
+            <w:pPr>
+              <w:pStyle w:val="Caption"/>
+              <w:rPr>
+                <w:lang w:val="en-US"/>
+              </w:rPr>
+            </w:pPr>
+            <w:bookmarkStart w:id="21" w:name="_Toc225900181"/>
+            <w:r>
+              <w:t xml:space="preserve">Hình </w:t>
+            </w:r>
+            <w:r>
+              <w:fldChar w:fldCharType="begin"/>
+            </w:r>
+            <w:r>
+              <w:instrText xml:space="preserve"> SEQ Hình \* ARABIC </w:instrText>
+            </w:r>
+            <w:r>
+              <w:fldChar w:fldCharType="separate"/>
+            </w:r>
+            <w:r>
+              <w:rPr>
+                <w:noProof/>
+              </w:rPr>
+              <w:t>13</w:t>
+            </w:r>
+            <w:r>
+              <w:fldChar w:fldCharType="end"/>
+            </w:r>
+            <w:r>
+              <w:t>. Loại bỏ đương tròn lớn</w:t>
+            </w:r>
+            <w:bookmarkEnd w:id="21"/>
+          </w:p>
+        </w:tc>
+        <w:tc>
+          <w:tcPr>
+            <w:tcW w:w="4531" w:type="dxa"/>
+            <w:tcBorders>
+              <w:top w:val="nil"/>
+              <w:left w:val="nil"/>
+              <w:bottom w:val="nil"/>
+              <w:right w:val="nil"/>
+            </w:tcBorders>
+          </w:tcPr>
+          <w:p>
+            <w:pPr>
+              <w:keepNext/>
+              <w:ind w:right="0" w:firstLine="0"/>
+              <w:jc w:val="center"/>
+            </w:pPr>
+            <w:r>
+              <w:rPr>
+                <w:lang w:val="en-US"/>
+              </w:rPr>
+              <w:drawing>
+                <wp:inline distT="0" distB="0" distL="0" distR="0" wp14:anchorId="2564E22A" wp14:editId="0C2C40F3">
+                  <wp:extent cx="2667000" cy="2223664"/>
+                  <wp:effectExtent l="0" t="0" r="0" b="5715"/>
+                  <wp:docPr id="952521366" name="Picture 1"/>
+                  <wp:cNvGraphicFramePr>
+                    <a:graphicFrameLocks xmlns:a="http://schemas.openxmlformats.org/drawingml/2006/main" noChangeAspect="1"/>
+                  </wp:cNvGraphicFramePr>
+                  <a:graphic xmlns:a="http://schemas.openxmlformats.org/drawingml/2006/main">
+                    <a:graphicData uri="http://schemas.openxmlformats.org/drawingml/2006/picture">
+                      <pic:pic xmlns:pic="http://schemas.openxmlformats.org/drawingml/2006/picture">
+                        <pic:nvPicPr>
+                          <pic:cNvPr id="952521366" name=""/>
+                          <pic:cNvPicPr/>
+                        </pic:nvPicPr>
+                        <pic:blipFill>
+                          <a:blip r:embed="rId19"/>
+                          <a:stretch>
+                            <a:fillRect/>
+                          </a:stretch>
+                        </pic:blipFill>
+                        <pic:spPr>
+                          <a:xfrm>
+                            <a:off x="0" y="0"/>
+                            <a:ext cx="2667250" cy="2223873"/>
+                          </a:xfrm>
+                          <a:prstGeom prst="rect">
+                            <a:avLst/>
+                          </a:prstGeom>
+                        </pic:spPr>
+                      </pic:pic>
+                    </a:graphicData>
+                  </a:graphic>
+                </wp:inline>
+              </w:drawing>
+            </w:r>
+          </w:p>
+          <w:p>
+            <w:pPr>
+              <w:pStyle w:val="Caption"/>
+            </w:pPr>
+            <w:bookmarkStart w:id="22" w:name="_Toc225900182"/>
+            <w:r>
+              <w:t xml:space="preserve">Hình </w:t>
+            </w:r>
+            <w:r>
+              <w:fldChar w:fldCharType="begin"/>
+            </w:r>
+            <w:r>
+              <w:instrText xml:space="preserve"> SEQ Hình \* ARABIC </w:instrText>
+            </w:r>
+            <w:r>
+              <w:fldChar w:fldCharType="separate"/>
+            </w:r>
+            <w:r>
+              <w:rPr>
+                <w:noProof/>
+              </w:rPr>
+              <w:t>14</w:t>
+            </w:r>
+            <w:r>
+              <w:fldChar w:fldCharType="end"/>
+            </w:r>
+            <w:r>
+              <w:t>. Loại bỏ đường tròn gần nhau</w:t>
+            </w:r>
+            <w:bookmarkEnd w:id="22"/>
+          </w:p>
+        </w:tc>
+      </w:tr>
+    </w:tbl>
     <w:p>
       <w:pPr>
         <w:ind w:firstLine="0"/>
@@ -5950,402 +4642,13 @@
       </w:pPr>
       <w:r>
         <w:rPr>
-          <w:noProof/>
-        </w:rPr>
-        <mc:AlternateContent>
-          <mc:Choice Requires="wps">
-            <w:drawing>
-              <wp:anchor distT="0" distB="0" distL="114300" distR="114300" simplePos="0" relativeHeight="251696128" behindDoc="0" locked="0" layoutInCell="1" allowOverlap="1" wp14:anchorId="4138BA6E" wp14:editId="24EA5DAB">
-                <wp:simplePos x="0" y="0"/>
-                <wp:positionH relativeFrom="column">
-                  <wp:posOffset>-3810</wp:posOffset>
-                </wp:positionH>
-                <wp:positionV relativeFrom="paragraph">
-                  <wp:posOffset>1954530</wp:posOffset>
-                </wp:positionV>
-                <wp:extent cx="2800350" cy="635"/>
-                <wp:effectExtent l="0" t="0" r="0" b="0"/>
-                <wp:wrapSquare wrapText="bothSides"/>
-                <wp:docPr id="1895065772" name="Text Box 1"/>
-                <wp:cNvGraphicFramePr/>
-                <a:graphic xmlns:a="http://schemas.openxmlformats.org/drawingml/2006/main">
-                  <a:graphicData uri="http://schemas.microsoft.com/office/word/2010/wordprocessingShape">
-                    <wps:wsp>
-                      <wps:cNvSpPr txBox="1"/>
-                      <wps:spPr>
-                        <a:xfrm>
-                          <a:off x="0" y="0"/>
-                          <a:ext cx="2800350" cy="635"/>
-                        </a:xfrm>
-                        <a:prstGeom prst="rect">
-                          <a:avLst/>
-                        </a:prstGeom>
-                        <a:solidFill>
-                          <a:prstClr val="white"/>
-                        </a:solidFill>
-                        <a:ln>
-                          <a:noFill/>
-                        </a:ln>
-                      </wps:spPr>
-                      <wps:txbx>
-                        <w:txbxContent>
-                          <w:p>
-                            <w:pPr>
-                              <w:pStyle w:val="Caption"/>
-                              <w:rPr>
-                                <w:sz w:val="26"/>
-                                <w:szCs w:val="26"/>
-                              </w:rPr>
-                            </w:pPr>
-                            <w:r>
-                              <w:t>Hình 10. Ảnh gốc</w:t>
-                            </w:r>
-                          </w:p>
-                        </w:txbxContent>
-                      </wps:txbx>
-                      <wps:bodyPr rot="0" spcFirstLastPara="0" vertOverflow="overflow" horzOverflow="overflow" vert="horz" wrap="square" lIns="0" tIns="0" rIns="0" bIns="0" numCol="1" spcCol="0" rtlCol="0" fromWordArt="0" anchor="t" anchorCtr="0" forceAA="0" compatLnSpc="1">
-                        <a:prstTxWarp prst="textNoShape">
-                          <a:avLst/>
-                        </a:prstTxWarp>
-                        <a:spAutoFit/>
-                      </wps:bodyPr>
-                    </wps:wsp>
-                  </a:graphicData>
-                </a:graphic>
-              </wp:anchor>
-            </w:drawing>
-          </mc:Choice>
-          <mc:Fallback>
-            <w:pict>
-              <v:shape w14:anchorId="4138BA6E" id="_x0000_s1045" type="#_x0000_t202" style="position:absolute;left:0;text-align:left;margin-left:-.3pt;margin-top:153.9pt;width:220.5pt;height:.05pt;z-index:251696128;visibility:visible;mso-wrap-style:square;mso-wrap-distance-left:9pt;mso-wrap-distance-top:0;mso-wrap-distance-right:9pt;mso-wrap-distance-bottom:0;mso-position-horizontal:absolute;mso-position-horizontal-relative:text;mso-position-vertical:absolute;mso-position-vertical-relative:text;v-text-anchor:top" o:gfxdata="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" stroked="f">
-                <v:textbox style="mso-fit-shape-to-text:t" inset="0,0,0,0">
-                  <w:txbxContent>
-                    <w:p>
-                      <w:pPr>
-                        <w:pStyle w:val="Caption"/>
-                        <w:rPr>
-                          <w:sz w:val="26"/>
-                          <w:szCs w:val="26"/>
-                        </w:rPr>
-                      </w:pPr>
-                      <w:r>
-                        <w:t>Hình 10. Ảnh gốc</w:t>
-                      </w:r>
-                    </w:p>
-                  </w:txbxContent>
-                </v:textbox>
-                <w10:wrap type="square"/>
-              </v:shape>
-            </w:pict>
-          </mc:Fallback>
-        </mc:AlternateContent>
-      </w:r>
-      <w:r>
-        <w:rPr>
-          <w:noProof/>
-        </w:rPr>
-        <mc:AlternateContent>
-          <mc:Choice Requires="wps">
-            <w:drawing>
-              <wp:anchor distT="0" distB="0" distL="114300" distR="114300" simplePos="0" relativeHeight="251716608" behindDoc="0" locked="0" layoutInCell="1" allowOverlap="1" wp14:anchorId="2C8165DA" wp14:editId="2DA14547">
-                <wp:simplePos x="0" y="0"/>
-                <wp:positionH relativeFrom="column">
-                  <wp:posOffset>-3810</wp:posOffset>
-                </wp:positionH>
-                <wp:positionV relativeFrom="paragraph">
-                  <wp:posOffset>1954530</wp:posOffset>
-                </wp:positionV>
-                <wp:extent cx="2800350" cy="635"/>
-                <wp:effectExtent l="0" t="0" r="0" b="0"/>
-                <wp:wrapSquare wrapText="bothSides"/>
-                <wp:docPr id="1902880197" name="Text Box 1"/>
-                <wp:cNvGraphicFramePr/>
-                <a:graphic xmlns:a="http://schemas.openxmlformats.org/drawingml/2006/main">
-                  <a:graphicData uri="http://schemas.microsoft.com/office/word/2010/wordprocessingShape">
-                    <wps:wsp>
-                      <wps:cNvSpPr txBox="1"/>
-                      <wps:spPr>
-                        <a:xfrm>
-                          <a:off x="0" y="0"/>
-                          <a:ext cx="2800350" cy="635"/>
-                        </a:xfrm>
-                        <a:prstGeom prst="rect">
-                          <a:avLst/>
-                        </a:prstGeom>
-                        <a:solidFill>
-                          <a:prstClr val="white"/>
-                        </a:solidFill>
-                        <a:ln>
-                          <a:noFill/>
-                        </a:ln>
-                      </wps:spPr>
-                      <wps:txbx>
-                        <w:txbxContent>
-                          <w:p>
-                            <w:pPr>
-                              <w:pStyle w:val="Caption"/>
-                              <w:rPr>
-                                <w:noProof/>
-                                <w:sz w:val="26"/>
-                                <w:szCs w:val="26"/>
-                              </w:rPr>
-                            </w:pPr>
-                            <w:bookmarkStart w:id="31" w:name="_Toc225895761"/>
-                            <w:r>
-                              <w:t xml:space="preserve">Hình </w:t>
-                            </w:r>
-                            <w:r>
-                              <w:fldChar w:fldCharType="begin"/>
-                            </w:r>
-                            <w:r>
-                              <w:instrText xml:space="preserve"> SEQ Hình \* ARABIC </w:instrText>
-                            </w:r>
-                            <w:r>
-                              <w:fldChar w:fldCharType="separate"/>
-                            </w:r>
-                            <w:r>
-                              <w:rPr>
-                                <w:noProof/>
-                              </w:rPr>
-                              <w:t>11</w:t>
-                            </w:r>
-                            <w:r>
-                              <w:fldChar w:fldCharType="end"/>
-                            </w:r>
-                            <w:r>
-                              <w:t xml:space="preserve">. </w:t>
-                            </w:r>
-                            <w:r>
-                              <w:t>Ảnh gốc</w:t>
-                            </w:r>
-                            <w:bookmarkEnd w:id="31"/>
-                          </w:p>
-                        </w:txbxContent>
-                      </wps:txbx>
-                      <wps:bodyPr rot="0" spcFirstLastPara="0" vertOverflow="overflow" horzOverflow="overflow" vert="horz" wrap="square" lIns="0" tIns="0" rIns="0" bIns="0" numCol="1" spcCol="0" rtlCol="0" fromWordArt="0" anchor="t" anchorCtr="0" forceAA="0" compatLnSpc="1">
-                        <a:prstTxWarp prst="textNoShape">
-                          <a:avLst/>
-                        </a:prstTxWarp>
-                        <a:spAutoFit/>
-                      </wps:bodyPr>
-                    </wps:wsp>
-                  </a:graphicData>
-                </a:graphic>
-              </wp:anchor>
-            </w:drawing>
-          </mc:Choice>
-          <mc:Fallback>
-            <w:pict>
-              <v:shape w14:anchorId="2C8165DA" id="_x0000_s1046" type="#_x0000_t202" style="position:absolute;left:0;text-align:left;margin-left:-.3pt;margin-top:153.9pt;width:220.5pt;height:.05pt;z-index:251716608;visibility:visible;mso-wrap-style:square;mso-wrap-distance-left:9pt;mso-wrap-distance-top:0;mso-wrap-distance-right:9pt;mso-wrap-distance-bottom:0;mso-position-horizontal:absolute;mso-position-horizontal-relative:text;mso-position-vertical:absolute;mso-position-vertical-relative:text;v-text-anchor:top" o:gfxdata="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" stroked="f">
-                <v:textbox style="mso-fit-shape-to-text:t" inset="0,0,0,0">
-                  <w:txbxContent>
-                    <w:p>
-                      <w:pPr>
-                        <w:pStyle w:val="Caption"/>
-                        <w:rPr>
-                          <w:noProof/>
-                          <w:sz w:val="26"/>
-                          <w:szCs w:val="26"/>
-                        </w:rPr>
-                      </w:pPr>
-                      <w:bookmarkStart w:id="32" w:name="_Toc225895761"/>
-                      <w:r>
-                        <w:t xml:space="preserve">Hình </w:t>
-                      </w:r>
-                      <w:r>
-                        <w:fldChar w:fldCharType="begin"/>
-                      </w:r>
-                      <w:r>
-                        <w:instrText xml:space="preserve"> SEQ Hình \* ARABIC </w:instrText>
-                      </w:r>
-                      <w:r>
-                        <w:fldChar w:fldCharType="separate"/>
-                      </w:r>
-                      <w:r>
-                        <w:rPr>
-                          <w:noProof/>
-                        </w:rPr>
-                        <w:t>11</w:t>
-                      </w:r>
-                      <w:r>
-                        <w:fldChar w:fldCharType="end"/>
-                      </w:r>
-                      <w:r>
-                        <w:t xml:space="preserve">. </w:t>
-                      </w:r>
-                      <w:r>
-                        <w:t>Ảnh gốc</w:t>
-                      </w:r>
-                      <w:bookmarkEnd w:id="32"/>
-                    </w:p>
-                  </w:txbxContent>
-                </v:textbox>
-                <w10:wrap type="square"/>
-              </v:shape>
-            </w:pict>
-          </mc:Fallback>
-        </mc:AlternateContent>
-      </w:r>
-      <w:r>
-        <w:rPr>
           <w:lang w:val="en-US"/>
         </w:rPr>
-        <w:drawing>
-          <wp:anchor distT="0" distB="0" distL="114300" distR="114300" simplePos="0" relativeHeight="251693056" behindDoc="0" locked="0" layoutInCell="1" allowOverlap="1" wp14:anchorId="7E3F4954" wp14:editId="0DE1E40B">
-            <wp:simplePos x="0" y="0"/>
-            <wp:positionH relativeFrom="column">
-              <wp:posOffset>-3810</wp:posOffset>
-            </wp:positionH>
-            <wp:positionV relativeFrom="paragraph">
-              <wp:posOffset>1905</wp:posOffset>
-            </wp:positionV>
-            <wp:extent cx="2800350" cy="1895475"/>
-            <wp:effectExtent l="0" t="0" r="0" b="9525"/>
-            <wp:wrapSquare wrapText="bothSides"/>
-            <wp:docPr id="384214244" name="Picture 1"/>
-            <wp:cNvGraphicFramePr>
-              <a:graphicFrameLocks xmlns:a="http://schemas.openxmlformats.org/drawingml/2006/main" noChangeAspect="1"/>
-            </wp:cNvGraphicFramePr>
-            <a:graphic xmlns:a="http://schemas.openxmlformats.org/drawingml/2006/main">
-              <a:graphicData uri="http://schemas.openxmlformats.org/drawingml/2006/picture">
-                <pic:pic xmlns:pic="http://schemas.openxmlformats.org/drawingml/2006/picture">
-                  <pic:nvPicPr>
-                    <pic:cNvPr id="384214244" name=""/>
-                    <pic:cNvPicPr/>
-                  </pic:nvPicPr>
-                  <pic:blipFill>
-                    <a:blip r:embed="rId8">
-                      <a:extLst>
-                        <a:ext uri="{28A0092B-C50C-407E-A947-70E740481C1C}">
-                          <a14:useLocalDpi xmlns:a14="http://schemas.microsoft.com/office/drawing/2010/main" val="0"/>
-                        </a:ext>
-                      </a:extLst>
-                    </a:blip>
-                    <a:stretch>
-                      <a:fillRect/>
-                    </a:stretch>
-                  </pic:blipFill>
-                  <pic:spPr>
-                    <a:xfrm>
-                      <a:off x="0" y="0"/>
-                      <a:ext cx="2800350" cy="1895475"/>
-                    </a:xfrm>
-                    <a:prstGeom prst="rect">
-                      <a:avLst/>
-                    </a:prstGeom>
-                  </pic:spPr>
-                </pic:pic>
-              </a:graphicData>
-            </a:graphic>
-          </wp:anchor>
-        </w:drawing>
-      </w:r>
-    </w:p>
-    <w:p>
-      <w:pPr>
-        <w:keepNext/>
-        <w:ind w:firstLine="0"/>
-        <w:jc w:val="center"/>
-      </w:pPr>
-      <w:r>
-        <w:rPr>
-          <w:lang w:val="en-US"/>
-        </w:rPr>
-        <w:drawing>
-          <wp:inline distT="0" distB="0" distL="0" distR="0" wp14:anchorId="0500AABF" wp14:editId="05A323B4">
-            <wp:extent cx="2800350" cy="1895475"/>
-            <wp:effectExtent l="0" t="0" r="0" b="9525"/>
-            <wp:docPr id="854550564" name="Picture 1"/>
-            <wp:cNvGraphicFramePr>
-              <a:graphicFrameLocks xmlns:a="http://schemas.openxmlformats.org/drawingml/2006/main" noChangeAspect="1"/>
-            </wp:cNvGraphicFramePr>
-            <a:graphic xmlns:a="http://schemas.openxmlformats.org/drawingml/2006/main">
-              <a:graphicData uri="http://schemas.openxmlformats.org/drawingml/2006/picture">
-                <pic:pic xmlns:pic="http://schemas.openxmlformats.org/drawingml/2006/picture">
-                  <pic:nvPicPr>
-                    <pic:cNvPr id="854550564" name=""/>
-                    <pic:cNvPicPr/>
-                  </pic:nvPicPr>
-                  <pic:blipFill>
-                    <a:blip r:embed="rId17"/>
-                    <a:stretch>
-                      <a:fillRect/>
-                    </a:stretch>
-                  </pic:blipFill>
-                  <pic:spPr>
-                    <a:xfrm>
-                      <a:off x="0" y="0"/>
-                      <a:ext cx="2800350" cy="1895475"/>
-                    </a:xfrm>
-                    <a:prstGeom prst="rect">
-                      <a:avLst/>
-                    </a:prstGeom>
-                  </pic:spPr>
-                </pic:pic>
-              </a:graphicData>
-            </a:graphic>
-          </wp:inline>
-        </w:drawing>
-      </w:r>
-    </w:p>
-    <w:p>
-      <w:pPr>
-        <w:pStyle w:val="Caption"/>
-      </w:pPr>
-      <w:bookmarkStart w:id="33" w:name="_Toc225895762"/>
-      <w:r>
-        <w:t xml:space="preserve">Hình </w:t>
-      </w:r>
-      <w:r>
-        <w:fldChar w:fldCharType="begin"/>
-      </w:r>
-      <w:r>
-        <w:instrText xml:space="preserve"> SEQ Hình \* ARABIC </w:instrText>
-      </w:r>
-      <w:r>
-        <w:fldChar w:fldCharType="separate"/>
-      </w:r>
-      <w:r>
-        <w:rPr>
-          <w:noProof/>
-        </w:rPr>
-        <w:t>12</w:t>
-      </w:r>
-      <w:r>
-        <w:fldChar w:fldCharType="end"/>
-      </w:r>
-      <w:r>
-        <w:t xml:space="preserve">. </w:t>
-      </w:r>
-      <w:r>
-        <w:t>Ảnh đường tròn sau khi lọc kích thước và khoảng cách</w:t>
-      </w:r>
-      <w:bookmarkEnd w:id="33"/>
-    </w:p>
-    <w:p>
-      <w:pPr>
-        <w:ind w:firstLine="0"/>
-        <w:rPr>
-          <w:lang w:val="en-US"/>
-        </w:rPr>
-      </w:pPr>
-    </w:p>
-    <w:p>
-      <w:pPr>
-        <w:ind w:firstLine="0"/>
-        <w:rPr>
-          <w:lang w:val="en-US"/>
-        </w:rPr>
-      </w:pPr>
-      <w:r>
-        <w:rPr>
-          <w:lang w:val="en-US"/>
-        </w:rPr>
-        <w:t xml:space="preserve">NOTE: Em chọn ảnh hơi lỗi nên chưa chỉ rõ ra được sự khác biệt giữa hình 11 và 12, khi làm tới đây rồi em mới nhận ra mình chọn sai hình :’(( </w:t>
+        <w:t xml:space="preserve"> </w:t>
       </w:r>
     </w:p>
     <w:sectPr>
-      <w:headerReference w:type="default" r:id="rId18"/>
+      <w:headerReference w:type="default" r:id="rId20"/>
       <w:pgSz w:w="11907" w:h="16840" w:code="9"/>
       <w:pgMar w:top="1134" w:right="1134" w:bottom="1134" w:left="1701" w:header="720" w:footer="720" w:gutter="0"/>
       <w:pgNumType w:start="1"/>
@@ -7216,7 +5519,7 @@
   <w:style w:type="paragraph" w:default="1" w:styleId="Normal">
     <w:name w:val="Normal"/>
     <w:qFormat/>
-    <w:rsid w:val="00225AD6"/>
+    <w:rsid w:val="00E21C5F"/>
     <w:pPr>
       <w:spacing w:after="0" w:line="360" w:lineRule="auto"/>
       <w:ind w:right="714" w:firstLine="720"/>
@@ -7405,7 +5708,7 @@
     <w:uiPriority w:val="35"/>
     <w:unhideWhenUsed/>
     <w:qFormat/>
-    <w:rsid w:val="00015295"/>
+    <w:rsid w:val="00A32040"/>
     <w:pPr>
       <w:spacing w:after="200" w:line="240" w:lineRule="auto"/>
       <w:ind w:right="0" w:firstLine="0"/>
@@ -7549,6 +5852,25 @@
     <w:uiPriority w:val="99"/>
     <w:unhideWhenUsed/>
     <w:rsid w:val="00EF7CD6"/>
+  </w:style>
+  <w:style w:type="table" w:styleId="TableGrid">
+    <w:name w:val="Table Grid"/>
+    <w:basedOn w:val="TableNormal"/>
+    <w:uiPriority w:val="39"/>
+    <w:rsid w:val="001C2554"/>
+    <w:pPr>
+      <w:spacing w:after="0" w:line="240" w:lineRule="auto"/>
+    </w:pPr>
+    <w:tblPr>
+      <w:tblBorders>
+        <w:top w:val="single" w:sz="4" w:space="0" w:color="auto"/>
+        <w:left w:val="single" w:sz="4" w:space="0" w:color="auto"/>
+        <w:bottom w:val="single" w:sz="4" w:space="0" w:color="auto"/>
+        <w:right w:val="single" w:sz="4" w:space="0" w:color="auto"/>
+        <w:insideH w:val="single" w:sz="4" w:space="0" w:color="auto"/>
+        <w:insideV w:val="single" w:sz="4" w:space="0" w:color="auto"/>
+      </w:tblBorders>
+    </w:tblPr>
   </w:style>
 </w:styles>
 </file>
